--- a/data/concession-vologda/Приложение 1.docx
+++ b/data/concession-vologda/Приложение 1.docx
@@ -1,6 +1,6 @@
 
 <file path=word/document.xml><?xml version="1.0" encoding="utf-8"?>
-<w:document xmlns:wpc="http://schemas.microsoft.com/office/word/2010/wordprocessingCanvas" xmlns:cx="http://schemas.microsoft.com/office/drawing/2014/chartex" xmlns:cx1="http://schemas.microsoft.com/office/drawing/2015/9/8/chartex" xmlns:cx2="http://schemas.microsoft.com/office/drawing/2015/10/21/chartex" xmlns:cx3="http://schemas.microsoft.com/office/drawing/2016/5/9/chartex" xmlns:cx4="http://schemas.microsoft.com/office/drawing/2016/5/10/chartex" xmlns:cx5="http://schemas.microsoft.com/office/drawing/2016/5/11/chartex" xmlns:cx6="http://schemas.microsoft.com/office/drawing/2016/5/12/chartex" xmlns:cx7="http://schemas.microsoft.com/office/drawing/2016/5/13/chartex" xmlns:cx8="http://schemas.microsoft.com/office/drawing/2016/5/14/chartex" xmlns:mc="http://schemas.openxmlformats.org/markup-compatibility/2006" xmlns:aink="http://schemas.microsoft.com/office/drawing/2016/ink" xmlns:am3d="http://schemas.microsoft.com/office/drawing/2017/model3d" xmlns:o="urn:schemas-microsoft-com:office:office" xmlns:r="http://schemas.openxmlformats.org/officeDocument/2006/relationships" xmlns:m="http://schemas.openxmlformats.org/officeDocument/2006/math" xmlns:v="urn:schemas-microsoft-com:vml" xmlns:wp14="http://schemas.microsoft.com/office/word/2010/wordprocessingDrawing" xmlns:wp="http://schemas.openxmlformats.org/drawingml/2006/wordprocessingDrawing" xmlns:w10="urn:schemas-microsoft-com:office:word" xmlns:w="http://schemas.openxmlformats.org/wordprocessingml/2006/main" xmlns:w14="http://schemas.microsoft.com/office/word/2010/wordml" xmlns:w15="http://schemas.microsoft.com/office/word/2012/wordml" xmlns:w16cid="http://schemas.microsoft.com/office/word/2016/wordml/cid" xmlns:w16se="http://schemas.microsoft.com/office/word/2015/wordml/symex" xmlns:wpg="http://schemas.microsoft.com/office/word/2010/wordprocessingGroup" xmlns:wpi="http://schemas.microsoft.com/office/word/2010/wordprocessingInk" xmlns:wne="http://schemas.microsoft.com/office/word/2006/wordml" xmlns:wps="http://schemas.microsoft.com/office/word/2010/wordprocessingShape" mc:Ignorable="w14 w15 w16se w16cid wp14">
+<w:document xmlns:wpc="http://schemas.microsoft.com/office/word/2010/wordprocessingCanvas" xmlns:cx="http://schemas.microsoft.com/office/drawing/2014/chartex" xmlns:cx1="http://schemas.microsoft.com/office/drawing/2015/9/8/chartex" xmlns:cx2="http://schemas.microsoft.com/office/drawing/2015/10/21/chartex" xmlns:cx3="http://schemas.microsoft.com/office/drawing/2016/5/9/chartex" xmlns:cx4="http://schemas.microsoft.com/office/drawing/2016/5/10/chartex" xmlns:cx5="http://schemas.microsoft.com/office/drawing/2016/5/11/chartex" xmlns:cx6="http://schemas.microsoft.com/office/drawing/2016/5/12/chartex" xmlns:cx7="http://schemas.microsoft.com/office/drawing/2016/5/13/chartex" xmlns:cx8="http://schemas.microsoft.com/office/drawing/2016/5/14/chartex" xmlns:mc="http://schemas.openxmlformats.org/markup-compatibility/2006" xmlns:aink="http://schemas.microsoft.com/office/drawing/2016/ink" xmlns:am3d="http://schemas.microsoft.com/office/drawing/2017/model3d" xmlns:o="urn:schemas-microsoft-com:office:office" xmlns:oel="http://schemas.microsoft.com/office/2019/extlst" xmlns:r="http://schemas.openxmlformats.org/officeDocument/2006/relationships" xmlns:m="http://schemas.openxmlformats.org/officeDocument/2006/math" xmlns:v="urn:schemas-microsoft-com:vml" xmlns:wp14="http://schemas.microsoft.com/office/word/2010/wordprocessingDrawing" xmlns:wp="http://schemas.openxmlformats.org/drawingml/2006/wordprocessingDrawing" xmlns:w10="urn:schemas-microsoft-com:office:word" xmlns:w="http://schemas.openxmlformats.org/wordprocessingml/2006/main" xmlns:w14="http://schemas.microsoft.com/office/word/2010/wordml" xmlns:w15="http://schemas.microsoft.com/office/word/2012/wordml" xmlns:w16cex="http://schemas.microsoft.com/office/word/2018/wordml/cex" xmlns:w16cid="http://schemas.microsoft.com/office/word/2016/wordml/cid" xmlns:w16="http://schemas.microsoft.com/office/word/2018/wordml" xmlns:w16du="http://schemas.microsoft.com/office/word/2023/wordml/word16du" xmlns:w16sdtdh="http://schemas.microsoft.com/office/word/2020/wordml/sdtdatahash" xmlns:w16sdtfl="http://schemas.microsoft.com/office/word/2024/wordml/sdtformatlock" xmlns:w16se="http://schemas.microsoft.com/office/word/2015/wordml/symex" xmlns:wpg="http://schemas.microsoft.com/office/word/2010/wordprocessingGroup" xmlns:wpi="http://schemas.microsoft.com/office/word/2010/wordprocessingInk" xmlns:wne="http://schemas.microsoft.com/office/word/2006/wordml" xmlns:wps="http://schemas.microsoft.com/office/word/2010/wordprocessingShape" mc:Ignorable="w14 w15 w16se w16cid w16 w16cex w16sdtdh w16sdtfl w16du wp14">
   <w:body>
     <w:p>
       <w:pPr>
@@ -66,8 +66,6 @@
         </w:rPr>
         <w:t>28.12.</w:t>
       </w:r>
-      <w:bookmarkStart w:id="1" w:name="_GoBack"/>
-      <w:bookmarkEnd w:id="1"/>
       <w:r>
         <w:rPr>
           <w:rFonts w:ascii="Times New Roman" w:hAnsi="Times New Roman"/>
@@ -210,14 +208,13 @@
                 <w:sz w:val="24"/>
               </w:rPr>
             </w:pPr>
-            <w:bookmarkStart w:id="2" w:name="_Hlk482699815"/>
-            <w:r>
-              <w:rPr>
-                <w:rFonts w:ascii="Times New Roman" w:hAnsi="Times New Roman"/>
-                <w:b/>
-                <w:sz w:val="24"/>
-              </w:rPr>
-              <w:lastRenderedPageBreak/>
+            <w:bookmarkStart w:id="1" w:name="_Hlk482699815"/>
+            <w:r>
+              <w:rPr>
+                <w:rFonts w:ascii="Times New Roman" w:hAnsi="Times New Roman"/>
+                <w:b/>
+                <w:sz w:val="24"/>
+              </w:rPr>
               <w:t>№</w:t>
             </w:r>
           </w:p>
@@ -299,10 +296,6 @@
           </w:tcPr>
           <w:p>
             <w:pPr>
-              <w:numPr>
-                <w:ilvl w:val="0"/>
-                <w:numId w:val="1"/>
-              </w:numPr>
               <w:spacing w:after="0" w:line="252" w:lineRule="auto"/>
               <w:ind w:left="691" w:hanging="691"/>
               <w:contextualSpacing/>
@@ -313,6 +306,22 @@
                 <w:sz w:val="24"/>
               </w:rPr>
             </w:pPr>
+            <w:r>
+              <w:rPr>
+                <w:rFonts w:ascii="Times New Roman" w:hAnsi="Times New Roman"/>
+                <w:b/>
+                <w:sz w:val="24"/>
+              </w:rPr>
+              <w:t>1.</w:t>
+            </w:r>
+            <w:r>
+              <w:rPr>
+                <w:rFonts w:ascii="Times New Roman" w:hAnsi="Times New Roman"/>
+                <w:b/>
+                <w:sz w:val="24"/>
+              </w:rPr>
+              <w:tab/>
+            </w:r>
           </w:p>
         </w:tc>
         <w:tc>
@@ -384,10 +393,6 @@
           </w:tcPr>
           <w:p>
             <w:pPr>
-              <w:numPr>
-                <w:ilvl w:val="0"/>
-                <w:numId w:val="1"/>
-              </w:numPr>
               <w:spacing w:after="0" w:line="252" w:lineRule="auto"/>
               <w:ind w:left="691" w:hanging="691"/>
               <w:contextualSpacing/>
@@ -398,6 +403,22 @@
                 <w:sz w:val="24"/>
               </w:rPr>
             </w:pPr>
+            <w:r>
+              <w:rPr>
+                <w:rFonts w:ascii="Times New Roman" w:hAnsi="Times New Roman"/>
+                <w:b/>
+                <w:sz w:val="24"/>
+              </w:rPr>
+              <w:t>2.</w:t>
+            </w:r>
+            <w:r>
+              <w:rPr>
+                <w:rFonts w:ascii="Times New Roman" w:hAnsi="Times New Roman"/>
+                <w:b/>
+                <w:sz w:val="24"/>
+              </w:rPr>
+              <w:tab/>
+            </w:r>
           </w:p>
         </w:tc>
         <w:tc>
@@ -457,10 +478,6 @@
           </w:tcPr>
           <w:p>
             <w:pPr>
-              <w:numPr>
-                <w:ilvl w:val="0"/>
-                <w:numId w:val="1"/>
-              </w:numPr>
               <w:spacing w:after="0" w:line="252" w:lineRule="auto"/>
               <w:ind w:left="691" w:hanging="691"/>
               <w:contextualSpacing/>
@@ -471,6 +488,22 @@
                 <w:sz w:val="24"/>
               </w:rPr>
             </w:pPr>
+            <w:r>
+              <w:rPr>
+                <w:rFonts w:ascii="Times New Roman" w:hAnsi="Times New Roman"/>
+                <w:b/>
+                <w:sz w:val="24"/>
+              </w:rPr>
+              <w:t>3.</w:t>
+            </w:r>
+            <w:r>
+              <w:rPr>
+                <w:rFonts w:ascii="Times New Roman" w:hAnsi="Times New Roman"/>
+                <w:b/>
+                <w:sz w:val="24"/>
+              </w:rPr>
+              <w:tab/>
+            </w:r>
           </w:p>
         </w:tc>
         <w:tc>
@@ -527,10 +560,6 @@
           </w:tcPr>
           <w:p>
             <w:pPr>
-              <w:numPr>
-                <w:ilvl w:val="0"/>
-                <w:numId w:val="1"/>
-              </w:numPr>
               <w:spacing w:after="0" w:line="252" w:lineRule="auto"/>
               <w:ind w:left="691" w:hanging="691"/>
               <w:contextualSpacing/>
@@ -541,6 +570,22 @@
                 <w:sz w:val="24"/>
               </w:rPr>
             </w:pPr>
+            <w:r>
+              <w:rPr>
+                <w:rFonts w:ascii="Times New Roman" w:hAnsi="Times New Roman"/>
+                <w:b/>
+                <w:sz w:val="24"/>
+              </w:rPr>
+              <w:t>4.</w:t>
+            </w:r>
+            <w:r>
+              <w:rPr>
+                <w:rFonts w:ascii="Times New Roman" w:hAnsi="Times New Roman"/>
+                <w:b/>
+                <w:sz w:val="24"/>
+              </w:rPr>
+              <w:tab/>
+            </w:r>
           </w:p>
         </w:tc>
         <w:tc>
@@ -597,10 +642,6 @@
           </w:tcPr>
           <w:p>
             <w:pPr>
-              <w:numPr>
-                <w:ilvl w:val="0"/>
-                <w:numId w:val="1"/>
-              </w:numPr>
               <w:spacing w:after="0" w:line="252" w:lineRule="auto"/>
               <w:ind w:left="691" w:hanging="691"/>
               <w:contextualSpacing/>
@@ -611,6 +652,22 @@
                 <w:sz w:val="24"/>
               </w:rPr>
             </w:pPr>
+            <w:r>
+              <w:rPr>
+                <w:rFonts w:ascii="Times New Roman" w:hAnsi="Times New Roman"/>
+                <w:b/>
+                <w:sz w:val="24"/>
+              </w:rPr>
+              <w:t>5.</w:t>
+            </w:r>
+            <w:r>
+              <w:rPr>
+                <w:rFonts w:ascii="Times New Roman" w:hAnsi="Times New Roman"/>
+                <w:b/>
+                <w:sz w:val="24"/>
+              </w:rPr>
+              <w:tab/>
+            </w:r>
           </w:p>
         </w:tc>
         <w:tc>
@@ -677,10 +734,6 @@
           </w:tcPr>
           <w:p>
             <w:pPr>
-              <w:numPr>
-                <w:ilvl w:val="0"/>
-                <w:numId w:val="1"/>
-              </w:numPr>
               <w:spacing w:after="0" w:line="252" w:lineRule="auto"/>
               <w:ind w:left="691" w:hanging="691"/>
               <w:contextualSpacing/>
@@ -691,6 +744,22 @@
                 <w:sz w:val="24"/>
               </w:rPr>
             </w:pPr>
+            <w:r>
+              <w:rPr>
+                <w:rFonts w:ascii="Times New Roman" w:hAnsi="Times New Roman"/>
+                <w:b/>
+                <w:sz w:val="24"/>
+              </w:rPr>
+              <w:t>6.</w:t>
+            </w:r>
+            <w:r>
+              <w:rPr>
+                <w:rFonts w:ascii="Times New Roman" w:hAnsi="Times New Roman"/>
+                <w:b/>
+                <w:sz w:val="24"/>
+              </w:rPr>
+              <w:tab/>
+            </w:r>
           </w:p>
         </w:tc>
         <w:tc>
@@ -750,10 +819,6 @@
           </w:tcPr>
           <w:p>
             <w:pPr>
-              <w:numPr>
-                <w:ilvl w:val="0"/>
-                <w:numId w:val="1"/>
-              </w:numPr>
               <w:spacing w:after="0" w:line="252" w:lineRule="auto"/>
               <w:ind w:left="691" w:hanging="691"/>
               <w:contextualSpacing/>
@@ -764,6 +829,22 @@
                 <w:sz w:val="24"/>
               </w:rPr>
             </w:pPr>
+            <w:r>
+              <w:rPr>
+                <w:rFonts w:ascii="Times New Roman" w:hAnsi="Times New Roman"/>
+                <w:b/>
+                <w:sz w:val="24"/>
+              </w:rPr>
+              <w:t>7.</w:t>
+            </w:r>
+            <w:r>
+              <w:rPr>
+                <w:rFonts w:ascii="Times New Roman" w:hAnsi="Times New Roman"/>
+                <w:b/>
+                <w:sz w:val="24"/>
+              </w:rPr>
+              <w:tab/>
+            </w:r>
           </w:p>
         </w:tc>
         <w:tc>
@@ -921,10 +1002,6 @@
           </w:tcPr>
           <w:p>
             <w:pPr>
-              <w:numPr>
-                <w:ilvl w:val="0"/>
-                <w:numId w:val="1"/>
-              </w:numPr>
               <w:spacing w:after="0" w:line="252" w:lineRule="auto"/>
               <w:ind w:left="691" w:hanging="691"/>
               <w:contextualSpacing/>
@@ -935,6 +1012,22 @@
                 <w:sz w:val="24"/>
               </w:rPr>
             </w:pPr>
+            <w:r>
+              <w:rPr>
+                <w:rFonts w:ascii="Times New Roman" w:hAnsi="Times New Roman"/>
+                <w:b/>
+                <w:sz w:val="24"/>
+              </w:rPr>
+              <w:t>8.</w:t>
+            </w:r>
+            <w:r>
+              <w:rPr>
+                <w:rFonts w:ascii="Times New Roman" w:hAnsi="Times New Roman"/>
+                <w:b/>
+                <w:sz w:val="24"/>
+              </w:rPr>
+              <w:tab/>
+            </w:r>
           </w:p>
         </w:tc>
         <w:tc>
@@ -994,10 +1087,6 @@
           </w:tcPr>
           <w:p>
             <w:pPr>
-              <w:numPr>
-                <w:ilvl w:val="0"/>
-                <w:numId w:val="1"/>
-              </w:numPr>
               <w:spacing w:after="0" w:line="252" w:lineRule="auto"/>
               <w:ind w:left="691" w:hanging="691"/>
               <w:contextualSpacing/>
@@ -1008,6 +1097,22 @@
                 <w:sz w:val="24"/>
               </w:rPr>
             </w:pPr>
+            <w:r>
+              <w:rPr>
+                <w:rFonts w:ascii="Times New Roman" w:hAnsi="Times New Roman"/>
+                <w:b/>
+                <w:sz w:val="24"/>
+              </w:rPr>
+              <w:t>9.</w:t>
+            </w:r>
+            <w:r>
+              <w:rPr>
+                <w:rFonts w:ascii="Times New Roman" w:hAnsi="Times New Roman"/>
+                <w:b/>
+                <w:sz w:val="24"/>
+              </w:rPr>
+              <w:tab/>
+            </w:r>
           </w:p>
         </w:tc>
         <w:tc>
@@ -1067,10 +1172,6 @@
           </w:tcPr>
           <w:p>
             <w:pPr>
-              <w:numPr>
-                <w:ilvl w:val="0"/>
-                <w:numId w:val="1"/>
-              </w:numPr>
               <w:spacing w:after="0" w:line="252" w:lineRule="auto"/>
               <w:ind w:left="691" w:hanging="691"/>
               <w:contextualSpacing/>
@@ -1081,6 +1182,22 @@
                 <w:sz w:val="24"/>
               </w:rPr>
             </w:pPr>
+            <w:r>
+              <w:rPr>
+                <w:rFonts w:ascii="Times New Roman" w:hAnsi="Times New Roman"/>
+                <w:b/>
+                <w:sz w:val="24"/>
+              </w:rPr>
+              <w:t>10.</w:t>
+            </w:r>
+            <w:r>
+              <w:rPr>
+                <w:rFonts w:ascii="Times New Roman" w:hAnsi="Times New Roman"/>
+                <w:b/>
+                <w:sz w:val="24"/>
+              </w:rPr>
+              <w:tab/>
+            </w:r>
           </w:p>
         </w:tc>
         <w:tc>
@@ -1140,10 +1257,6 @@
           </w:tcPr>
           <w:p>
             <w:pPr>
-              <w:numPr>
-                <w:ilvl w:val="0"/>
-                <w:numId w:val="1"/>
-              </w:numPr>
               <w:spacing w:after="0" w:line="252" w:lineRule="auto"/>
               <w:ind w:left="691" w:hanging="691"/>
               <w:contextualSpacing/>
@@ -1154,6 +1267,22 @@
                 <w:sz w:val="24"/>
               </w:rPr>
             </w:pPr>
+            <w:r>
+              <w:rPr>
+                <w:rFonts w:ascii="Times New Roman" w:hAnsi="Times New Roman"/>
+                <w:b/>
+                <w:sz w:val="24"/>
+              </w:rPr>
+              <w:t>11.</w:t>
+            </w:r>
+            <w:r>
+              <w:rPr>
+                <w:rFonts w:ascii="Times New Roman" w:hAnsi="Times New Roman"/>
+                <w:b/>
+                <w:sz w:val="24"/>
+              </w:rPr>
+              <w:tab/>
+            </w:r>
           </w:p>
         </w:tc>
         <w:tc>
@@ -1230,23 +1359,7 @@
                 <w:rFonts w:ascii="Times New Roman" w:hAnsi="Times New Roman"/>
                 <w:sz w:val="24"/>
               </w:rPr>
-              <w:t xml:space="preserve">возмещение, выплачиваемое </w:t>
-            </w:r>
-            <w:proofErr w:type="spellStart"/>
-            <w:r>
-              <w:rPr>
-                <w:rFonts w:ascii="Times New Roman" w:hAnsi="Times New Roman"/>
-                <w:sz w:val="24"/>
-              </w:rPr>
-              <w:t>Концедентом</w:t>
-            </w:r>
-            <w:proofErr w:type="spellEnd"/>
-            <w:r>
-              <w:rPr>
-                <w:rFonts w:ascii="Times New Roman" w:hAnsi="Times New Roman"/>
-                <w:sz w:val="24"/>
-              </w:rPr>
-              <w:t xml:space="preserve"> Концессионеру в случае расторжения Соглашения ранее истечения </w:t>
+              <w:t xml:space="preserve">возмещение, выплачиваемое Концедентом Концессионеру в случае расторжения Соглашения ранее истечения </w:t>
             </w:r>
             <w:r>
               <w:rPr>
@@ -1274,23 +1387,7 @@
                 <w:rFonts w:ascii="Times New Roman" w:hAnsi="Times New Roman"/>
                 <w:sz w:val="24"/>
               </w:rPr>
-              <w:t xml:space="preserve">ействия Соглашения в соответствии с Приложением № 10 к Соглашению. Размер обязательств </w:t>
-            </w:r>
-            <w:proofErr w:type="spellStart"/>
-            <w:r>
-              <w:rPr>
-                <w:rFonts w:ascii="Times New Roman" w:hAnsi="Times New Roman"/>
-                <w:sz w:val="24"/>
-              </w:rPr>
-              <w:t>Концедента</w:t>
-            </w:r>
-            <w:proofErr w:type="spellEnd"/>
-            <w:r>
-              <w:rPr>
-                <w:rFonts w:ascii="Times New Roman" w:hAnsi="Times New Roman"/>
-                <w:sz w:val="24"/>
-              </w:rPr>
-              <w:t xml:space="preserve"> по </w:t>
+              <w:t xml:space="preserve">ействия Соглашения в соответствии с Приложением № 10 к Соглашению. Размер обязательств Концедента по </w:t>
             </w:r>
             <w:r>
               <w:rPr>
@@ -1344,10 +1441,6 @@
           </w:tcPr>
           <w:p>
             <w:pPr>
-              <w:numPr>
-                <w:ilvl w:val="0"/>
-                <w:numId w:val="1"/>
-              </w:numPr>
               <w:spacing w:after="0" w:line="252" w:lineRule="auto"/>
               <w:ind w:left="691" w:hanging="691"/>
               <w:contextualSpacing/>
@@ -1358,6 +1451,22 @@
                 <w:sz w:val="24"/>
               </w:rPr>
             </w:pPr>
+            <w:r>
+              <w:rPr>
+                <w:rFonts w:ascii="Times New Roman" w:hAnsi="Times New Roman"/>
+                <w:b/>
+                <w:sz w:val="24"/>
+              </w:rPr>
+              <w:t>12.</w:t>
+            </w:r>
+            <w:r>
+              <w:rPr>
+                <w:rFonts w:ascii="Times New Roman" w:hAnsi="Times New Roman"/>
+                <w:b/>
+                <w:sz w:val="24"/>
+              </w:rPr>
+              <w:tab/>
+            </w:r>
           </w:p>
         </w:tc>
         <w:tc>
@@ -1417,10 +1526,6 @@
           </w:tcPr>
           <w:p>
             <w:pPr>
-              <w:numPr>
-                <w:ilvl w:val="0"/>
-                <w:numId w:val="1"/>
-              </w:numPr>
               <w:spacing w:after="0" w:line="252" w:lineRule="auto"/>
               <w:ind w:left="691" w:hanging="691"/>
               <w:contextualSpacing/>
@@ -1431,6 +1536,22 @@
                 <w:sz w:val="24"/>
               </w:rPr>
             </w:pPr>
+            <w:r>
+              <w:rPr>
+                <w:rFonts w:ascii="Times New Roman" w:hAnsi="Times New Roman"/>
+                <w:b/>
+                <w:sz w:val="24"/>
+              </w:rPr>
+              <w:t>13.</w:t>
+            </w:r>
+            <w:r>
+              <w:rPr>
+                <w:rFonts w:ascii="Times New Roman" w:hAnsi="Times New Roman"/>
+                <w:b/>
+                <w:sz w:val="24"/>
+              </w:rPr>
+              <w:tab/>
+            </w:r>
           </w:p>
         </w:tc>
         <w:tc>
@@ -1490,10 +1611,6 @@
           </w:tcPr>
           <w:p>
             <w:pPr>
-              <w:numPr>
-                <w:ilvl w:val="0"/>
-                <w:numId w:val="1"/>
-              </w:numPr>
               <w:spacing w:after="0" w:line="252" w:lineRule="auto"/>
               <w:ind w:left="691" w:hanging="691"/>
               <w:contextualSpacing/>
@@ -1504,6 +1621,22 @@
                 <w:sz w:val="24"/>
               </w:rPr>
             </w:pPr>
+            <w:r>
+              <w:rPr>
+                <w:rFonts w:ascii="Times New Roman" w:hAnsi="Times New Roman"/>
+                <w:b/>
+                <w:sz w:val="24"/>
+              </w:rPr>
+              <w:t>14.</w:t>
+            </w:r>
+            <w:r>
+              <w:rPr>
+                <w:rFonts w:ascii="Times New Roman" w:hAnsi="Times New Roman"/>
+                <w:b/>
+                <w:sz w:val="24"/>
+              </w:rPr>
+              <w:tab/>
+            </w:r>
           </w:p>
         </w:tc>
         <w:tc>
@@ -1590,10 +1723,6 @@
           </w:tcPr>
           <w:p>
             <w:pPr>
-              <w:numPr>
-                <w:ilvl w:val="0"/>
-                <w:numId w:val="1"/>
-              </w:numPr>
               <w:spacing w:after="0" w:line="252" w:lineRule="auto"/>
               <w:ind w:left="691" w:hanging="691"/>
               <w:contextualSpacing/>
@@ -1604,6 +1733,22 @@
                 <w:sz w:val="24"/>
               </w:rPr>
             </w:pPr>
+            <w:r>
+              <w:rPr>
+                <w:rFonts w:ascii="Times New Roman" w:hAnsi="Times New Roman"/>
+                <w:b/>
+                <w:sz w:val="24"/>
+              </w:rPr>
+              <w:t>15.</w:t>
+            </w:r>
+            <w:r>
+              <w:rPr>
+                <w:rFonts w:ascii="Times New Roman" w:hAnsi="Times New Roman"/>
+                <w:b/>
+                <w:sz w:val="24"/>
+              </w:rPr>
+              <w:tab/>
+            </w:r>
           </w:p>
         </w:tc>
         <w:tc>
@@ -1730,10 +1875,6 @@
           </w:tcPr>
           <w:p>
             <w:pPr>
-              <w:numPr>
-                <w:ilvl w:val="0"/>
-                <w:numId w:val="1"/>
-              </w:numPr>
               <w:spacing w:after="0" w:line="252" w:lineRule="auto"/>
               <w:ind w:left="691" w:hanging="691"/>
               <w:contextualSpacing/>
@@ -1744,6 +1885,22 @@
                 <w:sz w:val="24"/>
               </w:rPr>
             </w:pPr>
+            <w:r>
+              <w:rPr>
+                <w:rFonts w:ascii="Times New Roman" w:hAnsi="Times New Roman"/>
+                <w:b/>
+                <w:sz w:val="24"/>
+              </w:rPr>
+              <w:t>16.</w:t>
+            </w:r>
+            <w:r>
+              <w:rPr>
+                <w:rFonts w:ascii="Times New Roman" w:hAnsi="Times New Roman"/>
+                <w:b/>
+                <w:sz w:val="24"/>
+              </w:rPr>
+              <w:tab/>
+            </w:r>
           </w:p>
         </w:tc>
         <w:tc>
@@ -1840,10 +1997,6 @@
           </w:tcPr>
           <w:p>
             <w:pPr>
-              <w:numPr>
-                <w:ilvl w:val="0"/>
-                <w:numId w:val="1"/>
-              </w:numPr>
               <w:spacing w:after="0" w:line="252" w:lineRule="auto"/>
               <w:ind w:left="691" w:hanging="691"/>
               <w:contextualSpacing/>
@@ -1854,6 +2007,22 @@
                 <w:sz w:val="24"/>
               </w:rPr>
             </w:pPr>
+            <w:r>
+              <w:rPr>
+                <w:rFonts w:ascii="Times New Roman" w:hAnsi="Times New Roman"/>
+                <w:b/>
+                <w:sz w:val="24"/>
+              </w:rPr>
+              <w:t>17.</w:t>
+            </w:r>
+            <w:r>
+              <w:rPr>
+                <w:rFonts w:ascii="Times New Roman" w:hAnsi="Times New Roman"/>
+                <w:b/>
+                <w:sz w:val="24"/>
+              </w:rPr>
+              <w:tab/>
+            </w:r>
           </w:p>
         </w:tc>
         <w:tc>
@@ -1924,10 +2093,6 @@
           <w:p>
             <w:pPr>
               <w:widowControl w:val="0"/>
-              <w:numPr>
-                <w:ilvl w:val="0"/>
-                <w:numId w:val="2"/>
-              </w:numPr>
               <w:tabs>
                 <w:tab w:val="left" w:pos="993"/>
               </w:tabs>
@@ -1944,16 +2109,26 @@
                 <w:rFonts w:ascii="Times New Roman" w:hAnsi="Times New Roman"/>
                 <w:sz w:val="24"/>
               </w:rPr>
+              <w:t>(i)</w:t>
+            </w:r>
+            <w:r>
+              <w:rPr>
+                <w:rFonts w:ascii="Times New Roman" w:hAnsi="Times New Roman"/>
+                <w:sz w:val="24"/>
+              </w:rPr>
+              <w:tab/>
+            </w:r>
+            <w:r>
+              <w:rPr>
+                <w:rFonts w:ascii="Times New Roman" w:hAnsi="Times New Roman"/>
+                <w:sz w:val="24"/>
+              </w:rPr>
               <w:t xml:space="preserve">дата истечения Срока Действия Соглашения; </w:t>
             </w:r>
           </w:p>
           <w:p>
             <w:pPr>
               <w:widowControl w:val="0"/>
-              <w:numPr>
-                <w:ilvl w:val="0"/>
-                <w:numId w:val="2"/>
-              </w:numPr>
               <w:tabs>
                 <w:tab w:val="left" w:pos="993"/>
               </w:tabs>
@@ -1970,16 +2145,26 @@
                 <w:rFonts w:ascii="Times New Roman" w:hAnsi="Times New Roman"/>
                 <w:sz w:val="24"/>
               </w:rPr>
+              <w:t>(ii)</w:t>
+            </w:r>
+            <w:r>
+              <w:rPr>
+                <w:rFonts w:ascii="Times New Roman" w:hAnsi="Times New Roman"/>
+                <w:sz w:val="24"/>
+              </w:rPr>
+              <w:tab/>
+            </w:r>
+            <w:r>
+              <w:rPr>
+                <w:rFonts w:ascii="Times New Roman" w:hAnsi="Times New Roman"/>
+                <w:sz w:val="24"/>
+              </w:rPr>
               <w:t>дата подписания Сторонами соглашения о досрочном расторжении Соглашения, если иная дата не указана в таком соглашении;</w:t>
             </w:r>
           </w:p>
           <w:p>
             <w:pPr>
               <w:widowControl w:val="0"/>
-              <w:numPr>
-                <w:ilvl w:val="0"/>
-                <w:numId w:val="2"/>
-              </w:numPr>
               <w:tabs>
                 <w:tab w:val="left" w:pos="993"/>
               </w:tabs>
@@ -1996,6 +2181,20 @@
                 <w:rFonts w:ascii="Times New Roman" w:hAnsi="Times New Roman"/>
                 <w:sz w:val="24"/>
               </w:rPr>
+              <w:t>(iii)</w:t>
+            </w:r>
+            <w:r>
+              <w:rPr>
+                <w:rFonts w:ascii="Times New Roman" w:hAnsi="Times New Roman"/>
+                <w:sz w:val="24"/>
+              </w:rPr>
+              <w:tab/>
+            </w:r>
+            <w:r>
+              <w:rPr>
+                <w:rFonts w:ascii="Times New Roman" w:hAnsi="Times New Roman"/>
+                <w:sz w:val="24"/>
+              </w:rPr>
               <w:t>дата, определенная в судебном решении о расторжении Соглашения.</w:t>
             </w:r>
           </w:p>
@@ -2011,10 +2210,6 @@
           </w:tcPr>
           <w:p>
             <w:pPr>
-              <w:numPr>
-                <w:ilvl w:val="0"/>
-                <w:numId w:val="1"/>
-              </w:numPr>
               <w:spacing w:after="0" w:line="252" w:lineRule="auto"/>
               <w:ind w:left="691" w:hanging="691"/>
               <w:contextualSpacing/>
@@ -2025,6 +2220,22 @@
                 <w:sz w:val="24"/>
               </w:rPr>
             </w:pPr>
+            <w:r>
+              <w:rPr>
+                <w:rFonts w:ascii="Times New Roman" w:hAnsi="Times New Roman"/>
+                <w:b/>
+                <w:sz w:val="24"/>
+              </w:rPr>
+              <w:t>18.</w:t>
+            </w:r>
+            <w:r>
+              <w:rPr>
+                <w:rFonts w:ascii="Times New Roman" w:hAnsi="Times New Roman"/>
+                <w:b/>
+                <w:sz w:val="24"/>
+              </w:rPr>
+              <w:tab/>
+            </w:r>
           </w:p>
         </w:tc>
         <w:tc>
@@ -2144,10 +2355,6 @@
           </w:tcPr>
           <w:p>
             <w:pPr>
-              <w:numPr>
-                <w:ilvl w:val="0"/>
-                <w:numId w:val="1"/>
-              </w:numPr>
               <w:spacing w:after="0" w:line="252" w:lineRule="auto"/>
               <w:ind w:left="691" w:hanging="691"/>
               <w:contextualSpacing/>
@@ -2158,6 +2365,22 @@
                 <w:sz w:val="24"/>
               </w:rPr>
             </w:pPr>
+            <w:r>
+              <w:rPr>
+                <w:rFonts w:ascii="Times New Roman" w:hAnsi="Times New Roman"/>
+                <w:b/>
+                <w:sz w:val="24"/>
+              </w:rPr>
+              <w:t>19.</w:t>
+            </w:r>
+            <w:r>
+              <w:rPr>
+                <w:rFonts w:ascii="Times New Roman" w:hAnsi="Times New Roman"/>
+                <w:b/>
+                <w:sz w:val="24"/>
+              </w:rPr>
+              <w:tab/>
+            </w:r>
           </w:p>
         </w:tc>
         <w:tc>
@@ -2230,10 +2453,6 @@
           </w:tcPr>
           <w:p>
             <w:pPr>
-              <w:numPr>
-                <w:ilvl w:val="0"/>
-                <w:numId w:val="1"/>
-              </w:numPr>
               <w:spacing w:after="0" w:line="252" w:lineRule="auto"/>
               <w:ind w:left="691" w:hanging="691"/>
               <w:contextualSpacing/>
@@ -2244,6 +2463,22 @@
                 <w:sz w:val="24"/>
               </w:rPr>
             </w:pPr>
+            <w:r>
+              <w:rPr>
+                <w:rFonts w:ascii="Times New Roman" w:hAnsi="Times New Roman"/>
+                <w:b/>
+                <w:sz w:val="24"/>
+              </w:rPr>
+              <w:t>20.</w:t>
+            </w:r>
+            <w:r>
+              <w:rPr>
+                <w:rFonts w:ascii="Times New Roman" w:hAnsi="Times New Roman"/>
+                <w:b/>
+                <w:sz w:val="24"/>
+              </w:rPr>
+              <w:tab/>
+            </w:r>
           </w:p>
         </w:tc>
         <w:tc>
@@ -2358,10 +2593,6 @@
           </w:tcPr>
           <w:p>
             <w:pPr>
-              <w:numPr>
-                <w:ilvl w:val="0"/>
-                <w:numId w:val="1"/>
-              </w:numPr>
               <w:spacing w:after="0" w:line="252" w:lineRule="auto"/>
               <w:ind w:left="691" w:hanging="691"/>
               <w:contextualSpacing/>
@@ -2372,6 +2603,22 @@
                 <w:sz w:val="24"/>
               </w:rPr>
             </w:pPr>
+            <w:r>
+              <w:rPr>
+                <w:rFonts w:ascii="Times New Roman" w:hAnsi="Times New Roman"/>
+                <w:b/>
+                <w:sz w:val="24"/>
+              </w:rPr>
+              <w:t>21.</w:t>
+            </w:r>
+            <w:r>
+              <w:rPr>
+                <w:rFonts w:ascii="Times New Roman" w:hAnsi="Times New Roman"/>
+                <w:b/>
+                <w:sz w:val="24"/>
+              </w:rPr>
+              <w:tab/>
+            </w:r>
           </w:p>
         </w:tc>
         <w:tc>
@@ -2442,10 +2689,6 @@
           </w:tcPr>
           <w:p>
             <w:pPr>
-              <w:numPr>
-                <w:ilvl w:val="0"/>
-                <w:numId w:val="1"/>
-              </w:numPr>
               <w:spacing w:after="0" w:line="252" w:lineRule="auto"/>
               <w:ind w:left="691" w:hanging="691"/>
               <w:contextualSpacing/>
@@ -2456,6 +2699,22 @@
                 <w:sz w:val="24"/>
               </w:rPr>
             </w:pPr>
+            <w:r>
+              <w:rPr>
+                <w:rFonts w:ascii="Times New Roman" w:hAnsi="Times New Roman"/>
+                <w:b/>
+                <w:sz w:val="24"/>
+              </w:rPr>
+              <w:t>22.</w:t>
+            </w:r>
+            <w:r>
+              <w:rPr>
+                <w:rFonts w:ascii="Times New Roman" w:hAnsi="Times New Roman"/>
+                <w:b/>
+                <w:sz w:val="24"/>
+              </w:rPr>
+              <w:tab/>
+            </w:r>
           </w:p>
         </w:tc>
         <w:tc>
@@ -2528,10 +2787,6 @@
           </w:tcPr>
           <w:p>
             <w:pPr>
-              <w:numPr>
-                <w:ilvl w:val="0"/>
-                <w:numId w:val="1"/>
-              </w:numPr>
               <w:spacing w:after="0" w:line="252" w:lineRule="auto"/>
               <w:ind w:left="691" w:hanging="691"/>
               <w:contextualSpacing/>
@@ -2542,6 +2797,22 @@
                 <w:sz w:val="24"/>
               </w:rPr>
             </w:pPr>
+            <w:r>
+              <w:rPr>
+                <w:rFonts w:ascii="Times New Roman" w:hAnsi="Times New Roman"/>
+                <w:b/>
+                <w:sz w:val="24"/>
+              </w:rPr>
+              <w:t>23.</w:t>
+            </w:r>
+            <w:r>
+              <w:rPr>
+                <w:rFonts w:ascii="Times New Roman" w:hAnsi="Times New Roman"/>
+                <w:b/>
+                <w:sz w:val="24"/>
+              </w:rPr>
+              <w:tab/>
+            </w:r>
           </w:p>
         </w:tc>
         <w:tc>
@@ -2696,10 +2967,6 @@
           </w:tcPr>
           <w:p>
             <w:pPr>
-              <w:numPr>
-                <w:ilvl w:val="0"/>
-                <w:numId w:val="1"/>
-              </w:numPr>
               <w:spacing w:after="0" w:line="252" w:lineRule="auto"/>
               <w:ind w:left="691" w:hanging="691"/>
               <w:contextualSpacing/>
@@ -2710,6 +2977,22 @@
                 <w:sz w:val="24"/>
               </w:rPr>
             </w:pPr>
+            <w:r>
+              <w:rPr>
+                <w:rFonts w:ascii="Times New Roman" w:hAnsi="Times New Roman"/>
+                <w:b/>
+                <w:sz w:val="24"/>
+              </w:rPr>
+              <w:t>24.</w:t>
+            </w:r>
+            <w:r>
+              <w:rPr>
+                <w:rFonts w:ascii="Times New Roman" w:hAnsi="Times New Roman"/>
+                <w:b/>
+                <w:sz w:val="24"/>
+              </w:rPr>
+              <w:tab/>
+            </w:r>
           </w:p>
         </w:tc>
         <w:tc>
@@ -2794,10 +3077,6 @@
           </w:tcPr>
           <w:p>
             <w:pPr>
-              <w:numPr>
-                <w:ilvl w:val="0"/>
-                <w:numId w:val="1"/>
-              </w:numPr>
               <w:spacing w:after="0" w:line="252" w:lineRule="auto"/>
               <w:ind w:left="691" w:hanging="691"/>
               <w:contextualSpacing/>
@@ -2808,6 +3087,22 @@
                 <w:sz w:val="24"/>
               </w:rPr>
             </w:pPr>
+            <w:r>
+              <w:rPr>
+                <w:rFonts w:ascii="Times New Roman" w:hAnsi="Times New Roman"/>
+                <w:b/>
+                <w:sz w:val="24"/>
+              </w:rPr>
+              <w:t>25.</w:t>
+            </w:r>
+            <w:r>
+              <w:rPr>
+                <w:rFonts w:ascii="Times New Roman" w:hAnsi="Times New Roman"/>
+                <w:b/>
+                <w:sz w:val="24"/>
+              </w:rPr>
+              <w:tab/>
+            </w:r>
           </w:p>
         </w:tc>
         <w:tc>
@@ -2830,18 +3125,8 @@
                 <w:b/>
                 <w:sz w:val="24"/>
               </w:rPr>
-              <w:t xml:space="preserve">Имущество </w:t>
-            </w:r>
-            <w:proofErr w:type="spellStart"/>
-            <w:r>
-              <w:rPr>
-                <w:rFonts w:ascii="Times New Roman" w:hAnsi="Times New Roman"/>
-                <w:b/>
-                <w:sz w:val="24"/>
-              </w:rPr>
-              <w:t>Концедента</w:t>
-            </w:r>
-            <w:proofErr w:type="spellEnd"/>
+              <w:t>Имущество Концедента</w:t>
+            </w:r>
           </w:p>
         </w:tc>
         <w:tc>
@@ -2862,39 +3147,7 @@
                 <w:rFonts w:ascii="Times New Roman" w:hAnsi="Times New Roman"/>
                 <w:sz w:val="24"/>
               </w:rPr>
-              <w:t xml:space="preserve">движимое имущество, предназначенное для функционирования Объекта Соглашения, а также объекты информационных технологий и технические средства обеспечения функционирования объектов информационных технологий, образующие единое целое с Объектом Соглашения и (или) предназначенные для использования в целях осуществления деятельности Концессионера по Соглашению, права на которые (или права на использование которых) принадлежат </w:t>
-            </w:r>
-            <w:proofErr w:type="spellStart"/>
-            <w:r>
-              <w:rPr>
-                <w:rFonts w:ascii="Times New Roman" w:hAnsi="Times New Roman"/>
-                <w:sz w:val="24"/>
-              </w:rPr>
-              <w:t>Концеденту</w:t>
-            </w:r>
-            <w:proofErr w:type="spellEnd"/>
-            <w:r>
-              <w:rPr>
-                <w:rFonts w:ascii="Times New Roman" w:hAnsi="Times New Roman"/>
-                <w:sz w:val="24"/>
-              </w:rPr>
-              <w:t xml:space="preserve">, состав и описание которых указано в Приложении № 4 к Соглашению (в случае если такое имущество передается </w:t>
-            </w:r>
-            <w:proofErr w:type="spellStart"/>
-            <w:r>
-              <w:rPr>
-                <w:rFonts w:ascii="Times New Roman" w:hAnsi="Times New Roman"/>
-                <w:sz w:val="24"/>
-              </w:rPr>
-              <w:t>Концедентом</w:t>
-            </w:r>
-            <w:proofErr w:type="spellEnd"/>
-            <w:r>
-              <w:rPr>
-                <w:rFonts w:ascii="Times New Roman" w:hAnsi="Times New Roman"/>
-                <w:sz w:val="24"/>
-              </w:rPr>
-              <w:t xml:space="preserve"> Концессионеру).</w:t>
+              <w:t>движимое имущество, предназначенное для функционирования Объекта Соглашения, а также объекты информационных технологий и технические средства обеспечения функционирования объектов информационных технологий, образующие единое целое с Объектом Соглашения и (или) предназначенные для использования в целях осуществления деятельности Концессионера по Соглашению, права на которые (или права на использование которых) принадлежат Концеденту, состав и описание которых указано в Приложении № 4 к Соглашению (в случае если такое имущество передается Концедентом Концессионеру).</w:t>
             </w:r>
           </w:p>
         </w:tc>
@@ -2906,10 +3159,6 @@
           </w:tcPr>
           <w:p>
             <w:pPr>
-              <w:numPr>
-                <w:ilvl w:val="0"/>
-                <w:numId w:val="1"/>
-              </w:numPr>
               <w:spacing w:after="0" w:line="252" w:lineRule="auto"/>
               <w:ind w:left="691" w:hanging="691"/>
               <w:contextualSpacing/>
@@ -2920,6 +3169,22 @@
                 <w:sz w:val="24"/>
               </w:rPr>
             </w:pPr>
+            <w:r>
+              <w:rPr>
+                <w:rFonts w:ascii="Times New Roman" w:hAnsi="Times New Roman"/>
+                <w:b/>
+                <w:sz w:val="24"/>
+              </w:rPr>
+              <w:t>26.</w:t>
+            </w:r>
+            <w:r>
+              <w:rPr>
+                <w:rFonts w:ascii="Times New Roman" w:hAnsi="Times New Roman"/>
+                <w:b/>
+                <w:sz w:val="24"/>
+              </w:rPr>
+              <w:tab/>
+            </w:r>
           </w:p>
         </w:tc>
         <w:tc>
@@ -2936,7 +3201,6 @@
                 <w:sz w:val="24"/>
               </w:rPr>
             </w:pPr>
-            <w:proofErr w:type="spellStart"/>
             <w:r>
               <w:rPr>
                 <w:rFonts w:ascii="Times New Roman" w:hAnsi="Times New Roman"/>
@@ -2945,7 +3209,6 @@
               </w:rPr>
               <w:t>Концедент</w:t>
             </w:r>
-            <w:proofErr w:type="spellEnd"/>
           </w:p>
         </w:tc>
         <w:tc>
@@ -3099,10 +3362,6 @@
           </w:tcPr>
           <w:p>
             <w:pPr>
-              <w:numPr>
-                <w:ilvl w:val="0"/>
-                <w:numId w:val="1"/>
-              </w:numPr>
               <w:spacing w:after="0" w:line="252" w:lineRule="auto"/>
               <w:ind w:left="691" w:hanging="691"/>
               <w:contextualSpacing/>
@@ -3113,6 +3372,22 @@
                 <w:sz w:val="24"/>
               </w:rPr>
             </w:pPr>
+            <w:r>
+              <w:rPr>
+                <w:rFonts w:ascii="Times New Roman" w:hAnsi="Times New Roman"/>
+                <w:b/>
+                <w:sz w:val="24"/>
+              </w:rPr>
+              <w:t>27.</w:t>
+            </w:r>
+            <w:r>
+              <w:rPr>
+                <w:rFonts w:ascii="Times New Roman" w:hAnsi="Times New Roman"/>
+                <w:b/>
+                <w:sz w:val="24"/>
+              </w:rPr>
+              <w:tab/>
+            </w:r>
           </w:p>
         </w:tc>
         <w:tc>
@@ -3169,10 +3444,6 @@
           </w:tcPr>
           <w:p>
             <w:pPr>
-              <w:numPr>
-                <w:ilvl w:val="0"/>
-                <w:numId w:val="1"/>
-              </w:numPr>
               <w:spacing w:after="0" w:line="252" w:lineRule="auto"/>
               <w:ind w:left="691" w:hanging="691"/>
               <w:contextualSpacing/>
@@ -3183,6 +3454,22 @@
                 <w:sz w:val="24"/>
               </w:rPr>
             </w:pPr>
+            <w:r>
+              <w:rPr>
+                <w:rFonts w:ascii="Times New Roman" w:hAnsi="Times New Roman"/>
+                <w:b/>
+                <w:sz w:val="24"/>
+              </w:rPr>
+              <w:t>28.</w:t>
+            </w:r>
+            <w:r>
+              <w:rPr>
+                <w:rFonts w:ascii="Times New Roman" w:hAnsi="Times New Roman"/>
+                <w:b/>
+                <w:sz w:val="24"/>
+              </w:rPr>
+              <w:tab/>
+            </w:r>
           </w:p>
         </w:tc>
         <w:tc>
@@ -3221,18 +3508,8 @@
                 <w:b/>
                 <w:sz w:val="24"/>
               </w:rPr>
-              <w:t xml:space="preserve">тносящееся к </w:t>
-            </w:r>
-            <w:proofErr w:type="spellStart"/>
-            <w:r>
-              <w:rPr>
-                <w:rFonts w:ascii="Times New Roman" w:hAnsi="Times New Roman"/>
-                <w:b/>
-                <w:sz w:val="24"/>
-              </w:rPr>
-              <w:t>Концеденту</w:t>
-            </w:r>
-            <w:proofErr w:type="spellEnd"/>
+              <w:t>тносящееся к Концеденту</w:t>
+            </w:r>
           </w:p>
         </w:tc>
         <w:tc>
@@ -3253,55 +3530,7 @@
                 <w:rFonts w:ascii="Times New Roman" w:hAnsi="Times New Roman"/>
                 <w:sz w:val="24"/>
               </w:rPr>
-              <w:t xml:space="preserve">уполномоченный орган </w:t>
-            </w:r>
-            <w:proofErr w:type="spellStart"/>
-            <w:r>
-              <w:rPr>
-                <w:rFonts w:ascii="Times New Roman" w:hAnsi="Times New Roman"/>
-                <w:sz w:val="24"/>
-              </w:rPr>
-              <w:t>Концедента</w:t>
-            </w:r>
-            <w:proofErr w:type="spellEnd"/>
-            <w:r>
-              <w:rPr>
-                <w:rFonts w:ascii="Times New Roman" w:hAnsi="Times New Roman"/>
-                <w:sz w:val="24"/>
-              </w:rPr>
-              <w:t xml:space="preserve"> (включая его представителей и сотрудников, консультантов уполномоченного органа и </w:t>
-            </w:r>
-            <w:proofErr w:type="spellStart"/>
-            <w:r>
-              <w:rPr>
-                <w:rFonts w:ascii="Times New Roman" w:hAnsi="Times New Roman"/>
-                <w:sz w:val="24"/>
-              </w:rPr>
-              <w:t>Концедента</w:t>
-            </w:r>
-            <w:proofErr w:type="spellEnd"/>
-            <w:r>
-              <w:rPr>
-                <w:rFonts w:ascii="Times New Roman" w:hAnsi="Times New Roman"/>
-                <w:sz w:val="24"/>
-              </w:rPr>
-              <w:t xml:space="preserve">), а также органы исполнительной власти </w:t>
-            </w:r>
-            <w:proofErr w:type="spellStart"/>
-            <w:r>
-              <w:rPr>
-                <w:rFonts w:ascii="Times New Roman" w:hAnsi="Times New Roman"/>
-                <w:sz w:val="24"/>
-              </w:rPr>
-              <w:t>Концедента</w:t>
-            </w:r>
-            <w:proofErr w:type="spellEnd"/>
-            <w:r>
-              <w:rPr>
-                <w:rFonts w:ascii="Times New Roman" w:hAnsi="Times New Roman"/>
-                <w:sz w:val="24"/>
-              </w:rPr>
-              <w:t xml:space="preserve"> и подведомственные им организации (включая их представителей и сотрудников), которые имеют полномочия, непосредственно относящиеся к реализации </w:t>
+              <w:t xml:space="preserve">уполномоченный орган Концедента (включая его представителей и сотрудников, консультантов уполномоченного органа и Концедента), а также органы исполнительной власти Концедента и подведомственные им организации (включая их представителей и сотрудников), которые имеют полномочия, непосредственно относящиеся к реализации </w:t>
             </w:r>
             <w:r>
               <w:rPr>
@@ -3327,10 +3556,6 @@
           </w:tcPr>
           <w:p>
             <w:pPr>
-              <w:numPr>
-                <w:ilvl w:val="0"/>
-                <w:numId w:val="1"/>
-              </w:numPr>
               <w:spacing w:after="0" w:line="252" w:lineRule="auto"/>
               <w:ind w:left="691" w:hanging="691"/>
               <w:contextualSpacing/>
@@ -3341,6 +3566,22 @@
                 <w:sz w:val="24"/>
               </w:rPr>
             </w:pPr>
+            <w:r>
+              <w:rPr>
+                <w:rFonts w:ascii="Times New Roman" w:hAnsi="Times New Roman"/>
+                <w:b/>
+                <w:sz w:val="24"/>
+              </w:rPr>
+              <w:t>29.</w:t>
+            </w:r>
+            <w:r>
+              <w:rPr>
+                <w:rFonts w:ascii="Times New Roman" w:hAnsi="Times New Roman"/>
+                <w:b/>
+                <w:sz w:val="24"/>
+              </w:rPr>
+              <w:tab/>
+            </w:r>
           </w:p>
         </w:tc>
         <w:tc>
@@ -3413,10 +3654,6 @@
           </w:tcPr>
           <w:p>
             <w:pPr>
-              <w:numPr>
-                <w:ilvl w:val="0"/>
-                <w:numId w:val="1"/>
-              </w:numPr>
               <w:spacing w:after="0" w:line="252" w:lineRule="auto"/>
               <w:ind w:left="691" w:hanging="691"/>
               <w:contextualSpacing/>
@@ -3427,6 +3664,22 @@
                 <w:sz w:val="24"/>
               </w:rPr>
             </w:pPr>
+            <w:r>
+              <w:rPr>
+                <w:rFonts w:ascii="Times New Roman" w:hAnsi="Times New Roman"/>
+                <w:b/>
+                <w:sz w:val="24"/>
+              </w:rPr>
+              <w:t>30.</w:t>
+            </w:r>
+            <w:r>
+              <w:rPr>
+                <w:rFonts w:ascii="Times New Roman" w:hAnsi="Times New Roman"/>
+                <w:b/>
+                <w:sz w:val="24"/>
+              </w:rPr>
+              <w:tab/>
+            </w:r>
           </w:p>
         </w:tc>
         <w:tc>
@@ -3471,15 +3724,7 @@
                 <w:rFonts w:ascii="Times New Roman" w:hAnsi="Times New Roman"/>
                 <w:sz w:val="24"/>
               </w:rPr>
-              <w:t xml:space="preserve">замена существующего оборудования на аналогичное, более эффективное или технически совершенное </w:t>
-            </w:r>
-            <w:r>
-              <w:rPr>
-                <w:rFonts w:ascii="Times New Roman" w:hAnsi="Times New Roman"/>
-                <w:sz w:val="24"/>
-              </w:rPr>
-              <w:lastRenderedPageBreak/>
-              <w:t xml:space="preserve">оборудование без изменения целевого назначения Объекта Соглашения / </w:t>
+              <w:t xml:space="preserve">замена существующего оборудования на аналогичное, более эффективное или технически совершенное оборудование без изменения целевого назначения Объекта Соглашения / </w:t>
             </w:r>
             <w:r>
               <w:rPr>
@@ -3493,55 +3738,7 @@
                 <w:rFonts w:ascii="Times New Roman" w:hAnsi="Times New Roman"/>
                 <w:sz w:val="24"/>
               </w:rPr>
-              <w:t xml:space="preserve">мущества </w:t>
-            </w:r>
-            <w:proofErr w:type="spellStart"/>
-            <w:r>
-              <w:rPr>
-                <w:rFonts w:ascii="Times New Roman" w:hAnsi="Times New Roman"/>
-                <w:sz w:val="24"/>
-              </w:rPr>
-              <w:t>Концедента</w:t>
-            </w:r>
-            <w:proofErr w:type="spellEnd"/>
-            <w:r>
-              <w:rPr>
-                <w:rFonts w:ascii="Times New Roman" w:hAnsi="Times New Roman"/>
-                <w:sz w:val="24"/>
-              </w:rPr>
-              <w:t xml:space="preserve"> (в случае если такое имущество передается </w:t>
-            </w:r>
-            <w:proofErr w:type="spellStart"/>
-            <w:r>
-              <w:rPr>
-                <w:rFonts w:ascii="Times New Roman" w:hAnsi="Times New Roman"/>
-                <w:sz w:val="24"/>
-              </w:rPr>
-              <w:t>Концедентом</w:t>
-            </w:r>
-            <w:proofErr w:type="spellEnd"/>
-            <w:r>
-              <w:rPr>
-                <w:rFonts w:ascii="Times New Roman" w:hAnsi="Times New Roman"/>
-                <w:sz w:val="24"/>
-              </w:rPr>
-              <w:t xml:space="preserve"> Концессионеру) или отдельных объектов, входящих в состав Объекта Соглашения / Имущества </w:t>
-            </w:r>
-            <w:proofErr w:type="spellStart"/>
-            <w:r>
-              <w:rPr>
-                <w:rFonts w:ascii="Times New Roman" w:hAnsi="Times New Roman"/>
-                <w:sz w:val="24"/>
-              </w:rPr>
-              <w:t>Концедента</w:t>
-            </w:r>
-            <w:proofErr w:type="spellEnd"/>
-            <w:r>
-              <w:rPr>
-                <w:rFonts w:ascii="Times New Roman" w:hAnsi="Times New Roman"/>
-                <w:sz w:val="24"/>
-              </w:rPr>
-              <w:t>, а также переработка (усовершенствование) объектов информационных технологий в составе Объекта Соглашения.</w:t>
+              <w:t>мущества Концедента (в случае если такое имущество передается Концедентом Концессионеру) или отдельных объектов, входящих в состав Объекта Соглашения / Имущества Концедента, а также переработка (усовершенствование) объектов информационных технологий в составе Объекта Соглашения.</w:t>
             </w:r>
           </w:p>
         </w:tc>
@@ -3553,10 +3750,6 @@
           </w:tcPr>
           <w:p>
             <w:pPr>
-              <w:numPr>
-                <w:ilvl w:val="0"/>
-                <w:numId w:val="1"/>
-              </w:numPr>
               <w:spacing w:after="0" w:line="252" w:lineRule="auto"/>
               <w:ind w:left="691" w:hanging="691"/>
               <w:contextualSpacing/>
@@ -3567,6 +3760,22 @@
                 <w:sz w:val="24"/>
               </w:rPr>
             </w:pPr>
+            <w:r>
+              <w:rPr>
+                <w:rFonts w:ascii="Times New Roman" w:hAnsi="Times New Roman"/>
+                <w:b/>
+                <w:sz w:val="24"/>
+              </w:rPr>
+              <w:t>31.</w:t>
+            </w:r>
+            <w:r>
+              <w:rPr>
+                <w:rFonts w:ascii="Times New Roman" w:hAnsi="Times New Roman"/>
+                <w:b/>
+                <w:sz w:val="24"/>
+              </w:rPr>
+              <w:tab/>
+            </w:r>
           </w:p>
         </w:tc>
         <w:tc>
@@ -3683,10 +3892,6 @@
           </w:tcPr>
           <w:p>
             <w:pPr>
-              <w:numPr>
-                <w:ilvl w:val="0"/>
-                <w:numId w:val="1"/>
-              </w:numPr>
               <w:spacing w:after="0" w:line="252" w:lineRule="auto"/>
               <w:ind w:left="691" w:hanging="691"/>
               <w:contextualSpacing/>
@@ -3697,6 +3902,22 @@
                 <w:sz w:val="24"/>
               </w:rPr>
             </w:pPr>
+            <w:r>
+              <w:rPr>
+                <w:rFonts w:ascii="Times New Roman" w:hAnsi="Times New Roman"/>
+                <w:b/>
+                <w:sz w:val="24"/>
+              </w:rPr>
+              <w:t>32.</w:t>
+            </w:r>
+            <w:r>
+              <w:rPr>
+                <w:rFonts w:ascii="Times New Roman" w:hAnsi="Times New Roman"/>
+                <w:b/>
+                <w:sz w:val="24"/>
+              </w:rPr>
+              <w:tab/>
+            </w:r>
           </w:p>
         </w:tc>
         <w:tc>
@@ -3773,31 +3994,11 @@
                 <w:rFonts w:ascii="Times New Roman" w:hAnsi="Times New Roman"/>
                 <w:sz w:val="24"/>
               </w:rPr>
-              <w:t xml:space="preserve">означает чрезвычайное и непредотвратимое обстоятельство вне разумного контроля </w:t>
-            </w:r>
-            <w:proofErr w:type="spellStart"/>
-            <w:r>
-              <w:rPr>
-                <w:rFonts w:ascii="Times New Roman" w:hAnsi="Times New Roman"/>
-                <w:sz w:val="24"/>
-              </w:rPr>
-              <w:t>Концедента</w:t>
-            </w:r>
-            <w:proofErr w:type="spellEnd"/>
-            <w:r>
-              <w:rPr>
-                <w:rFonts w:ascii="Times New Roman" w:hAnsi="Times New Roman"/>
-                <w:sz w:val="24"/>
-              </w:rPr>
-              <w:t xml:space="preserve"> или Концессионера, препятствующее полному или частичному исполнению любой Стороной своих обязательств по Соглашению или причиняющее существенный имущественный вред или разрушение Объекта Соглашения, включая (но не ограничиваясь):</w:t>
-            </w:r>
-          </w:p>
-          <w:p>
-            <w:pPr>
-              <w:numPr>
-                <w:ilvl w:val="0"/>
-                <w:numId w:val="3"/>
-              </w:numPr>
+              <w:t>означает чрезвычайное и непредотвратимое обстоятельство вне разумного контроля Концедента или Концессионера, препятствующее полному или частичному исполнению любой Стороной своих обязательств по Соглашению или причиняющее существенный имущественный вред или разрушение Объекта Соглашения, включая (но не ограничиваясь):</w:t>
+            </w:r>
+          </w:p>
+          <w:p>
+            <w:pPr>
               <w:spacing w:before="120" w:after="120" w:line="252" w:lineRule="auto"/>
               <w:ind w:left="714" w:hanging="357"/>
               <w:contextualSpacing/>
@@ -3812,31 +4013,25 @@
                 <w:rFonts w:ascii="Times New Roman" w:hAnsi="Times New Roman"/>
                 <w:sz w:val="24"/>
               </w:rPr>
-              <w:t xml:space="preserve">военные действия (будь то объявленные или необъявленные), вторжения, вооруженные конфликты либо действия зарубежных противников, при этом – в каждом случае – если в таковых участвует Российская Федерация либо если таковые оказывают на Российскую Федерацию непосредственное </w:t>
-            </w:r>
-            <w:proofErr w:type="spellStart"/>
-            <w:r>
-              <w:rPr>
-                <w:rFonts w:ascii="Times New Roman" w:hAnsi="Times New Roman"/>
-                <w:sz w:val="24"/>
-              </w:rPr>
-              <w:t>влияниеили</w:t>
-            </w:r>
-            <w:proofErr w:type="spellEnd"/>
-            <w:r>
-              <w:rPr>
-                <w:rFonts w:ascii="Times New Roman" w:hAnsi="Times New Roman"/>
-                <w:sz w:val="24"/>
-              </w:rPr>
-              <w:t xml:space="preserve"> террористические акты, в том числе введение военного или чрезвычайного положения;</w:t>
-            </w:r>
-          </w:p>
-          <w:p>
-            <w:pPr>
-              <w:numPr>
-                <w:ilvl w:val="0"/>
-                <w:numId w:val="3"/>
-              </w:numPr>
+              <w:t>(а)</w:t>
+            </w:r>
+            <w:r>
+              <w:rPr>
+                <w:rFonts w:ascii="Times New Roman" w:hAnsi="Times New Roman"/>
+                <w:sz w:val="24"/>
+              </w:rPr>
+              <w:tab/>
+            </w:r>
+            <w:r>
+              <w:rPr>
+                <w:rFonts w:ascii="Times New Roman" w:hAnsi="Times New Roman"/>
+                <w:sz w:val="24"/>
+              </w:rPr>
+              <w:t>военные действия (будь то объявленные или необъявленные), вторжения, вооруженные конфликты либо действия зарубежных противников, при этом – в каждом случае – если в таковых участвует Российская Федерация либо если таковые оказывают на Российскую Федерацию непосредственное влияниеили террористические акты, в том числе введение военного или чрезвычайного положения;</w:t>
+            </w:r>
+          </w:p>
+          <w:p>
+            <w:pPr>
               <w:spacing w:before="120" w:after="120" w:line="252" w:lineRule="auto"/>
               <w:ind w:left="714" w:hanging="357"/>
               <w:contextualSpacing/>
@@ -3851,15 +4046,25 @@
                 <w:rFonts w:ascii="Times New Roman" w:hAnsi="Times New Roman"/>
                 <w:sz w:val="24"/>
               </w:rPr>
+              <w:t>(б)</w:t>
+            </w:r>
+            <w:r>
+              <w:rPr>
+                <w:rFonts w:ascii="Times New Roman" w:hAnsi="Times New Roman"/>
+                <w:sz w:val="24"/>
+              </w:rPr>
+              <w:tab/>
+            </w:r>
+            <w:r>
+              <w:rPr>
+                <w:rFonts w:ascii="Times New Roman" w:hAnsi="Times New Roman"/>
+                <w:sz w:val="24"/>
+              </w:rPr>
               <w:t>ядерный взрыв, химическое или биологическое заражение;</w:t>
             </w:r>
           </w:p>
           <w:p>
             <w:pPr>
-              <w:numPr>
-                <w:ilvl w:val="0"/>
-                <w:numId w:val="3"/>
-              </w:numPr>
               <w:spacing w:before="120" w:after="120" w:line="252" w:lineRule="auto"/>
               <w:ind w:left="714" w:hanging="357"/>
               <w:contextualSpacing/>
@@ -3874,15 +4079,25 @@
                 <w:rFonts w:ascii="Times New Roman" w:hAnsi="Times New Roman"/>
                 <w:sz w:val="24"/>
               </w:rPr>
+              <w:t>(в)</w:t>
+            </w:r>
+            <w:r>
+              <w:rPr>
+                <w:rFonts w:ascii="Times New Roman" w:hAnsi="Times New Roman"/>
+                <w:sz w:val="24"/>
+              </w:rPr>
+              <w:tab/>
+            </w:r>
+            <w:r>
+              <w:rPr>
+                <w:rFonts w:ascii="Times New Roman" w:hAnsi="Times New Roman"/>
+                <w:sz w:val="24"/>
+              </w:rPr>
               <w:t>ударные волны, вызванные объектами, двигающимися со сверхзвуковой скоростью;</w:t>
             </w:r>
           </w:p>
           <w:p>
             <w:pPr>
-              <w:numPr>
-                <w:ilvl w:val="0"/>
-                <w:numId w:val="3"/>
-              </w:numPr>
               <w:spacing w:before="120" w:after="120" w:line="252" w:lineRule="auto"/>
               <w:ind w:left="714" w:hanging="357"/>
               <w:contextualSpacing/>
@@ -3897,15 +4112,25 @@
                 <w:rFonts w:ascii="Times New Roman" w:hAnsi="Times New Roman"/>
                 <w:sz w:val="24"/>
               </w:rPr>
+              <w:t>(г)</w:t>
+            </w:r>
+            <w:r>
+              <w:rPr>
+                <w:rFonts w:ascii="Times New Roman" w:hAnsi="Times New Roman"/>
+                <w:sz w:val="24"/>
+              </w:rPr>
+              <w:tab/>
+            </w:r>
+            <w:r>
+              <w:rPr>
+                <w:rFonts w:ascii="Times New Roman" w:hAnsi="Times New Roman"/>
+                <w:sz w:val="24"/>
+              </w:rPr>
               <w:t>революции, восстания или иные общественные беспорядки, террористические акты или саботаж;</w:t>
             </w:r>
           </w:p>
           <w:p>
             <w:pPr>
-              <w:numPr>
-                <w:ilvl w:val="0"/>
-                <w:numId w:val="3"/>
-              </w:numPr>
               <w:spacing w:before="120" w:after="120" w:line="252" w:lineRule="auto"/>
               <w:ind w:left="714" w:hanging="357"/>
               <w:contextualSpacing/>
@@ -3920,15 +4145,25 @@
                 <w:rFonts w:ascii="Times New Roman" w:hAnsi="Times New Roman"/>
                 <w:sz w:val="24"/>
               </w:rPr>
+              <w:t>(д)</w:t>
+            </w:r>
+            <w:r>
+              <w:rPr>
+                <w:rFonts w:ascii="Times New Roman" w:hAnsi="Times New Roman"/>
+                <w:sz w:val="24"/>
+              </w:rPr>
+              <w:tab/>
+            </w:r>
+            <w:r>
+              <w:rPr>
+                <w:rFonts w:ascii="Times New Roman" w:hAnsi="Times New Roman"/>
+                <w:sz w:val="24"/>
+              </w:rPr>
               <w:t>забастовки, «работа строго по правилам» (итальянские забастовки), намеренно замедленная работа и/или локауты, за исключением проводимых исключительно сотрудниками Концессионера или сотрудниками любого привлекаемого Концессионером подрядчика;</w:t>
             </w:r>
           </w:p>
           <w:p>
             <w:pPr>
-              <w:numPr>
-                <w:ilvl w:val="0"/>
-                <w:numId w:val="3"/>
-              </w:numPr>
               <w:spacing w:before="120" w:after="120" w:line="252" w:lineRule="auto"/>
               <w:ind w:left="714" w:hanging="357"/>
               <w:contextualSpacing/>
@@ -3943,15 +4178,25 @@
                 <w:rFonts w:ascii="Times New Roman" w:hAnsi="Times New Roman"/>
                 <w:sz w:val="24"/>
               </w:rPr>
+              <w:t>(е)</w:t>
+            </w:r>
+            <w:r>
+              <w:rPr>
+                <w:rFonts w:ascii="Times New Roman" w:hAnsi="Times New Roman"/>
+                <w:sz w:val="24"/>
+              </w:rPr>
+              <w:tab/>
+            </w:r>
+            <w:r>
+              <w:rPr>
+                <w:rFonts w:ascii="Times New Roman" w:hAnsi="Times New Roman"/>
+                <w:sz w:val="24"/>
+              </w:rPr>
               <w:t>любое влияние стихий, включая молнии, пожары, землетрясения, песчаные бури, наводнения, цунами, бури, ураганы, или торнадо;</w:t>
             </w:r>
           </w:p>
           <w:p>
             <w:pPr>
-              <w:numPr>
-                <w:ilvl w:val="0"/>
-                <w:numId w:val="3"/>
-              </w:numPr>
               <w:spacing w:before="120" w:after="120" w:line="252" w:lineRule="auto"/>
               <w:ind w:left="714" w:hanging="357"/>
               <w:contextualSpacing/>
@@ -3966,15 +4211,25 @@
                 <w:rFonts w:ascii="Times New Roman" w:hAnsi="Times New Roman"/>
                 <w:sz w:val="24"/>
               </w:rPr>
+              <w:t>(ж)</w:t>
+            </w:r>
+            <w:r>
+              <w:rPr>
+                <w:rFonts w:ascii="Times New Roman" w:hAnsi="Times New Roman"/>
+                <w:sz w:val="24"/>
+              </w:rPr>
+              <w:tab/>
+            </w:r>
+            <w:r>
+              <w:rPr>
+                <w:rFonts w:ascii="Times New Roman" w:hAnsi="Times New Roman"/>
+                <w:sz w:val="24"/>
+              </w:rPr>
               <w:t>эпидемия, пандемия;</w:t>
             </w:r>
           </w:p>
           <w:p>
             <w:pPr>
-              <w:numPr>
-                <w:ilvl w:val="0"/>
-                <w:numId w:val="3"/>
-              </w:numPr>
               <w:spacing w:before="120" w:after="120" w:line="252" w:lineRule="auto"/>
               <w:ind w:left="714" w:hanging="357"/>
               <w:contextualSpacing/>
@@ -3989,16 +4244,25 @@
                 <w:rFonts w:ascii="Times New Roman" w:hAnsi="Times New Roman"/>
                 <w:sz w:val="24"/>
               </w:rPr>
-              <w:lastRenderedPageBreak/>
+              <w:t>(з)</w:t>
+            </w:r>
+            <w:r>
+              <w:rPr>
+                <w:rFonts w:ascii="Times New Roman" w:hAnsi="Times New Roman"/>
+                <w:sz w:val="24"/>
+              </w:rPr>
+              <w:tab/>
+            </w:r>
+            <w:r>
+              <w:rPr>
+                <w:rFonts w:ascii="Times New Roman" w:hAnsi="Times New Roman"/>
+                <w:sz w:val="24"/>
+              </w:rPr>
               <w:t>авария на объекте электроэнергетики и/или энергопринимающих установках потребителей электрической энергии в соответствии с постановлением Правительства Российской Федерации от 28 октября 2009 г. № 846;</w:t>
             </w:r>
           </w:p>
           <w:p>
             <w:pPr>
-              <w:numPr>
-                <w:ilvl w:val="0"/>
-                <w:numId w:val="3"/>
-              </w:numPr>
               <w:spacing w:before="120" w:after="120" w:line="252" w:lineRule="auto"/>
               <w:ind w:left="714" w:hanging="357"/>
               <w:contextualSpacing/>
@@ -4013,16 +4277,27 @@
                 <w:rFonts w:ascii="Times New Roman" w:hAnsi="Times New Roman"/>
                 <w:sz w:val="24"/>
               </w:rPr>
+              <w:t>(и)</w:t>
+            </w:r>
+            <w:r>
+              <w:rPr>
+                <w:rFonts w:ascii="Times New Roman" w:hAnsi="Times New Roman"/>
+                <w:sz w:val="24"/>
+              </w:rPr>
+              <w:tab/>
+            </w:r>
+            <w:r>
+              <w:rPr>
+                <w:rFonts w:ascii="Times New Roman" w:hAnsi="Times New Roman"/>
+                <w:sz w:val="24"/>
+              </w:rPr>
               <w:t>прекращение функционирования или перерыв в работе Взаимоувязанной Сети Связи Российской Федерации;</w:t>
             </w:r>
           </w:p>
           <w:p>
             <w:pPr>
-              <w:numPr>
-                <w:ilvl w:val="0"/>
-                <w:numId w:val="3"/>
-              </w:numPr>
               <w:spacing w:before="120" w:after="120" w:line="252" w:lineRule="auto"/>
+              <w:ind w:left="720" w:hanging="360"/>
               <w:contextualSpacing/>
               <w:jc w:val="both"/>
               <w:rPr>
@@ -4030,6 +4305,20 @@
                 <w:sz w:val="24"/>
               </w:rPr>
             </w:pPr>
+            <w:r>
+              <w:rPr>
+                <w:rFonts w:ascii="Times New Roman" w:hAnsi="Times New Roman"/>
+                <w:sz w:val="24"/>
+              </w:rPr>
+              <w:t>(к)</w:t>
+            </w:r>
+            <w:r>
+              <w:rPr>
+                <w:rFonts w:ascii="Times New Roman" w:hAnsi="Times New Roman"/>
+                <w:sz w:val="24"/>
+              </w:rPr>
+              <w:tab/>
+            </w:r>
             <w:r>
               <w:rPr>
                 <w:rFonts w:ascii="Times New Roman" w:hAnsi="Times New Roman"/>
@@ -4047,10 +4336,6 @@
           </w:tcPr>
           <w:p>
             <w:pPr>
-              <w:numPr>
-                <w:ilvl w:val="0"/>
-                <w:numId w:val="1"/>
-              </w:numPr>
               <w:spacing w:after="0" w:line="252" w:lineRule="auto"/>
               <w:ind w:left="691" w:hanging="691"/>
               <w:contextualSpacing/>
@@ -4061,6 +4346,22 @@
                 <w:sz w:val="24"/>
               </w:rPr>
             </w:pPr>
+            <w:r>
+              <w:rPr>
+                <w:rFonts w:ascii="Times New Roman" w:hAnsi="Times New Roman"/>
+                <w:b/>
+                <w:sz w:val="24"/>
+              </w:rPr>
+              <w:t>33.</w:t>
+            </w:r>
+            <w:r>
+              <w:rPr>
+                <w:rFonts w:ascii="Times New Roman" w:hAnsi="Times New Roman"/>
+                <w:b/>
+                <w:sz w:val="24"/>
+              </w:rPr>
+              <w:tab/>
+            </w:r>
           </w:p>
         </w:tc>
         <w:tc>
@@ -4117,10 +4418,6 @@
           </w:tcPr>
           <w:p>
             <w:pPr>
-              <w:numPr>
-                <w:ilvl w:val="0"/>
-                <w:numId w:val="1"/>
-              </w:numPr>
               <w:spacing w:after="0" w:line="252" w:lineRule="auto"/>
               <w:ind w:left="691" w:hanging="691"/>
               <w:contextualSpacing/>
@@ -4131,6 +4428,22 @@
                 <w:sz w:val="24"/>
               </w:rPr>
             </w:pPr>
+            <w:r>
+              <w:rPr>
+                <w:rFonts w:ascii="Times New Roman" w:hAnsi="Times New Roman"/>
+                <w:b/>
+                <w:sz w:val="24"/>
+              </w:rPr>
+              <w:t>34.</w:t>
+            </w:r>
+            <w:r>
+              <w:rPr>
+                <w:rFonts w:ascii="Times New Roman" w:hAnsi="Times New Roman"/>
+                <w:b/>
+                <w:sz w:val="24"/>
+              </w:rPr>
+              <w:tab/>
+            </w:r>
           </w:p>
         </w:tc>
         <w:tc>
@@ -4206,10 +4519,6 @@
           </w:tcPr>
           <w:p>
             <w:pPr>
-              <w:numPr>
-                <w:ilvl w:val="0"/>
-                <w:numId w:val="1"/>
-              </w:numPr>
               <w:spacing w:after="0" w:line="252" w:lineRule="auto"/>
               <w:ind w:left="691" w:hanging="691"/>
               <w:contextualSpacing/>
@@ -4220,6 +4529,22 @@
                 <w:sz w:val="24"/>
               </w:rPr>
             </w:pPr>
+            <w:r>
+              <w:rPr>
+                <w:rFonts w:ascii="Times New Roman" w:hAnsi="Times New Roman"/>
+                <w:b/>
+                <w:sz w:val="24"/>
+              </w:rPr>
+              <w:t>35.</w:t>
+            </w:r>
+            <w:r>
+              <w:rPr>
+                <w:rFonts w:ascii="Times New Roman" w:hAnsi="Times New Roman"/>
+                <w:b/>
+                <w:sz w:val="24"/>
+              </w:rPr>
+              <w:tab/>
+            </w:r>
           </w:p>
         </w:tc>
         <w:tc>
@@ -4292,10 +4617,6 @@
           </w:tcPr>
           <w:p>
             <w:pPr>
-              <w:numPr>
-                <w:ilvl w:val="0"/>
-                <w:numId w:val="1"/>
-              </w:numPr>
               <w:spacing w:after="0" w:line="252" w:lineRule="auto"/>
               <w:ind w:left="691" w:hanging="691"/>
               <w:contextualSpacing/>
@@ -4306,6 +4627,22 @@
                 <w:sz w:val="24"/>
               </w:rPr>
             </w:pPr>
+            <w:r>
+              <w:rPr>
+                <w:rFonts w:ascii="Times New Roman" w:hAnsi="Times New Roman"/>
+                <w:b/>
+                <w:sz w:val="24"/>
+              </w:rPr>
+              <w:t>36.</w:t>
+            </w:r>
+            <w:r>
+              <w:rPr>
+                <w:rFonts w:ascii="Times New Roman" w:hAnsi="Times New Roman"/>
+                <w:b/>
+                <w:sz w:val="24"/>
+              </w:rPr>
+              <w:tab/>
+            </w:r>
           </w:p>
         </w:tc>
         <w:tc>
@@ -4362,10 +4699,6 @@
           </w:tcPr>
           <w:p>
             <w:pPr>
-              <w:numPr>
-                <w:ilvl w:val="0"/>
-                <w:numId w:val="1"/>
-              </w:numPr>
               <w:spacing w:after="0" w:line="252" w:lineRule="auto"/>
               <w:ind w:left="691" w:hanging="691"/>
               <w:contextualSpacing/>
@@ -4376,6 +4709,22 @@
                 <w:sz w:val="24"/>
               </w:rPr>
             </w:pPr>
+            <w:r>
+              <w:rPr>
+                <w:rFonts w:ascii="Times New Roman" w:hAnsi="Times New Roman"/>
+                <w:b/>
+                <w:sz w:val="24"/>
+              </w:rPr>
+              <w:t>37.</w:t>
+            </w:r>
+            <w:r>
+              <w:rPr>
+                <w:rFonts w:ascii="Times New Roman" w:hAnsi="Times New Roman"/>
+                <w:b/>
+                <w:sz w:val="24"/>
+              </w:rPr>
+              <w:tab/>
+            </w:r>
           </w:p>
         </w:tc>
         <w:tc>
@@ -4432,10 +4781,6 @@
           </w:tcPr>
           <w:p>
             <w:pPr>
-              <w:numPr>
-                <w:ilvl w:val="0"/>
-                <w:numId w:val="1"/>
-              </w:numPr>
               <w:spacing w:after="0" w:line="252" w:lineRule="auto"/>
               <w:ind w:left="691" w:hanging="691"/>
               <w:contextualSpacing/>
@@ -4446,6 +4791,22 @@
                 <w:sz w:val="24"/>
               </w:rPr>
             </w:pPr>
+            <w:r>
+              <w:rPr>
+                <w:rFonts w:ascii="Times New Roman" w:hAnsi="Times New Roman"/>
+                <w:b/>
+                <w:sz w:val="24"/>
+              </w:rPr>
+              <w:t>38.</w:t>
+            </w:r>
+            <w:r>
+              <w:rPr>
+                <w:rFonts w:ascii="Times New Roman" w:hAnsi="Times New Roman"/>
+                <w:b/>
+                <w:sz w:val="24"/>
+              </w:rPr>
+              <w:tab/>
+            </w:r>
           </w:p>
         </w:tc>
         <w:tc>
@@ -4534,10 +4895,6 @@
           </w:tcPr>
           <w:p>
             <w:pPr>
-              <w:numPr>
-                <w:ilvl w:val="0"/>
-                <w:numId w:val="1"/>
-              </w:numPr>
               <w:spacing w:after="0" w:line="252" w:lineRule="auto"/>
               <w:ind w:left="691" w:hanging="691"/>
               <w:contextualSpacing/>
@@ -4548,6 +4905,22 @@
                 <w:sz w:val="24"/>
               </w:rPr>
             </w:pPr>
+            <w:r>
+              <w:rPr>
+                <w:rFonts w:ascii="Times New Roman" w:hAnsi="Times New Roman"/>
+                <w:b/>
+                <w:sz w:val="24"/>
+              </w:rPr>
+              <w:t>39.</w:t>
+            </w:r>
+            <w:r>
+              <w:rPr>
+                <w:rFonts w:ascii="Times New Roman" w:hAnsi="Times New Roman"/>
+                <w:b/>
+                <w:sz w:val="24"/>
+              </w:rPr>
+              <w:tab/>
+            </w:r>
           </w:p>
         </w:tc>
         <w:tc>
@@ -4570,18 +4943,8 @@
                 <w:b/>
                 <w:sz w:val="24"/>
               </w:rPr>
-              <w:t xml:space="preserve">Плата </w:t>
-            </w:r>
-            <w:proofErr w:type="spellStart"/>
-            <w:r>
-              <w:rPr>
-                <w:rFonts w:ascii="Times New Roman" w:hAnsi="Times New Roman"/>
-                <w:b/>
-                <w:sz w:val="24"/>
-              </w:rPr>
-              <w:t>Концедента</w:t>
-            </w:r>
-            <w:proofErr w:type="spellEnd"/>
+              <w:t>Плата Концедента</w:t>
+            </w:r>
           </w:p>
         </w:tc>
         <w:tc>
@@ -4617,10 +4980,6 @@
           </w:tcPr>
           <w:p>
             <w:pPr>
-              <w:numPr>
-                <w:ilvl w:val="0"/>
-                <w:numId w:val="1"/>
-              </w:numPr>
               <w:spacing w:after="0" w:line="252" w:lineRule="auto"/>
               <w:ind w:left="691" w:hanging="691"/>
               <w:contextualSpacing/>
@@ -4631,6 +4990,22 @@
                 <w:sz w:val="24"/>
               </w:rPr>
             </w:pPr>
+            <w:r>
+              <w:rPr>
+                <w:rFonts w:ascii="Times New Roman" w:hAnsi="Times New Roman"/>
+                <w:b/>
+                <w:sz w:val="24"/>
+              </w:rPr>
+              <w:t>40.</w:t>
+            </w:r>
+            <w:r>
+              <w:rPr>
+                <w:rFonts w:ascii="Times New Roman" w:hAnsi="Times New Roman"/>
+                <w:b/>
+                <w:sz w:val="24"/>
+              </w:rPr>
+              <w:tab/>
+            </w:r>
           </w:p>
         </w:tc>
         <w:tc>
@@ -4722,10 +5097,6 @@
           </w:tcPr>
           <w:p>
             <w:pPr>
-              <w:numPr>
-                <w:ilvl w:val="0"/>
-                <w:numId w:val="1"/>
-              </w:numPr>
               <w:spacing w:after="0" w:line="252" w:lineRule="auto"/>
               <w:ind w:left="691" w:hanging="691"/>
               <w:contextualSpacing/>
@@ -4736,6 +5107,22 @@
                 <w:sz w:val="24"/>
               </w:rPr>
             </w:pPr>
+            <w:r>
+              <w:rPr>
+                <w:rFonts w:ascii="Times New Roman" w:hAnsi="Times New Roman"/>
+                <w:b/>
+                <w:sz w:val="24"/>
+              </w:rPr>
+              <w:t>41.</w:t>
+            </w:r>
+            <w:r>
+              <w:rPr>
+                <w:rFonts w:ascii="Times New Roman" w:hAnsi="Times New Roman"/>
+                <w:b/>
+                <w:sz w:val="24"/>
+              </w:rPr>
+              <w:tab/>
+            </w:r>
           </w:p>
         </w:tc>
         <w:tc>
@@ -4821,10 +5208,6 @@
           </w:tcPr>
           <w:p>
             <w:pPr>
-              <w:numPr>
-                <w:ilvl w:val="0"/>
-                <w:numId w:val="1"/>
-              </w:numPr>
               <w:spacing w:after="0" w:line="252" w:lineRule="auto"/>
               <w:ind w:left="691" w:hanging="691"/>
               <w:contextualSpacing/>
@@ -4835,6 +5218,22 @@
                 <w:sz w:val="24"/>
               </w:rPr>
             </w:pPr>
+            <w:r>
+              <w:rPr>
+                <w:rFonts w:ascii="Times New Roman" w:hAnsi="Times New Roman"/>
+                <w:b/>
+                <w:sz w:val="24"/>
+              </w:rPr>
+              <w:t>42.</w:t>
+            </w:r>
+            <w:r>
+              <w:rPr>
+                <w:rFonts w:ascii="Times New Roman" w:hAnsi="Times New Roman"/>
+                <w:b/>
+                <w:sz w:val="24"/>
+              </w:rPr>
+              <w:tab/>
+            </w:r>
           </w:p>
         </w:tc>
         <w:tc>
@@ -4894,10 +5293,6 @@
           </w:tcPr>
           <w:p>
             <w:pPr>
-              <w:numPr>
-                <w:ilvl w:val="0"/>
-                <w:numId w:val="1"/>
-              </w:numPr>
               <w:spacing w:after="0" w:line="252" w:lineRule="auto"/>
               <w:ind w:left="691" w:hanging="691"/>
               <w:contextualSpacing/>
@@ -4908,6 +5303,22 @@
                 <w:sz w:val="24"/>
               </w:rPr>
             </w:pPr>
+            <w:r>
+              <w:rPr>
+                <w:rFonts w:ascii="Times New Roman" w:hAnsi="Times New Roman"/>
+                <w:b/>
+                <w:sz w:val="24"/>
+              </w:rPr>
+              <w:t>43.</w:t>
+            </w:r>
+            <w:r>
+              <w:rPr>
+                <w:rFonts w:ascii="Times New Roman" w:hAnsi="Times New Roman"/>
+                <w:b/>
+                <w:sz w:val="24"/>
+              </w:rPr>
+              <w:tab/>
+            </w:r>
           </w:p>
         </w:tc>
         <w:tc>
@@ -4952,23 +5363,7 @@
                 <w:rFonts w:ascii="Times New Roman" w:hAnsi="Times New Roman"/>
                 <w:sz w:val="24"/>
               </w:rPr>
-              <w:t xml:space="preserve">проверка </w:t>
-            </w:r>
-            <w:proofErr w:type="spellStart"/>
-            <w:r>
-              <w:rPr>
-                <w:rFonts w:ascii="Times New Roman" w:hAnsi="Times New Roman"/>
-                <w:sz w:val="24"/>
-              </w:rPr>
-              <w:t>Концедентом</w:t>
-            </w:r>
-            <w:proofErr w:type="spellEnd"/>
-            <w:r>
-              <w:rPr>
-                <w:rFonts w:ascii="Times New Roman" w:hAnsi="Times New Roman"/>
-                <w:sz w:val="24"/>
-              </w:rPr>
-              <w:t xml:space="preserve"> полноты исполнения Концессионером всех или части обязательств на этапе Создания.</w:t>
+              <w:t>проверка Концедентом полноты исполнения Концессионером всех или части обязательств на этапе Создания.</w:t>
             </w:r>
           </w:p>
         </w:tc>
@@ -4983,10 +5378,6 @@
           </w:tcPr>
           <w:p>
             <w:pPr>
-              <w:numPr>
-                <w:ilvl w:val="0"/>
-                <w:numId w:val="1"/>
-              </w:numPr>
               <w:spacing w:after="0" w:line="252" w:lineRule="auto"/>
               <w:ind w:left="691" w:hanging="691"/>
               <w:contextualSpacing/>
@@ -4997,6 +5388,22 @@
                 <w:sz w:val="24"/>
               </w:rPr>
             </w:pPr>
+            <w:r>
+              <w:rPr>
+                <w:rFonts w:ascii="Times New Roman" w:hAnsi="Times New Roman"/>
+                <w:b/>
+                <w:sz w:val="24"/>
+              </w:rPr>
+              <w:t>44.</w:t>
+            </w:r>
+            <w:r>
+              <w:rPr>
+                <w:rFonts w:ascii="Times New Roman" w:hAnsi="Times New Roman"/>
+                <w:b/>
+                <w:sz w:val="24"/>
+              </w:rPr>
+              <w:tab/>
+            </w:r>
           </w:p>
         </w:tc>
         <w:tc>
@@ -5041,23 +5448,7 @@
                 <w:rFonts w:ascii="Times New Roman" w:hAnsi="Times New Roman"/>
                 <w:sz w:val="24"/>
               </w:rPr>
-              <w:t xml:space="preserve">комиссия, формируемая </w:t>
-            </w:r>
-            <w:proofErr w:type="spellStart"/>
-            <w:r>
-              <w:rPr>
-                <w:rFonts w:ascii="Times New Roman" w:hAnsi="Times New Roman"/>
-                <w:sz w:val="24"/>
-              </w:rPr>
-              <w:t>Концедентом</w:t>
-            </w:r>
-            <w:proofErr w:type="spellEnd"/>
-            <w:r>
-              <w:rPr>
-                <w:rFonts w:ascii="Times New Roman" w:hAnsi="Times New Roman"/>
-                <w:sz w:val="24"/>
-              </w:rPr>
-              <w:t xml:space="preserve"> в порядке, установленном Соглашением, необходимая для принятия решения о возможности или невозможности Приемки.</w:t>
+              <w:t>комиссия, формируемая Концедентом в порядке, установленном Соглашением, необходимая для принятия решения о возможности или невозможности Приемки.</w:t>
             </w:r>
           </w:p>
         </w:tc>
@@ -5069,10 +5460,6 @@
           </w:tcPr>
           <w:p>
             <w:pPr>
-              <w:numPr>
-                <w:ilvl w:val="0"/>
-                <w:numId w:val="1"/>
-              </w:numPr>
               <w:spacing w:after="0" w:line="252" w:lineRule="auto"/>
               <w:ind w:left="691" w:hanging="691"/>
               <w:contextualSpacing/>
@@ -5083,6 +5470,22 @@
                 <w:sz w:val="24"/>
               </w:rPr>
             </w:pPr>
+            <w:r>
+              <w:rPr>
+                <w:rFonts w:ascii="Times New Roman" w:hAnsi="Times New Roman"/>
+                <w:b/>
+                <w:sz w:val="24"/>
+              </w:rPr>
+              <w:t>45.</w:t>
+            </w:r>
+            <w:r>
+              <w:rPr>
+                <w:rFonts w:ascii="Times New Roman" w:hAnsi="Times New Roman"/>
+                <w:b/>
+                <w:sz w:val="24"/>
+              </w:rPr>
+              <w:tab/>
+            </w:r>
           </w:p>
         </w:tc>
         <w:tc>
@@ -5139,10 +5542,6 @@
           </w:tcPr>
           <w:p>
             <w:pPr>
-              <w:numPr>
-                <w:ilvl w:val="0"/>
-                <w:numId w:val="1"/>
-              </w:numPr>
               <w:spacing w:after="0" w:line="252" w:lineRule="auto"/>
               <w:ind w:left="691" w:hanging="691"/>
               <w:contextualSpacing/>
@@ -5153,6 +5552,22 @@
                 <w:sz w:val="24"/>
               </w:rPr>
             </w:pPr>
+            <w:r>
+              <w:rPr>
+                <w:rFonts w:ascii="Times New Roman" w:hAnsi="Times New Roman"/>
+                <w:b/>
+                <w:sz w:val="24"/>
+              </w:rPr>
+              <w:t>46.</w:t>
+            </w:r>
+            <w:r>
+              <w:rPr>
+                <w:rFonts w:ascii="Times New Roman" w:hAnsi="Times New Roman"/>
+                <w:b/>
+                <w:sz w:val="24"/>
+              </w:rPr>
+              <w:tab/>
+            </w:r>
           </w:p>
         </w:tc>
         <w:tc>
@@ -5211,39 +5626,7 @@
                 <w:rFonts w:ascii="Times New Roman" w:hAnsi="Times New Roman"/>
                 <w:sz w:val="24"/>
               </w:rPr>
-              <w:t xml:space="preserve">мущества </w:t>
-            </w:r>
-            <w:proofErr w:type="spellStart"/>
-            <w:r>
-              <w:rPr>
-                <w:rFonts w:ascii="Times New Roman" w:hAnsi="Times New Roman"/>
-                <w:sz w:val="24"/>
-              </w:rPr>
-              <w:t>Концедента</w:t>
-            </w:r>
-            <w:proofErr w:type="spellEnd"/>
-            <w:r>
-              <w:rPr>
-                <w:rFonts w:ascii="Times New Roman" w:hAnsi="Times New Roman"/>
-                <w:sz w:val="24"/>
-              </w:rPr>
-              <w:t xml:space="preserve"> (в случае если такое имущество передается </w:t>
-            </w:r>
-            <w:proofErr w:type="spellStart"/>
-            <w:r>
-              <w:rPr>
-                <w:rFonts w:ascii="Times New Roman" w:hAnsi="Times New Roman"/>
-                <w:sz w:val="24"/>
-              </w:rPr>
-              <w:t>Концедентом</w:t>
-            </w:r>
-            <w:proofErr w:type="spellEnd"/>
-            <w:r>
-              <w:rPr>
-                <w:rFonts w:ascii="Times New Roman" w:hAnsi="Times New Roman"/>
-                <w:sz w:val="24"/>
-              </w:rPr>
-              <w:t xml:space="preserve"> Концессионеру), требования к составу и содержанию которой определены в Приложении № 3 к Соглашению.</w:t>
+              <w:t>мущества Концедента (в случае если такое имущество передается Концедентом Концессионеру), требования к составу и содержанию которой определены в Приложении № 3 к Соглашению.</w:t>
             </w:r>
           </w:p>
         </w:tc>
@@ -5255,10 +5638,6 @@
           </w:tcPr>
           <w:p>
             <w:pPr>
-              <w:numPr>
-                <w:ilvl w:val="0"/>
-                <w:numId w:val="1"/>
-              </w:numPr>
               <w:spacing w:after="0" w:line="252" w:lineRule="auto"/>
               <w:ind w:left="691" w:hanging="691"/>
               <w:contextualSpacing/>
@@ -5269,6 +5648,22 @@
                 <w:sz w:val="24"/>
               </w:rPr>
             </w:pPr>
+            <w:r>
+              <w:rPr>
+                <w:rFonts w:ascii="Times New Roman" w:hAnsi="Times New Roman"/>
+                <w:b/>
+                <w:sz w:val="24"/>
+              </w:rPr>
+              <w:t>47.</w:t>
+            </w:r>
+            <w:r>
+              <w:rPr>
+                <w:rFonts w:ascii="Times New Roman" w:hAnsi="Times New Roman"/>
+                <w:b/>
+                <w:sz w:val="24"/>
+              </w:rPr>
+              <w:tab/>
+            </w:r>
           </w:p>
         </w:tc>
         <w:tc>
@@ -5366,10 +5761,6 @@
           </w:tcPr>
           <w:p>
             <w:pPr>
-              <w:numPr>
-                <w:ilvl w:val="0"/>
-                <w:numId w:val="1"/>
-              </w:numPr>
               <w:spacing w:after="0" w:line="252" w:lineRule="auto"/>
               <w:ind w:left="691" w:hanging="691"/>
               <w:contextualSpacing/>
@@ -5380,6 +5771,22 @@
                 <w:sz w:val="24"/>
               </w:rPr>
             </w:pPr>
+            <w:r>
+              <w:rPr>
+                <w:rFonts w:ascii="Times New Roman" w:hAnsi="Times New Roman"/>
+                <w:b/>
+                <w:sz w:val="24"/>
+              </w:rPr>
+              <w:t>48.</w:t>
+            </w:r>
+            <w:r>
+              <w:rPr>
+                <w:rFonts w:ascii="Times New Roman" w:hAnsi="Times New Roman"/>
+                <w:b/>
+                <w:sz w:val="24"/>
+              </w:rPr>
+              <w:tab/>
+            </w:r>
           </w:p>
         </w:tc>
         <w:tc>
@@ -5439,10 +5846,6 @@
           </w:tcPr>
           <w:p>
             <w:pPr>
-              <w:numPr>
-                <w:ilvl w:val="0"/>
-                <w:numId w:val="1"/>
-              </w:numPr>
               <w:spacing w:after="0" w:line="252" w:lineRule="auto"/>
               <w:ind w:left="691" w:hanging="691"/>
               <w:contextualSpacing/>
@@ -5453,6 +5856,22 @@
                 <w:sz w:val="24"/>
               </w:rPr>
             </w:pPr>
+            <w:r>
+              <w:rPr>
+                <w:rFonts w:ascii="Times New Roman" w:hAnsi="Times New Roman"/>
+                <w:b/>
+                <w:sz w:val="24"/>
+              </w:rPr>
+              <w:t>49.</w:t>
+            </w:r>
+            <w:r>
+              <w:rPr>
+                <w:rFonts w:ascii="Times New Roman" w:hAnsi="Times New Roman"/>
+                <w:b/>
+                <w:sz w:val="24"/>
+              </w:rPr>
+              <w:tab/>
+            </w:r>
           </w:p>
         </w:tc>
         <w:tc>
@@ -5554,10 +5973,6 @@
           </w:tcPr>
           <w:p>
             <w:pPr>
-              <w:numPr>
-                <w:ilvl w:val="0"/>
-                <w:numId w:val="1"/>
-              </w:numPr>
               <w:spacing w:after="0" w:line="252" w:lineRule="auto"/>
               <w:ind w:left="691" w:hanging="691"/>
               <w:contextualSpacing/>
@@ -5568,6 +5983,22 @@
                 <w:sz w:val="24"/>
               </w:rPr>
             </w:pPr>
+            <w:r>
+              <w:rPr>
+                <w:rFonts w:ascii="Times New Roman" w:hAnsi="Times New Roman"/>
+                <w:b/>
+                <w:sz w:val="24"/>
+              </w:rPr>
+              <w:t>50.</w:t>
+            </w:r>
+            <w:r>
+              <w:rPr>
+                <w:rFonts w:ascii="Times New Roman" w:hAnsi="Times New Roman"/>
+                <w:b/>
+                <w:sz w:val="24"/>
+              </w:rPr>
+              <w:tab/>
+            </w:r>
           </w:p>
         </w:tc>
         <w:tc>
@@ -5627,10 +6058,6 @@
           </w:tcPr>
           <w:p>
             <w:pPr>
-              <w:numPr>
-                <w:ilvl w:val="0"/>
-                <w:numId w:val="1"/>
-              </w:numPr>
               <w:spacing w:after="0" w:line="252" w:lineRule="auto"/>
               <w:ind w:left="691" w:hanging="691"/>
               <w:contextualSpacing/>
@@ -5641,6 +6068,22 @@
                 <w:sz w:val="24"/>
               </w:rPr>
             </w:pPr>
+            <w:r>
+              <w:rPr>
+                <w:rFonts w:ascii="Times New Roman" w:hAnsi="Times New Roman"/>
+                <w:b/>
+                <w:sz w:val="24"/>
+              </w:rPr>
+              <w:t>51.</w:t>
+            </w:r>
+            <w:r>
+              <w:rPr>
+                <w:rFonts w:ascii="Times New Roman" w:hAnsi="Times New Roman"/>
+                <w:b/>
+                <w:sz w:val="24"/>
+              </w:rPr>
+              <w:tab/>
+            </w:r>
           </w:p>
         </w:tc>
         <w:tc>
@@ -5697,10 +6140,6 @@
           </w:tcPr>
           <w:p>
             <w:pPr>
-              <w:numPr>
-                <w:ilvl w:val="0"/>
-                <w:numId w:val="1"/>
-              </w:numPr>
               <w:spacing w:after="0" w:line="252" w:lineRule="auto"/>
               <w:ind w:left="691" w:hanging="691"/>
               <w:contextualSpacing/>
@@ -5711,6 +6150,22 @@
                 <w:sz w:val="24"/>
               </w:rPr>
             </w:pPr>
+            <w:r>
+              <w:rPr>
+                <w:rFonts w:ascii="Times New Roman" w:hAnsi="Times New Roman"/>
+                <w:b/>
+                <w:sz w:val="24"/>
+              </w:rPr>
+              <w:t>52.</w:t>
+            </w:r>
+            <w:r>
+              <w:rPr>
+                <w:rFonts w:ascii="Times New Roman" w:hAnsi="Times New Roman"/>
+                <w:b/>
+                <w:sz w:val="24"/>
+              </w:rPr>
+              <w:tab/>
+            </w:r>
           </w:p>
         </w:tc>
         <w:tc>
@@ -5783,10 +6238,6 @@
           </w:tcPr>
           <w:p>
             <w:pPr>
-              <w:numPr>
-                <w:ilvl w:val="0"/>
-                <w:numId w:val="1"/>
-              </w:numPr>
               <w:spacing w:after="0" w:line="252" w:lineRule="auto"/>
               <w:ind w:left="691" w:hanging="691"/>
               <w:contextualSpacing/>
@@ -5797,6 +6248,22 @@
                 <w:sz w:val="24"/>
               </w:rPr>
             </w:pPr>
+            <w:r>
+              <w:rPr>
+                <w:rFonts w:ascii="Times New Roman" w:hAnsi="Times New Roman"/>
+                <w:b/>
+                <w:sz w:val="24"/>
+              </w:rPr>
+              <w:t>53.</w:t>
+            </w:r>
+            <w:r>
+              <w:rPr>
+                <w:rFonts w:ascii="Times New Roman" w:hAnsi="Times New Roman"/>
+                <w:b/>
+                <w:sz w:val="24"/>
+              </w:rPr>
+              <w:tab/>
+            </w:r>
           </w:p>
         </w:tc>
         <w:tc>
@@ -5900,10 +6367,6 @@
           </w:tcPr>
           <w:p>
             <w:pPr>
-              <w:numPr>
-                <w:ilvl w:val="0"/>
-                <w:numId w:val="1"/>
-              </w:numPr>
               <w:spacing w:after="0" w:line="252" w:lineRule="auto"/>
               <w:ind w:left="691" w:hanging="691"/>
               <w:contextualSpacing/>
@@ -5914,6 +6377,22 @@
                 <w:sz w:val="24"/>
               </w:rPr>
             </w:pPr>
+            <w:r>
+              <w:rPr>
+                <w:rFonts w:ascii="Times New Roman" w:hAnsi="Times New Roman"/>
+                <w:b/>
+                <w:sz w:val="24"/>
+              </w:rPr>
+              <w:t>54.</w:t>
+            </w:r>
+            <w:r>
+              <w:rPr>
+                <w:rFonts w:ascii="Times New Roman" w:hAnsi="Times New Roman"/>
+                <w:b/>
+                <w:sz w:val="24"/>
+              </w:rPr>
+              <w:tab/>
+            </w:r>
           </w:p>
         </w:tc>
         <w:tc>
@@ -5970,10 +6449,6 @@
           </w:tcPr>
           <w:p>
             <w:pPr>
-              <w:numPr>
-                <w:ilvl w:val="0"/>
-                <w:numId w:val="1"/>
-              </w:numPr>
               <w:spacing w:after="0" w:line="252" w:lineRule="auto"/>
               <w:ind w:left="691" w:hanging="691"/>
               <w:contextualSpacing/>
@@ -5984,6 +6459,22 @@
                 <w:sz w:val="24"/>
               </w:rPr>
             </w:pPr>
+            <w:r>
+              <w:rPr>
+                <w:rFonts w:ascii="Times New Roman" w:hAnsi="Times New Roman"/>
+                <w:b/>
+                <w:sz w:val="24"/>
+              </w:rPr>
+              <w:t>55.</w:t>
+            </w:r>
+            <w:r>
+              <w:rPr>
+                <w:rFonts w:ascii="Times New Roman" w:hAnsi="Times New Roman"/>
+                <w:b/>
+                <w:sz w:val="24"/>
+              </w:rPr>
+              <w:tab/>
+            </w:r>
           </w:p>
         </w:tc>
         <w:tc>
@@ -6068,10 +6559,6 @@
           </w:tcPr>
           <w:p>
             <w:pPr>
-              <w:numPr>
-                <w:ilvl w:val="0"/>
-                <w:numId w:val="1"/>
-              </w:numPr>
               <w:spacing w:after="0" w:line="252" w:lineRule="auto"/>
               <w:ind w:left="691" w:hanging="691"/>
               <w:contextualSpacing/>
@@ -6082,6 +6569,22 @@
                 <w:sz w:val="24"/>
               </w:rPr>
             </w:pPr>
+            <w:r>
+              <w:rPr>
+                <w:rFonts w:ascii="Times New Roman" w:hAnsi="Times New Roman"/>
+                <w:b/>
+                <w:sz w:val="24"/>
+              </w:rPr>
+              <w:t>56.</w:t>
+            </w:r>
+            <w:r>
+              <w:rPr>
+                <w:rFonts w:ascii="Times New Roman" w:hAnsi="Times New Roman"/>
+                <w:b/>
+                <w:sz w:val="24"/>
+              </w:rPr>
+              <w:tab/>
+            </w:r>
           </w:p>
         </w:tc>
         <w:tc>
@@ -6126,31 +6629,11 @@
                 <w:rFonts w:ascii="Times New Roman" w:hAnsi="Times New Roman"/>
                 <w:sz w:val="24"/>
               </w:rPr>
-              <w:t xml:space="preserve">совокупность действий Сторон, направленная на создание Объекта Соглашения и его ввод в эксплуатацию, включающая, в том числе следующие </w:t>
-            </w:r>
-            <w:proofErr w:type="spellStart"/>
-            <w:r>
-              <w:rPr>
-                <w:rFonts w:ascii="Times New Roman" w:hAnsi="Times New Roman"/>
-                <w:sz w:val="24"/>
-              </w:rPr>
-              <w:t>подэтапы</w:t>
-            </w:r>
-            <w:proofErr w:type="spellEnd"/>
-            <w:r>
-              <w:rPr>
-                <w:rFonts w:ascii="Times New Roman" w:hAnsi="Times New Roman"/>
-                <w:sz w:val="24"/>
-              </w:rPr>
-              <w:t>:</w:t>
-            </w:r>
-          </w:p>
-          <w:p>
-            <w:pPr>
-              <w:numPr>
-                <w:ilvl w:val="0"/>
-                <w:numId w:val="4"/>
-              </w:numPr>
+              <w:t>совокупность действий Сторон, направленная на создание Объекта Соглашения и его ввод в эксплуатацию, включающая, в том числе следующие подэтапы:</w:t>
+            </w:r>
+          </w:p>
+          <w:p>
+            <w:pPr>
               <w:spacing w:before="120" w:after="120" w:line="252" w:lineRule="auto"/>
               <w:ind w:left="714" w:hanging="357"/>
               <w:contextualSpacing/>
@@ -6165,6 +6648,20 @@
                 <w:rFonts w:ascii="Times New Roman" w:hAnsi="Times New Roman"/>
                 <w:sz w:val="24"/>
               </w:rPr>
+              <w:t>(а)</w:t>
+            </w:r>
+            <w:r>
+              <w:rPr>
+                <w:rFonts w:ascii="Times New Roman" w:hAnsi="Times New Roman"/>
+                <w:sz w:val="24"/>
+              </w:rPr>
+              <w:tab/>
+            </w:r>
+            <w:r>
+              <w:rPr>
+                <w:rFonts w:ascii="Times New Roman" w:hAnsi="Times New Roman"/>
+                <w:sz w:val="24"/>
+              </w:rPr>
               <w:t xml:space="preserve">предоставление Концессионеру </w:t>
             </w:r>
             <w:r>
@@ -6240,10 +6737,6 @@
           </w:p>
           <w:p>
             <w:pPr>
-              <w:numPr>
-                <w:ilvl w:val="0"/>
-                <w:numId w:val="4"/>
-              </w:numPr>
               <w:spacing w:before="120" w:after="120" w:line="252" w:lineRule="auto"/>
               <w:ind w:left="714" w:hanging="357"/>
               <w:contextualSpacing/>
@@ -6258,15 +6751,25 @@
                 <w:rFonts w:ascii="Times New Roman" w:hAnsi="Times New Roman"/>
                 <w:sz w:val="24"/>
               </w:rPr>
+              <w:t>(б)</w:t>
+            </w:r>
+            <w:r>
+              <w:rPr>
+                <w:rFonts w:ascii="Times New Roman" w:hAnsi="Times New Roman"/>
+                <w:sz w:val="24"/>
+              </w:rPr>
+              <w:tab/>
+            </w:r>
+            <w:r>
+              <w:rPr>
+                <w:rFonts w:ascii="Times New Roman" w:hAnsi="Times New Roman"/>
+                <w:sz w:val="24"/>
+              </w:rPr>
               <w:t>Проектирование Объекта Соглашения;</w:t>
             </w:r>
           </w:p>
           <w:p>
             <w:pPr>
-              <w:numPr>
-                <w:ilvl w:val="0"/>
-                <w:numId w:val="4"/>
-              </w:numPr>
               <w:spacing w:before="120" w:after="120" w:line="252" w:lineRule="auto"/>
               <w:ind w:left="714" w:hanging="357"/>
               <w:contextualSpacing/>
@@ -6281,6 +6784,20 @@
                 <w:rFonts w:ascii="Times New Roman" w:hAnsi="Times New Roman"/>
                 <w:sz w:val="24"/>
               </w:rPr>
+              <w:t>(в)</w:t>
+            </w:r>
+            <w:r>
+              <w:rPr>
+                <w:rFonts w:ascii="Times New Roman" w:hAnsi="Times New Roman"/>
+                <w:sz w:val="24"/>
+              </w:rPr>
+              <w:tab/>
+            </w:r>
+            <w:r>
+              <w:rPr>
+                <w:rFonts w:ascii="Times New Roman" w:hAnsi="Times New Roman"/>
+                <w:sz w:val="24"/>
+              </w:rPr>
               <w:t xml:space="preserve">Проектирование </w:t>
             </w:r>
             <w:r>
@@ -6295,47 +6812,11 @@
                 <w:rFonts w:ascii="Times New Roman" w:hAnsi="Times New Roman"/>
                 <w:sz w:val="24"/>
               </w:rPr>
-              <w:t xml:space="preserve">мущества </w:t>
-            </w:r>
-            <w:proofErr w:type="spellStart"/>
-            <w:r>
-              <w:rPr>
-                <w:rFonts w:ascii="Times New Roman" w:hAnsi="Times New Roman"/>
-                <w:sz w:val="24"/>
-              </w:rPr>
-              <w:t>Концедента</w:t>
-            </w:r>
-            <w:proofErr w:type="spellEnd"/>
-            <w:r>
-              <w:rPr>
-                <w:rFonts w:ascii="Times New Roman" w:hAnsi="Times New Roman"/>
-                <w:sz w:val="24"/>
-              </w:rPr>
-              <w:t xml:space="preserve"> (в случае если такое имущество передается </w:t>
-            </w:r>
-            <w:proofErr w:type="spellStart"/>
-            <w:r>
-              <w:rPr>
-                <w:rFonts w:ascii="Times New Roman" w:hAnsi="Times New Roman"/>
-                <w:sz w:val="24"/>
-              </w:rPr>
-              <w:t>Концедентом</w:t>
-            </w:r>
-            <w:proofErr w:type="spellEnd"/>
-            <w:r>
-              <w:rPr>
-                <w:rFonts w:ascii="Times New Roman" w:hAnsi="Times New Roman"/>
-                <w:sz w:val="24"/>
-              </w:rPr>
-              <w:t xml:space="preserve"> Концессионеру);</w:t>
-            </w:r>
-          </w:p>
-          <w:p>
-            <w:pPr>
-              <w:numPr>
-                <w:ilvl w:val="0"/>
-                <w:numId w:val="4"/>
-              </w:numPr>
+              <w:t>мущества Концедента (в случае если такое имущество передается Концедентом Концессионеру);</w:t>
+            </w:r>
+          </w:p>
+          <w:p>
+            <w:pPr>
               <w:spacing w:before="120" w:after="120" w:line="252" w:lineRule="auto"/>
               <w:ind w:left="714" w:hanging="357"/>
               <w:contextualSpacing/>
@@ -6350,6 +6831,20 @@
                 <w:rFonts w:ascii="Times New Roman" w:hAnsi="Times New Roman"/>
                 <w:sz w:val="24"/>
               </w:rPr>
+              <w:t>(г)</w:t>
+            </w:r>
+            <w:r>
+              <w:rPr>
+                <w:rFonts w:ascii="Times New Roman" w:hAnsi="Times New Roman"/>
+                <w:sz w:val="24"/>
+              </w:rPr>
+              <w:tab/>
+            </w:r>
+            <w:r>
+              <w:rPr>
+                <w:rFonts w:ascii="Times New Roman" w:hAnsi="Times New Roman"/>
+                <w:sz w:val="24"/>
+              </w:rPr>
               <w:t xml:space="preserve">осуществление Концессионером деятельности по созданию Объекта Соглашения и </w:t>
             </w:r>
             <w:r>
@@ -6364,31 +6859,11 @@
                 <w:rFonts w:ascii="Times New Roman" w:hAnsi="Times New Roman"/>
                 <w:sz w:val="24"/>
               </w:rPr>
-              <w:t xml:space="preserve">мущества </w:t>
-            </w:r>
-            <w:proofErr w:type="spellStart"/>
-            <w:r>
-              <w:rPr>
-                <w:rFonts w:ascii="Times New Roman" w:hAnsi="Times New Roman"/>
-                <w:sz w:val="24"/>
-              </w:rPr>
-              <w:t>Концедента</w:t>
-            </w:r>
-            <w:proofErr w:type="spellEnd"/>
-            <w:r>
-              <w:rPr>
-                <w:rFonts w:ascii="Times New Roman" w:hAnsi="Times New Roman"/>
-                <w:sz w:val="24"/>
-              </w:rPr>
-              <w:t xml:space="preserve"> (если применимо);</w:t>
-            </w:r>
-          </w:p>
-          <w:p>
-            <w:pPr>
-              <w:numPr>
-                <w:ilvl w:val="0"/>
-                <w:numId w:val="4"/>
-              </w:numPr>
+              <w:t>мущества Концедента (если применимо);</w:t>
+            </w:r>
+          </w:p>
+          <w:p>
+            <w:pPr>
               <w:spacing w:before="120" w:after="120" w:line="252" w:lineRule="auto"/>
               <w:ind w:left="714" w:hanging="357"/>
               <w:contextualSpacing/>
@@ -6403,7 +6878,20 @@
                 <w:rFonts w:ascii="Times New Roman" w:hAnsi="Times New Roman"/>
                 <w:sz w:val="24"/>
               </w:rPr>
-              <w:lastRenderedPageBreak/>
+              <w:t>(д)</w:t>
+            </w:r>
+            <w:r>
+              <w:rPr>
+                <w:rFonts w:ascii="Times New Roman" w:hAnsi="Times New Roman"/>
+                <w:sz w:val="24"/>
+              </w:rPr>
+              <w:tab/>
+            </w:r>
+            <w:r>
+              <w:rPr>
+                <w:rFonts w:ascii="Times New Roman" w:hAnsi="Times New Roman"/>
+                <w:sz w:val="24"/>
+              </w:rPr>
               <w:t xml:space="preserve">Приемку </w:t>
             </w:r>
             <w:r>
@@ -6418,47 +6906,11 @@
                 <w:rFonts w:ascii="Times New Roman" w:hAnsi="Times New Roman"/>
                 <w:sz w:val="24"/>
               </w:rPr>
-              <w:t xml:space="preserve">мущества </w:t>
-            </w:r>
-            <w:proofErr w:type="spellStart"/>
-            <w:r>
-              <w:rPr>
-                <w:rFonts w:ascii="Times New Roman" w:hAnsi="Times New Roman"/>
-                <w:sz w:val="24"/>
-              </w:rPr>
-              <w:t>Концедента</w:t>
-            </w:r>
-            <w:proofErr w:type="spellEnd"/>
-            <w:r>
-              <w:rPr>
-                <w:rFonts w:ascii="Times New Roman" w:hAnsi="Times New Roman"/>
-                <w:sz w:val="24"/>
-              </w:rPr>
-              <w:t xml:space="preserve"> (в случае если такое имущество передается </w:t>
-            </w:r>
-            <w:proofErr w:type="spellStart"/>
-            <w:r>
-              <w:rPr>
-                <w:rFonts w:ascii="Times New Roman" w:hAnsi="Times New Roman"/>
-                <w:sz w:val="24"/>
-              </w:rPr>
-              <w:t>Концедентом</w:t>
-            </w:r>
-            <w:proofErr w:type="spellEnd"/>
-            <w:r>
-              <w:rPr>
-                <w:rFonts w:ascii="Times New Roman" w:hAnsi="Times New Roman"/>
-                <w:sz w:val="24"/>
-              </w:rPr>
-              <w:t xml:space="preserve"> Концессионеру);</w:t>
-            </w:r>
-          </w:p>
-          <w:p>
-            <w:pPr>
-              <w:numPr>
-                <w:ilvl w:val="0"/>
-                <w:numId w:val="4"/>
-              </w:numPr>
+              <w:t>мущества Концедента (в случае если такое имущество передается Концедентом Концессионеру);</w:t>
+            </w:r>
+          </w:p>
+          <w:p>
+            <w:pPr>
               <w:spacing w:before="120" w:after="120" w:line="252" w:lineRule="auto"/>
               <w:ind w:left="714" w:hanging="357"/>
               <w:contextualSpacing/>
@@ -6473,15 +6925,25 @@
                 <w:rFonts w:ascii="Times New Roman" w:hAnsi="Times New Roman"/>
                 <w:sz w:val="24"/>
               </w:rPr>
+              <w:t>(е)</w:t>
+            </w:r>
+            <w:r>
+              <w:rPr>
+                <w:rFonts w:ascii="Times New Roman" w:hAnsi="Times New Roman"/>
+                <w:sz w:val="24"/>
+              </w:rPr>
+              <w:tab/>
+            </w:r>
+            <w:r>
+              <w:rPr>
+                <w:rFonts w:ascii="Times New Roman" w:hAnsi="Times New Roman"/>
+                <w:sz w:val="24"/>
+              </w:rPr>
               <w:t>Приемку Объекта Соглашения;</w:t>
             </w:r>
           </w:p>
           <w:p>
             <w:pPr>
-              <w:numPr>
-                <w:ilvl w:val="0"/>
-                <w:numId w:val="4"/>
-              </w:numPr>
               <w:spacing w:before="120" w:after="120" w:line="252" w:lineRule="auto"/>
               <w:ind w:left="714" w:hanging="357"/>
               <w:contextualSpacing/>
@@ -6496,6 +6958,20 @@
                 <w:rFonts w:ascii="Times New Roman" w:hAnsi="Times New Roman"/>
                 <w:sz w:val="24"/>
               </w:rPr>
+              <w:t>(ж)</w:t>
+            </w:r>
+            <w:r>
+              <w:rPr>
+                <w:rFonts w:ascii="Times New Roman" w:hAnsi="Times New Roman"/>
+                <w:sz w:val="24"/>
+              </w:rPr>
+              <w:tab/>
+            </w:r>
+            <w:r>
+              <w:rPr>
+                <w:rFonts w:ascii="Times New Roman" w:hAnsi="Times New Roman"/>
+                <w:sz w:val="24"/>
+              </w:rPr>
               <w:t xml:space="preserve">Ввод Объекта Соглашения в </w:t>
             </w:r>
             <w:r>
@@ -6515,10 +6991,6 @@
           </w:p>
           <w:p>
             <w:pPr>
-              <w:numPr>
-                <w:ilvl w:val="0"/>
-                <w:numId w:val="4"/>
-              </w:numPr>
               <w:spacing w:before="120" w:after="120" w:line="252" w:lineRule="auto"/>
               <w:ind w:left="714" w:hanging="357"/>
               <w:contextualSpacing/>
@@ -6533,47 +7005,25 @@
                 <w:rFonts w:ascii="Times New Roman" w:hAnsi="Times New Roman"/>
                 <w:sz w:val="24"/>
               </w:rPr>
-              <w:t xml:space="preserve">ввод Имущества </w:t>
-            </w:r>
-            <w:proofErr w:type="spellStart"/>
-            <w:r>
-              <w:rPr>
-                <w:rFonts w:ascii="Times New Roman" w:hAnsi="Times New Roman"/>
-                <w:sz w:val="24"/>
-              </w:rPr>
-              <w:t>Концедента</w:t>
-            </w:r>
-            <w:proofErr w:type="spellEnd"/>
-            <w:r>
-              <w:rPr>
-                <w:rFonts w:ascii="Times New Roman" w:hAnsi="Times New Roman"/>
-                <w:sz w:val="24"/>
-              </w:rPr>
-              <w:t xml:space="preserve"> в эксплуатацию (в случае если такое имущество передается </w:t>
-            </w:r>
-            <w:proofErr w:type="spellStart"/>
-            <w:r>
-              <w:rPr>
-                <w:rFonts w:ascii="Times New Roman" w:hAnsi="Times New Roman"/>
-                <w:sz w:val="24"/>
-              </w:rPr>
-              <w:t>Концедентом</w:t>
-            </w:r>
-            <w:proofErr w:type="spellEnd"/>
-            <w:r>
-              <w:rPr>
-                <w:rFonts w:ascii="Times New Roman" w:hAnsi="Times New Roman"/>
-                <w:sz w:val="24"/>
-              </w:rPr>
-              <w:t xml:space="preserve"> Концессионеру);</w:t>
-            </w:r>
-          </w:p>
-          <w:p>
-            <w:pPr>
-              <w:numPr>
-                <w:ilvl w:val="0"/>
-                <w:numId w:val="4"/>
-              </w:numPr>
+              <w:t>(з)</w:t>
+            </w:r>
+            <w:r>
+              <w:rPr>
+                <w:rFonts w:ascii="Times New Roman" w:hAnsi="Times New Roman"/>
+                <w:sz w:val="24"/>
+              </w:rPr>
+              <w:tab/>
+            </w:r>
+            <w:r>
+              <w:rPr>
+                <w:rFonts w:ascii="Times New Roman" w:hAnsi="Times New Roman"/>
+                <w:sz w:val="24"/>
+              </w:rPr>
+              <w:t>ввод Имущества Концедента в эксплуатацию (в случае если такое имущество передается Концедентом Концессионеру);</w:t>
+            </w:r>
+          </w:p>
+          <w:p>
+            <w:pPr>
               <w:spacing w:before="120" w:after="120" w:line="252" w:lineRule="auto"/>
               <w:ind w:left="714" w:hanging="357"/>
               <w:contextualSpacing/>
@@ -6588,6 +7038,20 @@
                 <w:rFonts w:ascii="Times New Roman" w:hAnsi="Times New Roman"/>
                 <w:sz w:val="24"/>
               </w:rPr>
+              <w:t>(и)</w:t>
+            </w:r>
+            <w:r>
+              <w:rPr>
+                <w:rFonts w:ascii="Times New Roman" w:hAnsi="Times New Roman"/>
+                <w:sz w:val="24"/>
+              </w:rPr>
+              <w:tab/>
+            </w:r>
+            <w:r>
+              <w:rPr>
+                <w:rFonts w:ascii="Times New Roman" w:hAnsi="Times New Roman"/>
+                <w:sz w:val="24"/>
+              </w:rPr>
               <w:t xml:space="preserve">Регистрацию прав государственной собственности Вологодской области на Объект Соглашения и, если применимо, </w:t>
             </w:r>
             <w:r>
@@ -6602,23 +7066,7 @@
                 <w:rFonts w:ascii="Times New Roman" w:hAnsi="Times New Roman"/>
                 <w:sz w:val="24"/>
               </w:rPr>
-              <w:t xml:space="preserve">мущество </w:t>
-            </w:r>
-            <w:proofErr w:type="spellStart"/>
-            <w:r>
-              <w:rPr>
-                <w:rFonts w:ascii="Times New Roman" w:hAnsi="Times New Roman"/>
-                <w:sz w:val="24"/>
-              </w:rPr>
-              <w:t>Концедента</w:t>
-            </w:r>
-            <w:proofErr w:type="spellEnd"/>
-            <w:r>
-              <w:rPr>
-                <w:rFonts w:ascii="Times New Roman" w:hAnsi="Times New Roman"/>
-                <w:sz w:val="24"/>
-              </w:rPr>
-              <w:t>.</w:t>
+              <w:t>мущество Концедента.</w:t>
             </w:r>
           </w:p>
         </w:tc>
@@ -6630,10 +7078,6 @@
           </w:tcPr>
           <w:p>
             <w:pPr>
-              <w:numPr>
-                <w:ilvl w:val="0"/>
-                <w:numId w:val="1"/>
-              </w:numPr>
               <w:spacing w:after="0" w:line="252" w:lineRule="auto"/>
               <w:ind w:left="691" w:hanging="691"/>
               <w:contextualSpacing/>
@@ -6644,6 +7088,22 @@
                 <w:sz w:val="24"/>
               </w:rPr>
             </w:pPr>
+            <w:r>
+              <w:rPr>
+                <w:rFonts w:ascii="Times New Roman" w:hAnsi="Times New Roman"/>
+                <w:b/>
+                <w:sz w:val="24"/>
+              </w:rPr>
+              <w:t>57.</w:t>
+            </w:r>
+            <w:r>
+              <w:rPr>
+                <w:rFonts w:ascii="Times New Roman" w:hAnsi="Times New Roman"/>
+                <w:b/>
+                <w:sz w:val="24"/>
+              </w:rPr>
+              <w:tab/>
+            </w:r>
           </w:p>
         </w:tc>
         <w:tc>
@@ -6700,10 +7160,6 @@
           </w:tcPr>
           <w:p>
             <w:pPr>
-              <w:numPr>
-                <w:ilvl w:val="0"/>
-                <w:numId w:val="1"/>
-              </w:numPr>
               <w:spacing w:after="0" w:line="252" w:lineRule="auto"/>
               <w:ind w:left="691" w:hanging="691"/>
               <w:contextualSpacing/>
@@ -6714,6 +7170,22 @@
                 <w:sz w:val="24"/>
               </w:rPr>
             </w:pPr>
+            <w:r>
+              <w:rPr>
+                <w:rFonts w:ascii="Times New Roman" w:hAnsi="Times New Roman"/>
+                <w:b/>
+                <w:sz w:val="24"/>
+              </w:rPr>
+              <w:t>58.</w:t>
+            </w:r>
+            <w:r>
+              <w:rPr>
+                <w:rFonts w:ascii="Times New Roman" w:hAnsi="Times New Roman"/>
+                <w:b/>
+                <w:sz w:val="24"/>
+              </w:rPr>
+              <w:tab/>
+            </w:r>
           </w:p>
         </w:tc>
         <w:tc>
@@ -6800,10 +7272,6 @@
           </w:tcPr>
           <w:p>
             <w:pPr>
-              <w:numPr>
-                <w:ilvl w:val="0"/>
-                <w:numId w:val="1"/>
-              </w:numPr>
               <w:spacing w:after="0" w:line="252" w:lineRule="auto"/>
               <w:ind w:left="691" w:hanging="691"/>
               <w:contextualSpacing/>
@@ -6814,6 +7282,22 @@
                 <w:sz w:val="24"/>
               </w:rPr>
             </w:pPr>
+            <w:r>
+              <w:rPr>
+                <w:rFonts w:ascii="Times New Roman" w:hAnsi="Times New Roman"/>
+                <w:b/>
+                <w:sz w:val="24"/>
+              </w:rPr>
+              <w:t>59.</w:t>
+            </w:r>
+            <w:r>
+              <w:rPr>
+                <w:rFonts w:ascii="Times New Roman" w:hAnsi="Times New Roman"/>
+                <w:b/>
+                <w:sz w:val="24"/>
+              </w:rPr>
+              <w:tab/>
+            </w:r>
           </w:p>
         </w:tc>
         <w:tc>
@@ -6914,10 +7398,6 @@
           </w:tcPr>
           <w:p>
             <w:pPr>
-              <w:numPr>
-                <w:ilvl w:val="0"/>
-                <w:numId w:val="1"/>
-              </w:numPr>
               <w:spacing w:after="0" w:line="252" w:lineRule="auto"/>
               <w:ind w:left="691" w:hanging="691"/>
               <w:contextualSpacing/>
@@ -6928,6 +7408,22 @@
                 <w:sz w:val="24"/>
               </w:rPr>
             </w:pPr>
+            <w:r>
+              <w:rPr>
+                <w:rFonts w:ascii="Times New Roman" w:hAnsi="Times New Roman"/>
+                <w:b/>
+                <w:sz w:val="24"/>
+              </w:rPr>
+              <w:t>60.</w:t>
+            </w:r>
+            <w:r>
+              <w:rPr>
+                <w:rFonts w:ascii="Times New Roman" w:hAnsi="Times New Roman"/>
+                <w:b/>
+                <w:sz w:val="24"/>
+              </w:rPr>
+              <w:tab/>
+            </w:r>
           </w:p>
         </w:tc>
         <w:tc>
@@ -6967,21 +7463,12 @@
                 <w:sz w:val="24"/>
               </w:rPr>
             </w:pPr>
-            <w:proofErr w:type="spellStart"/>
-            <w:r>
-              <w:rPr>
-                <w:rFonts w:ascii="Times New Roman" w:hAnsi="Times New Roman"/>
-                <w:sz w:val="24"/>
-              </w:rPr>
-              <w:t>Концедент</w:t>
-            </w:r>
-            <w:proofErr w:type="spellEnd"/>
-            <w:r>
-              <w:rPr>
-                <w:rFonts w:ascii="Times New Roman" w:hAnsi="Times New Roman"/>
-                <w:sz w:val="24"/>
-              </w:rPr>
-              <w:t xml:space="preserve"> и Концессионер, именуемые совместно.</w:t>
+            <w:r>
+              <w:rPr>
+                <w:rFonts w:ascii="Times New Roman" w:hAnsi="Times New Roman"/>
+                <w:sz w:val="24"/>
+              </w:rPr>
+              <w:t>Концедент и Концессионер, именуемые совместно.</w:t>
             </w:r>
           </w:p>
         </w:tc>
@@ -6996,10 +7483,6 @@
           </w:tcPr>
           <w:p>
             <w:pPr>
-              <w:numPr>
-                <w:ilvl w:val="0"/>
-                <w:numId w:val="1"/>
-              </w:numPr>
               <w:spacing w:after="0" w:line="252" w:lineRule="auto"/>
               <w:ind w:left="691" w:hanging="691"/>
               <w:contextualSpacing/>
@@ -7010,6 +7493,22 @@
                 <w:sz w:val="24"/>
               </w:rPr>
             </w:pPr>
+            <w:r>
+              <w:rPr>
+                <w:rFonts w:ascii="Times New Roman" w:hAnsi="Times New Roman"/>
+                <w:b/>
+                <w:sz w:val="24"/>
+              </w:rPr>
+              <w:t>61.</w:t>
+            </w:r>
+            <w:r>
+              <w:rPr>
+                <w:rFonts w:ascii="Times New Roman" w:hAnsi="Times New Roman"/>
+                <w:b/>
+                <w:sz w:val="24"/>
+              </w:rPr>
+              <w:tab/>
+            </w:r>
           </w:p>
         </w:tc>
         <w:tc>
@@ -7069,10 +7568,6 @@
           </w:tcPr>
           <w:p>
             <w:pPr>
-              <w:numPr>
-                <w:ilvl w:val="0"/>
-                <w:numId w:val="1"/>
-              </w:numPr>
               <w:spacing w:after="0" w:line="252" w:lineRule="auto"/>
               <w:ind w:left="691" w:hanging="691"/>
               <w:contextualSpacing/>
@@ -7083,6 +7578,22 @@
                 <w:sz w:val="24"/>
               </w:rPr>
             </w:pPr>
+            <w:r>
+              <w:rPr>
+                <w:rFonts w:ascii="Times New Roman" w:hAnsi="Times New Roman"/>
+                <w:b/>
+                <w:sz w:val="24"/>
+              </w:rPr>
+              <w:t>62.</w:t>
+            </w:r>
+            <w:r>
+              <w:rPr>
+                <w:rFonts w:ascii="Times New Roman" w:hAnsi="Times New Roman"/>
+                <w:b/>
+                <w:sz w:val="24"/>
+              </w:rPr>
+              <w:tab/>
+            </w:r>
           </w:p>
         </w:tc>
         <w:tc>
@@ -7163,11 +7674,8 @@
           </w:p>
           <w:p>
             <w:pPr>
-              <w:numPr>
-                <w:ilvl w:val="0"/>
-                <w:numId w:val="5"/>
-              </w:numPr>
               <w:spacing w:before="120" w:after="120" w:line="252" w:lineRule="auto"/>
+              <w:ind w:left="720" w:hanging="360"/>
               <w:contextualSpacing/>
               <w:jc w:val="both"/>
               <w:rPr>
@@ -7180,6 +7688,20 @@
                 <w:rFonts w:ascii="Times New Roman" w:hAnsi="Times New Roman"/>
                 <w:sz w:val="24"/>
               </w:rPr>
+              <w:t>(а)</w:t>
+            </w:r>
+            <w:r>
+              <w:rPr>
+                <w:rFonts w:ascii="Times New Roman" w:hAnsi="Times New Roman"/>
+                <w:sz w:val="24"/>
+              </w:rPr>
+              <w:tab/>
+            </w:r>
+            <w:r>
+              <w:rPr>
+                <w:rFonts w:ascii="Times New Roman" w:hAnsi="Times New Roman"/>
+                <w:sz w:val="24"/>
+              </w:rPr>
               <w:t xml:space="preserve">суммы ссудной задолженности (срочной и просроченной) по Соглашениям о финансировании, начисленных на нее процентов, комиссионных, агентских и иных платежей, прямо предусмотренных Соглашениями о финансировании и не выплаченных Концессионером в пользу </w:t>
             </w:r>
             <w:r>
@@ -7241,11 +7763,8 @@
           </w:p>
           <w:p>
             <w:pPr>
-              <w:numPr>
-                <w:ilvl w:val="0"/>
-                <w:numId w:val="5"/>
-              </w:numPr>
               <w:spacing w:before="120" w:after="120" w:line="252" w:lineRule="auto"/>
+              <w:ind w:left="720" w:hanging="360"/>
               <w:contextualSpacing/>
               <w:jc w:val="both"/>
               <w:rPr>
@@ -7253,6 +7772,20 @@
                 <w:sz w:val="24"/>
               </w:rPr>
             </w:pPr>
+            <w:r>
+              <w:rPr>
+                <w:rFonts w:ascii="Times New Roman" w:hAnsi="Times New Roman"/>
+                <w:sz w:val="24"/>
+              </w:rPr>
+              <w:t>(б)</w:t>
+            </w:r>
+            <w:r>
+              <w:rPr>
+                <w:rFonts w:ascii="Times New Roman" w:hAnsi="Times New Roman"/>
+                <w:sz w:val="24"/>
+              </w:rPr>
+              <w:tab/>
+            </w:r>
             <w:r>
               <w:rPr>
                 <w:rFonts w:ascii="Times New Roman" w:hAnsi="Times New Roman"/>
@@ -7298,10 +7831,6 @@
           </w:tcPr>
           <w:p>
             <w:pPr>
-              <w:numPr>
-                <w:ilvl w:val="0"/>
-                <w:numId w:val="1"/>
-              </w:numPr>
               <w:spacing w:after="0" w:line="252" w:lineRule="auto"/>
               <w:ind w:left="691" w:hanging="691"/>
               <w:contextualSpacing/>
@@ -7312,6 +7841,22 @@
                 <w:sz w:val="24"/>
               </w:rPr>
             </w:pPr>
+            <w:r>
+              <w:rPr>
+                <w:rFonts w:ascii="Times New Roman" w:hAnsi="Times New Roman"/>
+                <w:b/>
+                <w:sz w:val="24"/>
+              </w:rPr>
+              <w:t>63.</w:t>
+            </w:r>
+            <w:r>
+              <w:rPr>
+                <w:rFonts w:ascii="Times New Roman" w:hAnsi="Times New Roman"/>
+                <w:b/>
+                <w:sz w:val="24"/>
+              </w:rPr>
+              <w:tab/>
+            </w:r>
           </w:p>
         </w:tc>
         <w:tc>
@@ -7368,10 +7913,6 @@
           </w:tcPr>
           <w:p>
             <w:pPr>
-              <w:numPr>
-                <w:ilvl w:val="0"/>
-                <w:numId w:val="1"/>
-              </w:numPr>
               <w:spacing w:after="0" w:line="252" w:lineRule="auto"/>
               <w:ind w:left="691" w:hanging="691"/>
               <w:contextualSpacing/>
@@ -7382,6 +7923,22 @@
                 <w:sz w:val="24"/>
               </w:rPr>
             </w:pPr>
+            <w:r>
+              <w:rPr>
+                <w:rFonts w:ascii="Times New Roman" w:hAnsi="Times New Roman"/>
+                <w:b/>
+                <w:sz w:val="24"/>
+              </w:rPr>
+              <w:t>64.</w:t>
+            </w:r>
+            <w:r>
+              <w:rPr>
+                <w:rFonts w:ascii="Times New Roman" w:hAnsi="Times New Roman"/>
+                <w:b/>
+                <w:sz w:val="24"/>
+              </w:rPr>
+              <w:tab/>
+            </w:r>
           </w:p>
         </w:tc>
         <w:tc>
@@ -7438,10 +7995,6 @@
           </w:tcPr>
           <w:p>
             <w:pPr>
-              <w:numPr>
-                <w:ilvl w:val="0"/>
-                <w:numId w:val="1"/>
-              </w:numPr>
               <w:spacing w:after="0" w:line="252" w:lineRule="auto"/>
               <w:ind w:left="691" w:hanging="691"/>
               <w:contextualSpacing/>
@@ -7452,6 +8005,22 @@
                 <w:sz w:val="24"/>
               </w:rPr>
             </w:pPr>
+            <w:r>
+              <w:rPr>
+                <w:rFonts w:ascii="Times New Roman" w:hAnsi="Times New Roman"/>
+                <w:b/>
+                <w:sz w:val="24"/>
+              </w:rPr>
+              <w:t>65.</w:t>
+            </w:r>
+            <w:r>
+              <w:rPr>
+                <w:rFonts w:ascii="Times New Roman" w:hAnsi="Times New Roman"/>
+                <w:b/>
+                <w:sz w:val="24"/>
+              </w:rPr>
+              <w:tab/>
+            </w:r>
           </w:p>
         </w:tc>
         <w:tc>
@@ -7512,23 +8081,7 @@
                 <w:rFonts w:ascii="Times New Roman" w:hAnsi="Times New Roman"/>
                 <w:sz w:val="24"/>
               </w:rPr>
-              <w:t xml:space="preserve">уведомление, направляемое Концессионером </w:t>
-            </w:r>
-            <w:proofErr w:type="spellStart"/>
-            <w:r>
-              <w:rPr>
-                <w:rFonts w:ascii="Times New Roman" w:hAnsi="Times New Roman"/>
-                <w:sz w:val="24"/>
-              </w:rPr>
-              <w:t>Концеденту</w:t>
-            </w:r>
-            <w:proofErr w:type="spellEnd"/>
-            <w:r>
-              <w:rPr>
-                <w:rFonts w:ascii="Times New Roman" w:hAnsi="Times New Roman"/>
-                <w:sz w:val="24"/>
-              </w:rPr>
-              <w:t xml:space="preserve"> для начала процедуры Приемки в соответствии с пунктом 10.8.2 Соглашения.</w:t>
+              <w:t>уведомление, направляемое Концессионером Концеденту для начала процедуры Приемки в соответствии с пунктом 10.8.2 Соглашения.</w:t>
             </w:r>
           </w:p>
         </w:tc>
@@ -7540,10 +8093,6 @@
           </w:tcPr>
           <w:p>
             <w:pPr>
-              <w:numPr>
-                <w:ilvl w:val="0"/>
-                <w:numId w:val="1"/>
-              </w:numPr>
               <w:spacing w:after="0" w:line="252" w:lineRule="auto"/>
               <w:ind w:left="691" w:hanging="691"/>
               <w:contextualSpacing/>
@@ -7554,6 +8103,22 @@
                 <w:sz w:val="24"/>
               </w:rPr>
             </w:pPr>
+            <w:r>
+              <w:rPr>
+                <w:rFonts w:ascii="Times New Roman" w:hAnsi="Times New Roman"/>
+                <w:b/>
+                <w:sz w:val="24"/>
+              </w:rPr>
+              <w:t>66.</w:t>
+            </w:r>
+            <w:r>
+              <w:rPr>
+                <w:rFonts w:ascii="Times New Roman" w:hAnsi="Times New Roman"/>
+                <w:b/>
+                <w:sz w:val="24"/>
+              </w:rPr>
+              <w:tab/>
+            </w:r>
           </w:p>
         </w:tc>
         <w:tc>
@@ -7626,10 +8191,6 @@
           </w:tcPr>
           <w:p>
             <w:pPr>
-              <w:numPr>
-                <w:ilvl w:val="0"/>
-                <w:numId w:val="1"/>
-              </w:numPr>
               <w:spacing w:after="0" w:line="252" w:lineRule="auto"/>
               <w:ind w:left="691" w:hanging="691"/>
               <w:contextualSpacing/>
@@ -7640,6 +8201,22 @@
                 <w:sz w:val="24"/>
               </w:rPr>
             </w:pPr>
+            <w:r>
+              <w:rPr>
+                <w:rFonts w:ascii="Times New Roman" w:hAnsi="Times New Roman"/>
+                <w:b/>
+                <w:sz w:val="24"/>
+              </w:rPr>
+              <w:t>67.</w:t>
+            </w:r>
+            <w:r>
+              <w:rPr>
+                <w:rFonts w:ascii="Times New Roman" w:hAnsi="Times New Roman"/>
+                <w:b/>
+                <w:sz w:val="24"/>
+              </w:rPr>
+              <w:tab/>
+            </w:r>
           </w:p>
         </w:tc>
         <w:tc>
@@ -7684,23 +8261,7 @@
                 <w:rFonts w:ascii="Times New Roman" w:hAnsi="Times New Roman"/>
                 <w:sz w:val="24"/>
               </w:rPr>
-              <w:t xml:space="preserve">оказание </w:t>
-            </w:r>
-            <w:proofErr w:type="spellStart"/>
-            <w:r>
-              <w:rPr>
-                <w:rFonts w:ascii="Times New Roman" w:hAnsi="Times New Roman"/>
-                <w:sz w:val="24"/>
-              </w:rPr>
-              <w:t>Концеденту</w:t>
-            </w:r>
-            <w:proofErr w:type="spellEnd"/>
-            <w:r>
-              <w:rPr>
-                <w:rFonts w:ascii="Times New Roman" w:hAnsi="Times New Roman"/>
-                <w:sz w:val="24"/>
-              </w:rPr>
-              <w:t xml:space="preserve"> услуг по формированию, передаче и контролю качества документов и материалов, полученных с использованием Объекта Соглашения.</w:t>
+              <w:t>оказание Концеденту услуг по формированию, передаче и контролю качества документов и материалов, полученных с использованием Объекта Соглашения.</w:t>
             </w:r>
           </w:p>
         </w:tc>
@@ -7712,10 +8273,6 @@
           </w:tcPr>
           <w:p>
             <w:pPr>
-              <w:numPr>
-                <w:ilvl w:val="0"/>
-                <w:numId w:val="1"/>
-              </w:numPr>
               <w:spacing w:after="0" w:line="252" w:lineRule="auto"/>
               <w:ind w:left="691" w:hanging="691"/>
               <w:contextualSpacing/>
@@ -7726,6 +8283,22 @@
                 <w:sz w:val="24"/>
               </w:rPr>
             </w:pPr>
+            <w:r>
+              <w:rPr>
+                <w:rFonts w:ascii="Times New Roman" w:hAnsi="Times New Roman"/>
+                <w:b/>
+                <w:sz w:val="24"/>
+              </w:rPr>
+              <w:t>68.</w:t>
+            </w:r>
+            <w:r>
+              <w:rPr>
+                <w:rFonts w:ascii="Times New Roman" w:hAnsi="Times New Roman"/>
+                <w:b/>
+                <w:sz w:val="24"/>
+              </w:rPr>
+              <w:tab/>
+            </w:r>
           </w:p>
         </w:tc>
         <w:tc>
@@ -7813,10 +8386,6 @@
           </w:tcPr>
           <w:p>
             <w:pPr>
-              <w:numPr>
-                <w:ilvl w:val="0"/>
-                <w:numId w:val="1"/>
-              </w:numPr>
               <w:spacing w:after="0" w:line="252" w:lineRule="auto"/>
               <w:ind w:left="691" w:hanging="691"/>
               <w:contextualSpacing/>
@@ -7827,6 +8396,22 @@
                 <w:sz w:val="24"/>
               </w:rPr>
             </w:pPr>
+            <w:r>
+              <w:rPr>
+                <w:rFonts w:ascii="Times New Roman" w:hAnsi="Times New Roman"/>
+                <w:b/>
+                <w:sz w:val="24"/>
+              </w:rPr>
+              <w:t>69.</w:t>
+            </w:r>
+            <w:r>
+              <w:rPr>
+                <w:rFonts w:ascii="Times New Roman" w:hAnsi="Times New Roman"/>
+                <w:b/>
+                <w:sz w:val="24"/>
+              </w:rPr>
+              <w:tab/>
+            </w:r>
           </w:p>
         </w:tc>
         <w:tc>
@@ -7941,10 +8526,6 @@
           </w:tcPr>
           <w:p>
             <w:pPr>
-              <w:numPr>
-                <w:ilvl w:val="0"/>
-                <w:numId w:val="1"/>
-              </w:numPr>
               <w:spacing w:after="0" w:line="252" w:lineRule="auto"/>
               <w:ind w:left="691" w:hanging="691"/>
               <w:contextualSpacing/>
@@ -7955,6 +8536,22 @@
                 <w:sz w:val="24"/>
               </w:rPr>
             </w:pPr>
+            <w:r>
+              <w:rPr>
+                <w:rFonts w:ascii="Times New Roman" w:hAnsi="Times New Roman"/>
+                <w:b/>
+                <w:sz w:val="24"/>
+              </w:rPr>
+              <w:t>70.</w:t>
+            </w:r>
+            <w:r>
+              <w:rPr>
+                <w:rFonts w:ascii="Times New Roman" w:hAnsi="Times New Roman"/>
+                <w:b/>
+                <w:sz w:val="24"/>
+              </w:rPr>
+              <w:tab/>
+            </w:r>
           </w:p>
         </w:tc>
         <w:tc>
@@ -8035,10 +8632,6 @@
           </w:tcPr>
           <w:p>
             <w:pPr>
-              <w:numPr>
-                <w:ilvl w:val="0"/>
-                <w:numId w:val="1"/>
-              </w:numPr>
               <w:spacing w:after="0" w:line="252" w:lineRule="auto"/>
               <w:ind w:left="691" w:hanging="691"/>
               <w:contextualSpacing/>
@@ -8049,6 +8642,22 @@
                 <w:sz w:val="24"/>
               </w:rPr>
             </w:pPr>
+            <w:r>
+              <w:rPr>
+                <w:rFonts w:ascii="Times New Roman" w:hAnsi="Times New Roman"/>
+                <w:b/>
+                <w:sz w:val="24"/>
+              </w:rPr>
+              <w:t>71.</w:t>
+            </w:r>
+            <w:r>
+              <w:rPr>
+                <w:rFonts w:ascii="Times New Roman" w:hAnsi="Times New Roman"/>
+                <w:b/>
+                <w:sz w:val="24"/>
+              </w:rPr>
+              <w:tab/>
+            </w:r>
           </w:p>
         </w:tc>
         <w:tc>
@@ -8103,23 +8712,7 @@
                 <w:rFonts w:ascii="Times New Roman" w:hAnsi="Times New Roman"/>
                 <w:sz w:val="24"/>
               </w:rPr>
-              <w:t xml:space="preserve">деятельность Концессионера с использованием Объекта Соглашения и Имущества </w:t>
-            </w:r>
-            <w:proofErr w:type="spellStart"/>
-            <w:r>
-              <w:rPr>
-                <w:rFonts w:ascii="Times New Roman" w:hAnsi="Times New Roman"/>
-                <w:sz w:val="24"/>
-              </w:rPr>
-              <w:t>Концедента</w:t>
-            </w:r>
-            <w:proofErr w:type="spellEnd"/>
-            <w:r>
-              <w:rPr>
-                <w:rFonts w:ascii="Times New Roman" w:hAnsi="Times New Roman"/>
-                <w:sz w:val="24"/>
-              </w:rPr>
-              <w:t xml:space="preserve"> в соответствии с пунктом 11.2 Соглашения, осуществляемая в целях, установленных пунктом 11.3 Соглашения.</w:t>
+              <w:t>деятельность Концессионера с использованием Объекта Соглашения и Имущества Концедента в соответствии с пунктом 11.2 Соглашения, осуществляемая в целях, установленных пунктом 11.3 Соглашения.</w:t>
             </w:r>
           </w:p>
         </w:tc>
@@ -8136,10 +8729,6 @@
           </w:tcPr>
           <w:p>
             <w:pPr>
-              <w:numPr>
-                <w:ilvl w:val="0"/>
-                <w:numId w:val="1"/>
-              </w:numPr>
               <w:spacing w:after="0" w:line="252" w:lineRule="auto"/>
               <w:ind w:left="691" w:hanging="691"/>
               <w:contextualSpacing/>
@@ -8150,6 +8739,22 @@
                 <w:sz w:val="24"/>
               </w:rPr>
             </w:pPr>
+            <w:r>
+              <w:rPr>
+                <w:rFonts w:ascii="Times New Roman" w:hAnsi="Times New Roman"/>
+                <w:b/>
+                <w:sz w:val="24"/>
+              </w:rPr>
+              <w:t>72.</w:t>
+            </w:r>
+            <w:r>
+              <w:rPr>
+                <w:rFonts w:ascii="Times New Roman" w:hAnsi="Times New Roman"/>
+                <w:b/>
+                <w:sz w:val="24"/>
+              </w:rPr>
+              <w:tab/>
+            </w:r>
           </w:p>
         </w:tc>
         <w:tc>
@@ -8204,19 +8809,10 @@
                 <w:rFonts w:ascii="Times New Roman" w:hAnsi="Times New Roman"/>
                 <w:sz w:val="24"/>
               </w:rPr>
-              <w:t xml:space="preserve">логически завершенная часть Создания, ограниченная по срокам и объему обязательств Концессионера в соответствии с Приложением № 5 к Соглашению, разделенная на </w:t>
-            </w:r>
-            <w:proofErr w:type="spellStart"/>
-            <w:r>
-              <w:rPr>
-                <w:rFonts w:ascii="Times New Roman" w:hAnsi="Times New Roman"/>
-                <w:sz w:val="24"/>
-              </w:rPr>
-              <w:t>подэтапы</w:t>
+              <w:t>логически завершенная часть Создания, ограниченная по срокам и объему обязательств Концессионера в соответствии с Приложением № 5 к Соглашению, разделенная на подэтапы</w:t>
             </w:r>
             <w:bookmarkEnd w:id="0"/>
-            <w:bookmarkEnd w:id="2"/>
-            <w:proofErr w:type="spellEnd"/>
+            <w:bookmarkEnd w:id="1"/>
           </w:p>
         </w:tc>
       </w:tr>
@@ -8368,11 +8964,8 @@
           </w:tcPr>
           <w:p>
             <w:pPr>
-              <w:numPr>
-                <w:ilvl w:val="0"/>
-                <w:numId w:val="6"/>
-              </w:numPr>
-              <w:spacing w:after="0" w:line="252" w:lineRule="auto"/>
+              <w:spacing w:after="0" w:line="252" w:lineRule="auto"/>
+              <w:ind w:left="720" w:hanging="360"/>
               <w:contextualSpacing/>
               <w:jc w:val="both"/>
               <w:rPr>
@@ -8381,6 +8974,22 @@
                 <w:sz w:val="24"/>
               </w:rPr>
             </w:pPr>
+            <w:r>
+              <w:rPr>
+                <w:rFonts w:ascii="Times New Roman" w:hAnsi="Times New Roman"/>
+                <w:b/>
+                <w:sz w:val="24"/>
+              </w:rPr>
+              <w:t>1.</w:t>
+            </w:r>
+            <w:r>
+              <w:rPr>
+                <w:rFonts w:ascii="Times New Roman" w:hAnsi="Times New Roman"/>
+                <w:b/>
+                <w:sz w:val="24"/>
+              </w:rPr>
+              <w:tab/>
+            </w:r>
           </w:p>
         </w:tc>
         <w:tc>
@@ -8458,11 +9067,8 @@
           </w:tcPr>
           <w:p>
             <w:pPr>
-              <w:numPr>
-                <w:ilvl w:val="0"/>
-                <w:numId w:val="6"/>
-              </w:numPr>
-              <w:spacing w:after="0" w:line="252" w:lineRule="auto"/>
+              <w:spacing w:after="0" w:line="252" w:lineRule="auto"/>
+              <w:ind w:left="720" w:hanging="360"/>
               <w:contextualSpacing/>
               <w:jc w:val="both"/>
               <w:rPr>
@@ -8471,6 +9077,22 @@
                 <w:sz w:val="24"/>
               </w:rPr>
             </w:pPr>
+            <w:r>
+              <w:rPr>
+                <w:rFonts w:ascii="Times New Roman" w:hAnsi="Times New Roman"/>
+                <w:b/>
+                <w:sz w:val="24"/>
+              </w:rPr>
+              <w:t>2.</w:t>
+            </w:r>
+            <w:r>
+              <w:rPr>
+                <w:rFonts w:ascii="Times New Roman" w:hAnsi="Times New Roman"/>
+                <w:b/>
+                <w:sz w:val="24"/>
+              </w:rPr>
+              <w:tab/>
+            </w:r>
           </w:p>
         </w:tc>
         <w:tc>
@@ -8548,11 +9170,8 @@
           </w:tcPr>
           <w:p>
             <w:pPr>
-              <w:numPr>
-                <w:ilvl w:val="0"/>
-                <w:numId w:val="6"/>
-              </w:numPr>
-              <w:spacing w:after="0" w:line="252" w:lineRule="auto"/>
+              <w:spacing w:after="0" w:line="252" w:lineRule="auto"/>
+              <w:ind w:left="720" w:hanging="360"/>
               <w:contextualSpacing/>
               <w:jc w:val="both"/>
               <w:rPr>
@@ -8561,6 +9180,22 @@
                 <w:sz w:val="24"/>
               </w:rPr>
             </w:pPr>
+            <w:r>
+              <w:rPr>
+                <w:rFonts w:ascii="Times New Roman" w:hAnsi="Times New Roman"/>
+                <w:b/>
+                <w:sz w:val="24"/>
+              </w:rPr>
+              <w:t>3.</w:t>
+            </w:r>
+            <w:r>
+              <w:rPr>
+                <w:rFonts w:ascii="Times New Roman" w:hAnsi="Times New Roman"/>
+                <w:b/>
+                <w:sz w:val="24"/>
+              </w:rPr>
+              <w:tab/>
+            </w:r>
           </w:p>
         </w:tc>
         <w:tc>
@@ -8638,11 +9273,8 @@
           </w:tcPr>
           <w:p>
             <w:pPr>
-              <w:numPr>
-                <w:ilvl w:val="0"/>
-                <w:numId w:val="6"/>
-              </w:numPr>
-              <w:spacing w:after="0" w:line="252" w:lineRule="auto"/>
+              <w:spacing w:after="0" w:line="252" w:lineRule="auto"/>
+              <w:ind w:left="720" w:hanging="360"/>
               <w:contextualSpacing/>
               <w:jc w:val="both"/>
               <w:rPr>
@@ -8651,6 +9283,22 @@
                 <w:sz w:val="24"/>
               </w:rPr>
             </w:pPr>
+            <w:r>
+              <w:rPr>
+                <w:rFonts w:ascii="Times New Roman" w:hAnsi="Times New Roman"/>
+                <w:b/>
+                <w:sz w:val="24"/>
+              </w:rPr>
+              <w:t>4.</w:t>
+            </w:r>
+            <w:r>
+              <w:rPr>
+                <w:rFonts w:ascii="Times New Roman" w:hAnsi="Times New Roman"/>
+                <w:b/>
+                <w:sz w:val="24"/>
+              </w:rPr>
+              <w:tab/>
+            </w:r>
           </w:p>
         </w:tc>
         <w:tc>
@@ -8747,11 +9395,8 @@
           </w:tcPr>
           <w:p>
             <w:pPr>
-              <w:numPr>
-                <w:ilvl w:val="0"/>
-                <w:numId w:val="6"/>
-              </w:numPr>
-              <w:spacing w:after="0" w:line="252" w:lineRule="auto"/>
+              <w:spacing w:after="0" w:line="252" w:lineRule="auto"/>
+              <w:ind w:left="720" w:hanging="360"/>
               <w:contextualSpacing/>
               <w:jc w:val="both"/>
               <w:rPr>
@@ -8760,6 +9405,22 @@
                 <w:sz w:val="24"/>
               </w:rPr>
             </w:pPr>
+            <w:r>
+              <w:rPr>
+                <w:rFonts w:ascii="Times New Roman" w:hAnsi="Times New Roman"/>
+                <w:b/>
+                <w:sz w:val="24"/>
+              </w:rPr>
+              <w:t>5.</w:t>
+            </w:r>
+            <w:r>
+              <w:rPr>
+                <w:rFonts w:ascii="Times New Roman" w:hAnsi="Times New Roman"/>
+                <w:b/>
+                <w:sz w:val="24"/>
+              </w:rPr>
+              <w:tab/>
+            </w:r>
           </w:p>
         </w:tc>
         <w:tc>
@@ -8782,7 +9443,6 @@
                 <w:sz w:val="24"/>
               </w:rPr>
             </w:pPr>
-            <w:proofErr w:type="spellStart"/>
             <w:r>
               <w:rPr>
                 <w:rFonts w:ascii="Times New Roman" w:hAnsi="Times New Roman"/>
@@ -8791,7 +9451,6 @@
               </w:rPr>
               <w:t>PoE</w:t>
             </w:r>
-            <w:proofErr w:type="spellEnd"/>
           </w:p>
         </w:tc>
         <w:tc>
@@ -8818,17 +9477,8 @@
                 <w:rFonts w:ascii="Times New Roman" w:hAnsi="Times New Roman"/>
                 <w:sz w:val="24"/>
               </w:rPr>
-              <w:t xml:space="preserve">передача электроэнергии через </w:t>
-            </w:r>
-            <w:proofErr w:type="spellStart"/>
-            <w:r>
-              <w:rPr>
-                <w:rFonts w:ascii="Times New Roman" w:hAnsi="Times New Roman"/>
-                <w:sz w:val="24"/>
-              </w:rPr>
-              <w:t>Ethernet</w:t>
-            </w:r>
-            <w:proofErr w:type="spellEnd"/>
+              <w:t>передача электроэнергии через Ethernet</w:t>
+            </w:r>
           </w:p>
         </w:tc>
       </w:tr>
@@ -8848,11 +9498,8 @@
           </w:tcPr>
           <w:p>
             <w:pPr>
-              <w:numPr>
-                <w:ilvl w:val="0"/>
-                <w:numId w:val="6"/>
-              </w:numPr>
-              <w:spacing w:after="0" w:line="252" w:lineRule="auto"/>
+              <w:spacing w:after="0" w:line="252" w:lineRule="auto"/>
+              <w:ind w:left="720" w:hanging="360"/>
               <w:contextualSpacing/>
               <w:jc w:val="both"/>
               <w:rPr>
@@ -8861,6 +9508,22 @@
                 <w:sz w:val="24"/>
               </w:rPr>
             </w:pPr>
+            <w:r>
+              <w:rPr>
+                <w:rFonts w:ascii="Times New Roman" w:hAnsi="Times New Roman"/>
+                <w:b/>
+                <w:sz w:val="24"/>
+              </w:rPr>
+              <w:t>6.</w:t>
+            </w:r>
+            <w:r>
+              <w:rPr>
+                <w:rFonts w:ascii="Times New Roman" w:hAnsi="Times New Roman"/>
+                <w:b/>
+                <w:sz w:val="24"/>
+              </w:rPr>
+              <w:tab/>
+            </w:r>
           </w:p>
         </w:tc>
         <w:tc>
@@ -8889,54 +9552,8 @@
                 <w:b/>
                 <w:sz w:val="24"/>
               </w:rPr>
-              <w:t xml:space="preserve">SLA, </w:t>
-            </w:r>
-            <w:proofErr w:type="spellStart"/>
-            <w:r>
-              <w:rPr>
-                <w:rFonts w:ascii="Times New Roman" w:hAnsi="Times New Roman"/>
-                <w:b/>
-                <w:sz w:val="24"/>
-              </w:rPr>
-              <w:t>Service</w:t>
-            </w:r>
-            <w:proofErr w:type="spellEnd"/>
-            <w:r>
-              <w:rPr>
-                <w:rFonts w:ascii="Times New Roman" w:hAnsi="Times New Roman"/>
-                <w:b/>
-                <w:sz w:val="24"/>
-              </w:rPr>
-              <w:t xml:space="preserve"> </w:t>
-            </w:r>
-            <w:proofErr w:type="spellStart"/>
-            <w:r>
-              <w:rPr>
-                <w:rFonts w:ascii="Times New Roman" w:hAnsi="Times New Roman"/>
-                <w:b/>
-                <w:sz w:val="24"/>
-              </w:rPr>
-              <w:t>Level</w:t>
-            </w:r>
-            <w:proofErr w:type="spellEnd"/>
-            <w:r>
-              <w:rPr>
-                <w:rFonts w:ascii="Times New Roman" w:hAnsi="Times New Roman"/>
-                <w:b/>
-                <w:sz w:val="24"/>
-              </w:rPr>
-              <w:t xml:space="preserve"> </w:t>
-            </w:r>
-            <w:proofErr w:type="spellStart"/>
-            <w:r>
-              <w:rPr>
-                <w:rFonts w:ascii="Times New Roman" w:hAnsi="Times New Roman"/>
-                <w:b/>
-                <w:sz w:val="24"/>
-              </w:rPr>
-              <w:t>Agreement</w:t>
-            </w:r>
-            <w:proofErr w:type="spellEnd"/>
+              <w:t>SLA, Service Level Agreement</w:t>
+            </w:r>
           </w:p>
         </w:tc>
         <w:tc>
@@ -8984,11 +9601,8 @@
           </w:tcPr>
           <w:p>
             <w:pPr>
-              <w:numPr>
-                <w:ilvl w:val="0"/>
-                <w:numId w:val="6"/>
-              </w:numPr>
-              <w:spacing w:after="0" w:line="252" w:lineRule="auto"/>
+              <w:spacing w:after="0" w:line="252" w:lineRule="auto"/>
+              <w:ind w:left="720" w:hanging="360"/>
               <w:contextualSpacing/>
               <w:jc w:val="both"/>
               <w:rPr>
@@ -8997,6 +9611,22 @@
                 <w:sz w:val="24"/>
               </w:rPr>
             </w:pPr>
+            <w:r>
+              <w:rPr>
+                <w:rFonts w:ascii="Times New Roman" w:hAnsi="Times New Roman"/>
+                <w:b/>
+                <w:sz w:val="24"/>
+              </w:rPr>
+              <w:t>7.</w:t>
+            </w:r>
+            <w:r>
+              <w:rPr>
+                <w:rFonts w:ascii="Times New Roman" w:hAnsi="Times New Roman"/>
+                <w:b/>
+                <w:sz w:val="24"/>
+              </w:rPr>
+              <w:tab/>
+            </w:r>
           </w:p>
         </w:tc>
         <w:tc>
@@ -9074,11 +9704,8 @@
           </w:tcPr>
           <w:p>
             <w:pPr>
-              <w:numPr>
-                <w:ilvl w:val="0"/>
-                <w:numId w:val="6"/>
-              </w:numPr>
-              <w:spacing w:after="0" w:line="252" w:lineRule="auto"/>
+              <w:spacing w:after="0" w:line="252" w:lineRule="auto"/>
+              <w:ind w:left="720" w:hanging="360"/>
               <w:contextualSpacing/>
               <w:jc w:val="both"/>
               <w:rPr>
@@ -9087,6 +9714,22 @@
                 <w:sz w:val="24"/>
               </w:rPr>
             </w:pPr>
+            <w:r>
+              <w:rPr>
+                <w:rFonts w:ascii="Times New Roman" w:hAnsi="Times New Roman"/>
+                <w:b/>
+                <w:sz w:val="24"/>
+              </w:rPr>
+              <w:t>8.</w:t>
+            </w:r>
+            <w:r>
+              <w:rPr>
+                <w:rFonts w:ascii="Times New Roman" w:hAnsi="Times New Roman"/>
+                <w:b/>
+                <w:sz w:val="24"/>
+              </w:rPr>
+              <w:tab/>
+            </w:r>
           </w:p>
         </w:tc>
         <w:tc>
@@ -9164,11 +9807,8 @@
           </w:tcPr>
           <w:p>
             <w:pPr>
-              <w:numPr>
-                <w:ilvl w:val="0"/>
-                <w:numId w:val="6"/>
-              </w:numPr>
-              <w:spacing w:after="0" w:line="252" w:lineRule="auto"/>
+              <w:spacing w:after="0" w:line="252" w:lineRule="auto"/>
+              <w:ind w:left="720" w:hanging="360"/>
               <w:contextualSpacing/>
               <w:jc w:val="both"/>
               <w:rPr>
@@ -9177,6 +9817,22 @@
                 <w:sz w:val="24"/>
               </w:rPr>
             </w:pPr>
+            <w:r>
+              <w:rPr>
+                <w:rFonts w:ascii="Times New Roman" w:hAnsi="Times New Roman"/>
+                <w:b/>
+                <w:sz w:val="24"/>
+              </w:rPr>
+              <w:t>9.</w:t>
+            </w:r>
+            <w:r>
+              <w:rPr>
+                <w:rFonts w:ascii="Times New Roman" w:hAnsi="Times New Roman"/>
+                <w:b/>
+                <w:sz w:val="24"/>
+              </w:rPr>
+              <w:tab/>
+            </w:r>
           </w:p>
         </w:tc>
         <w:tc>
@@ -9254,11 +9910,8 @@
           </w:tcPr>
           <w:p>
             <w:pPr>
-              <w:numPr>
-                <w:ilvl w:val="0"/>
-                <w:numId w:val="6"/>
-              </w:numPr>
-              <w:spacing w:after="0" w:line="252" w:lineRule="auto"/>
+              <w:spacing w:after="0" w:line="252" w:lineRule="auto"/>
+              <w:ind w:left="720" w:hanging="360"/>
               <w:contextualSpacing/>
               <w:jc w:val="both"/>
               <w:rPr>
@@ -9267,6 +9920,22 @@
                 <w:sz w:val="24"/>
               </w:rPr>
             </w:pPr>
+            <w:r>
+              <w:rPr>
+                <w:rFonts w:ascii="Times New Roman" w:hAnsi="Times New Roman"/>
+                <w:b/>
+                <w:sz w:val="24"/>
+              </w:rPr>
+              <w:t>10.</w:t>
+            </w:r>
+            <w:r>
+              <w:rPr>
+                <w:rFonts w:ascii="Times New Roman" w:hAnsi="Times New Roman"/>
+                <w:b/>
+                <w:sz w:val="24"/>
+              </w:rPr>
+              <w:tab/>
+            </w:r>
           </w:p>
         </w:tc>
         <w:tc>
@@ -9344,11 +10013,8 @@
           </w:tcPr>
           <w:p>
             <w:pPr>
-              <w:numPr>
-                <w:ilvl w:val="0"/>
-                <w:numId w:val="6"/>
-              </w:numPr>
-              <w:spacing w:after="0" w:line="252" w:lineRule="auto"/>
+              <w:spacing w:after="0" w:line="252" w:lineRule="auto"/>
+              <w:ind w:left="720" w:hanging="360"/>
               <w:contextualSpacing/>
               <w:jc w:val="both"/>
               <w:rPr>
@@ -9357,6 +10023,22 @@
                 <w:sz w:val="24"/>
               </w:rPr>
             </w:pPr>
+            <w:r>
+              <w:rPr>
+                <w:rFonts w:ascii="Times New Roman" w:hAnsi="Times New Roman"/>
+                <w:b/>
+                <w:sz w:val="24"/>
+              </w:rPr>
+              <w:t>11.</w:t>
+            </w:r>
+            <w:r>
+              <w:rPr>
+                <w:rFonts w:ascii="Times New Roman" w:hAnsi="Times New Roman"/>
+                <w:b/>
+                <w:sz w:val="24"/>
+              </w:rPr>
+              <w:tab/>
+            </w:r>
           </w:p>
         </w:tc>
         <w:tc>
@@ -9434,11 +10116,8 @@
           </w:tcPr>
           <w:p>
             <w:pPr>
-              <w:numPr>
-                <w:ilvl w:val="0"/>
-                <w:numId w:val="6"/>
-              </w:numPr>
-              <w:spacing w:after="0" w:line="252" w:lineRule="auto"/>
+              <w:spacing w:after="0" w:line="252" w:lineRule="auto"/>
+              <w:ind w:left="720" w:hanging="360"/>
               <w:contextualSpacing/>
               <w:jc w:val="both"/>
               <w:rPr>
@@ -9447,6 +10126,22 @@
                 <w:sz w:val="24"/>
               </w:rPr>
             </w:pPr>
+            <w:r>
+              <w:rPr>
+                <w:rFonts w:ascii="Times New Roman" w:hAnsi="Times New Roman"/>
+                <w:b/>
+                <w:sz w:val="24"/>
+              </w:rPr>
+              <w:t>12.</w:t>
+            </w:r>
+            <w:r>
+              <w:rPr>
+                <w:rFonts w:ascii="Times New Roman" w:hAnsi="Times New Roman"/>
+                <w:b/>
+                <w:sz w:val="24"/>
+              </w:rPr>
+              <w:tab/>
+            </w:r>
           </w:p>
         </w:tc>
         <w:tc>
@@ -9524,11 +10219,8 @@
           </w:tcPr>
           <w:p>
             <w:pPr>
-              <w:numPr>
-                <w:ilvl w:val="0"/>
-                <w:numId w:val="6"/>
-              </w:numPr>
-              <w:spacing w:after="0" w:line="252" w:lineRule="auto"/>
+              <w:spacing w:after="0" w:line="252" w:lineRule="auto"/>
+              <w:ind w:left="720" w:hanging="360"/>
               <w:contextualSpacing/>
               <w:jc w:val="both"/>
               <w:rPr>
@@ -9537,6 +10229,22 @@
                 <w:sz w:val="24"/>
               </w:rPr>
             </w:pPr>
+            <w:r>
+              <w:rPr>
+                <w:rFonts w:ascii="Times New Roman" w:hAnsi="Times New Roman"/>
+                <w:b/>
+                <w:sz w:val="24"/>
+              </w:rPr>
+              <w:t>13.</w:t>
+            </w:r>
+            <w:r>
+              <w:rPr>
+                <w:rFonts w:ascii="Times New Roman" w:hAnsi="Times New Roman"/>
+                <w:b/>
+                <w:sz w:val="24"/>
+              </w:rPr>
+              <w:tab/>
+            </w:r>
           </w:p>
         </w:tc>
         <w:tc>
@@ -9614,11 +10322,8 @@
           </w:tcPr>
           <w:p>
             <w:pPr>
-              <w:numPr>
-                <w:ilvl w:val="0"/>
-                <w:numId w:val="6"/>
-              </w:numPr>
-              <w:spacing w:after="0" w:line="252" w:lineRule="auto"/>
+              <w:spacing w:after="0" w:line="252" w:lineRule="auto"/>
+              <w:ind w:left="720" w:hanging="360"/>
               <w:contextualSpacing/>
               <w:jc w:val="both"/>
               <w:rPr>
@@ -9627,6 +10332,22 @@
                 <w:sz w:val="24"/>
               </w:rPr>
             </w:pPr>
+            <w:r>
+              <w:rPr>
+                <w:rFonts w:ascii="Times New Roman" w:hAnsi="Times New Roman"/>
+                <w:b/>
+                <w:sz w:val="24"/>
+              </w:rPr>
+              <w:t>14.</w:t>
+            </w:r>
+            <w:r>
+              <w:rPr>
+                <w:rFonts w:ascii="Times New Roman" w:hAnsi="Times New Roman"/>
+                <w:b/>
+                <w:sz w:val="24"/>
+              </w:rPr>
+              <w:tab/>
+            </w:r>
           </w:p>
         </w:tc>
         <w:tc>
@@ -9704,11 +10425,8 @@
           </w:tcPr>
           <w:p>
             <w:pPr>
-              <w:numPr>
-                <w:ilvl w:val="0"/>
-                <w:numId w:val="6"/>
-              </w:numPr>
-              <w:spacing w:after="0" w:line="252" w:lineRule="auto"/>
+              <w:spacing w:after="0" w:line="252" w:lineRule="auto"/>
+              <w:ind w:left="720" w:hanging="360"/>
               <w:contextualSpacing/>
               <w:jc w:val="both"/>
               <w:rPr>
@@ -9717,6 +10435,22 @@
                 <w:sz w:val="24"/>
               </w:rPr>
             </w:pPr>
+            <w:r>
+              <w:rPr>
+                <w:rFonts w:ascii="Times New Roman" w:hAnsi="Times New Roman"/>
+                <w:b/>
+                <w:sz w:val="24"/>
+              </w:rPr>
+              <w:t>15.</w:t>
+            </w:r>
+            <w:r>
+              <w:rPr>
+                <w:rFonts w:ascii="Times New Roman" w:hAnsi="Times New Roman"/>
+                <w:b/>
+                <w:sz w:val="24"/>
+              </w:rPr>
+              <w:tab/>
+            </w:r>
           </w:p>
         </w:tc>
         <w:tc>
@@ -9794,11 +10528,8 @@
           </w:tcPr>
           <w:p>
             <w:pPr>
-              <w:numPr>
-                <w:ilvl w:val="0"/>
-                <w:numId w:val="6"/>
-              </w:numPr>
-              <w:spacing w:after="0" w:line="252" w:lineRule="auto"/>
+              <w:spacing w:after="0" w:line="252" w:lineRule="auto"/>
+              <w:ind w:left="720" w:hanging="360"/>
               <w:contextualSpacing/>
               <w:jc w:val="both"/>
               <w:rPr>
@@ -9807,6 +10538,22 @@
                 <w:sz w:val="24"/>
               </w:rPr>
             </w:pPr>
+            <w:r>
+              <w:rPr>
+                <w:rFonts w:ascii="Times New Roman" w:hAnsi="Times New Roman"/>
+                <w:b/>
+                <w:sz w:val="24"/>
+              </w:rPr>
+              <w:t>16.</w:t>
+            </w:r>
+            <w:r>
+              <w:rPr>
+                <w:rFonts w:ascii="Times New Roman" w:hAnsi="Times New Roman"/>
+                <w:b/>
+                <w:sz w:val="24"/>
+              </w:rPr>
+              <w:tab/>
+            </w:r>
           </w:p>
         </w:tc>
         <w:tc>
@@ -9884,11 +10631,8 @@
           </w:tcPr>
           <w:p>
             <w:pPr>
-              <w:numPr>
-                <w:ilvl w:val="0"/>
-                <w:numId w:val="6"/>
-              </w:numPr>
-              <w:spacing w:after="0" w:line="252" w:lineRule="auto"/>
+              <w:spacing w:after="0" w:line="252" w:lineRule="auto"/>
+              <w:ind w:left="720" w:hanging="360"/>
               <w:contextualSpacing/>
               <w:jc w:val="both"/>
               <w:rPr>
@@ -9897,6 +10641,22 @@
                 <w:sz w:val="24"/>
               </w:rPr>
             </w:pPr>
+            <w:r>
+              <w:rPr>
+                <w:rFonts w:ascii="Times New Roman" w:hAnsi="Times New Roman"/>
+                <w:b/>
+                <w:sz w:val="24"/>
+              </w:rPr>
+              <w:t>17.</w:t>
+            </w:r>
+            <w:r>
+              <w:rPr>
+                <w:rFonts w:ascii="Times New Roman" w:hAnsi="Times New Roman"/>
+                <w:b/>
+                <w:sz w:val="24"/>
+              </w:rPr>
+              <w:tab/>
+            </w:r>
           </w:p>
         </w:tc>
         <w:tc>
@@ -9974,11 +10734,8 @@
           </w:tcPr>
           <w:p>
             <w:pPr>
-              <w:numPr>
-                <w:ilvl w:val="0"/>
-                <w:numId w:val="6"/>
-              </w:numPr>
-              <w:spacing w:after="0" w:line="252" w:lineRule="auto"/>
+              <w:spacing w:after="0" w:line="252" w:lineRule="auto"/>
+              <w:ind w:left="720" w:hanging="360"/>
               <w:contextualSpacing/>
               <w:jc w:val="both"/>
               <w:rPr>
@@ -9987,6 +10744,22 @@
                 <w:sz w:val="24"/>
               </w:rPr>
             </w:pPr>
+            <w:r>
+              <w:rPr>
+                <w:rFonts w:ascii="Times New Roman" w:hAnsi="Times New Roman"/>
+                <w:b/>
+                <w:sz w:val="24"/>
+              </w:rPr>
+              <w:t>18.</w:t>
+            </w:r>
+            <w:r>
+              <w:rPr>
+                <w:rFonts w:ascii="Times New Roman" w:hAnsi="Times New Roman"/>
+                <w:b/>
+                <w:sz w:val="24"/>
+              </w:rPr>
+              <w:tab/>
+            </w:r>
           </w:p>
         </w:tc>
         <w:tc>
@@ -10064,11 +10837,8 @@
           </w:tcPr>
           <w:p>
             <w:pPr>
-              <w:numPr>
-                <w:ilvl w:val="0"/>
-                <w:numId w:val="6"/>
-              </w:numPr>
-              <w:spacing w:after="0" w:line="252" w:lineRule="auto"/>
+              <w:spacing w:after="0" w:line="252" w:lineRule="auto"/>
+              <w:ind w:left="720" w:hanging="360"/>
               <w:contextualSpacing/>
               <w:jc w:val="both"/>
               <w:rPr>
@@ -10077,6 +10847,22 @@
                 <w:sz w:val="24"/>
               </w:rPr>
             </w:pPr>
+            <w:r>
+              <w:rPr>
+                <w:rFonts w:ascii="Times New Roman" w:hAnsi="Times New Roman"/>
+                <w:b/>
+                <w:sz w:val="24"/>
+              </w:rPr>
+              <w:t>19.</w:t>
+            </w:r>
+            <w:r>
+              <w:rPr>
+                <w:rFonts w:ascii="Times New Roman" w:hAnsi="Times New Roman"/>
+                <w:b/>
+                <w:sz w:val="24"/>
+              </w:rPr>
+              <w:tab/>
+            </w:r>
           </w:p>
         </w:tc>
         <w:tc>
@@ -10154,11 +10940,8 @@
           </w:tcPr>
           <w:p>
             <w:pPr>
-              <w:numPr>
-                <w:ilvl w:val="0"/>
-                <w:numId w:val="6"/>
-              </w:numPr>
-              <w:spacing w:after="0" w:line="252" w:lineRule="auto"/>
+              <w:spacing w:after="0" w:line="252" w:lineRule="auto"/>
+              <w:ind w:left="720" w:hanging="360"/>
               <w:contextualSpacing/>
               <w:jc w:val="both"/>
               <w:rPr>
@@ -10167,6 +10950,22 @@
                 <w:sz w:val="24"/>
               </w:rPr>
             </w:pPr>
+            <w:r>
+              <w:rPr>
+                <w:rFonts w:ascii="Times New Roman" w:hAnsi="Times New Roman"/>
+                <w:b/>
+                <w:sz w:val="24"/>
+              </w:rPr>
+              <w:t>20.</w:t>
+            </w:r>
+            <w:r>
+              <w:rPr>
+                <w:rFonts w:ascii="Times New Roman" w:hAnsi="Times New Roman"/>
+                <w:b/>
+                <w:sz w:val="24"/>
+              </w:rPr>
+              <w:tab/>
+            </w:r>
           </w:p>
         </w:tc>
         <w:tc>
@@ -10244,11 +11043,8 @@
           </w:tcPr>
           <w:p>
             <w:pPr>
-              <w:numPr>
-                <w:ilvl w:val="0"/>
-                <w:numId w:val="6"/>
-              </w:numPr>
-              <w:spacing w:after="0" w:line="252" w:lineRule="auto"/>
+              <w:spacing w:after="0" w:line="252" w:lineRule="auto"/>
+              <w:ind w:left="720" w:hanging="360"/>
               <w:contextualSpacing/>
               <w:jc w:val="both"/>
               <w:rPr>
@@ -10257,6 +11053,22 @@
                 <w:sz w:val="24"/>
               </w:rPr>
             </w:pPr>
+            <w:r>
+              <w:rPr>
+                <w:rFonts w:ascii="Times New Roman" w:hAnsi="Times New Roman"/>
+                <w:b/>
+                <w:sz w:val="24"/>
+              </w:rPr>
+              <w:t>21.</w:t>
+            </w:r>
+            <w:r>
+              <w:rPr>
+                <w:rFonts w:ascii="Times New Roman" w:hAnsi="Times New Roman"/>
+                <w:b/>
+                <w:sz w:val="24"/>
+              </w:rPr>
+              <w:tab/>
+            </w:r>
           </w:p>
         </w:tc>
         <w:tc>
@@ -10334,11 +11146,8 @@
           </w:tcPr>
           <w:p>
             <w:pPr>
-              <w:numPr>
-                <w:ilvl w:val="0"/>
-                <w:numId w:val="6"/>
-              </w:numPr>
-              <w:spacing w:after="0" w:line="252" w:lineRule="auto"/>
+              <w:spacing w:after="0" w:line="252" w:lineRule="auto"/>
+              <w:ind w:left="720" w:hanging="360"/>
               <w:contextualSpacing/>
               <w:jc w:val="both"/>
               <w:rPr>
@@ -10347,6 +11156,22 @@
                 <w:sz w:val="24"/>
               </w:rPr>
             </w:pPr>
+            <w:r>
+              <w:rPr>
+                <w:rFonts w:ascii="Times New Roman" w:hAnsi="Times New Roman"/>
+                <w:b/>
+                <w:sz w:val="24"/>
+              </w:rPr>
+              <w:t>22.</w:t>
+            </w:r>
+            <w:r>
+              <w:rPr>
+                <w:rFonts w:ascii="Times New Roman" w:hAnsi="Times New Roman"/>
+                <w:b/>
+                <w:sz w:val="24"/>
+              </w:rPr>
+              <w:tab/>
+            </w:r>
           </w:p>
         </w:tc>
         <w:tc>
@@ -10424,11 +11249,8 @@
           </w:tcPr>
           <w:p>
             <w:pPr>
-              <w:numPr>
-                <w:ilvl w:val="0"/>
-                <w:numId w:val="6"/>
-              </w:numPr>
-              <w:spacing w:after="0" w:line="252" w:lineRule="auto"/>
+              <w:spacing w:after="0" w:line="252" w:lineRule="auto"/>
+              <w:ind w:left="720" w:hanging="360"/>
               <w:contextualSpacing/>
               <w:jc w:val="both"/>
               <w:rPr>
@@ -10437,6 +11259,22 @@
                 <w:sz w:val="24"/>
               </w:rPr>
             </w:pPr>
+            <w:r>
+              <w:rPr>
+                <w:rFonts w:ascii="Times New Roman" w:hAnsi="Times New Roman"/>
+                <w:b/>
+                <w:sz w:val="24"/>
+              </w:rPr>
+              <w:t>23.</w:t>
+            </w:r>
+            <w:r>
+              <w:rPr>
+                <w:rFonts w:ascii="Times New Roman" w:hAnsi="Times New Roman"/>
+                <w:b/>
+                <w:sz w:val="24"/>
+              </w:rPr>
+              <w:tab/>
+            </w:r>
           </w:p>
         </w:tc>
         <w:tc>
@@ -10514,11 +11352,8 @@
           </w:tcPr>
           <w:p>
             <w:pPr>
-              <w:numPr>
-                <w:ilvl w:val="0"/>
-                <w:numId w:val="6"/>
-              </w:numPr>
-              <w:spacing w:after="0" w:line="252" w:lineRule="auto"/>
+              <w:spacing w:after="0" w:line="252" w:lineRule="auto"/>
+              <w:ind w:left="720" w:hanging="360"/>
               <w:contextualSpacing/>
               <w:jc w:val="both"/>
               <w:rPr>
@@ -10527,6 +11362,22 @@
                 <w:sz w:val="24"/>
               </w:rPr>
             </w:pPr>
+            <w:r>
+              <w:rPr>
+                <w:rFonts w:ascii="Times New Roman" w:hAnsi="Times New Roman"/>
+                <w:b/>
+                <w:sz w:val="24"/>
+              </w:rPr>
+              <w:t>24.</w:t>
+            </w:r>
+            <w:r>
+              <w:rPr>
+                <w:rFonts w:ascii="Times New Roman" w:hAnsi="Times New Roman"/>
+                <w:b/>
+                <w:sz w:val="24"/>
+              </w:rPr>
+              <w:tab/>
+            </w:r>
           </w:p>
         </w:tc>
         <w:tc>
@@ -10604,11 +11455,8 @@
           </w:tcPr>
           <w:p>
             <w:pPr>
-              <w:numPr>
-                <w:ilvl w:val="0"/>
-                <w:numId w:val="6"/>
-              </w:numPr>
-              <w:spacing w:after="0" w:line="252" w:lineRule="auto"/>
+              <w:spacing w:after="0" w:line="252" w:lineRule="auto"/>
+              <w:ind w:left="720" w:hanging="360"/>
               <w:contextualSpacing/>
               <w:jc w:val="both"/>
               <w:rPr>
@@ -10617,6 +11465,22 @@
                 <w:sz w:val="24"/>
               </w:rPr>
             </w:pPr>
+            <w:r>
+              <w:rPr>
+                <w:rFonts w:ascii="Times New Roman" w:hAnsi="Times New Roman"/>
+                <w:b/>
+                <w:sz w:val="24"/>
+              </w:rPr>
+              <w:t>25.</w:t>
+            </w:r>
+            <w:r>
+              <w:rPr>
+                <w:rFonts w:ascii="Times New Roman" w:hAnsi="Times New Roman"/>
+                <w:b/>
+                <w:sz w:val="24"/>
+              </w:rPr>
+              <w:tab/>
+            </w:r>
           </w:p>
         </w:tc>
         <w:tc>
@@ -10694,11 +11558,8 @@
           </w:tcPr>
           <w:p>
             <w:pPr>
-              <w:numPr>
-                <w:ilvl w:val="0"/>
-                <w:numId w:val="6"/>
-              </w:numPr>
-              <w:spacing w:after="0" w:line="252" w:lineRule="auto"/>
+              <w:spacing w:after="0" w:line="252" w:lineRule="auto"/>
+              <w:ind w:left="720" w:hanging="360"/>
               <w:contextualSpacing/>
               <w:jc w:val="both"/>
               <w:rPr>
@@ -10707,6 +11568,22 @@
                 <w:sz w:val="24"/>
               </w:rPr>
             </w:pPr>
+            <w:r>
+              <w:rPr>
+                <w:rFonts w:ascii="Times New Roman" w:hAnsi="Times New Roman"/>
+                <w:b/>
+                <w:sz w:val="24"/>
+              </w:rPr>
+              <w:t>26.</w:t>
+            </w:r>
+            <w:r>
+              <w:rPr>
+                <w:rFonts w:ascii="Times New Roman" w:hAnsi="Times New Roman"/>
+                <w:b/>
+                <w:sz w:val="24"/>
+              </w:rPr>
+              <w:tab/>
+            </w:r>
           </w:p>
         </w:tc>
         <w:tc>
@@ -10784,11 +11661,8 @@
           </w:tcPr>
           <w:p>
             <w:pPr>
-              <w:numPr>
-                <w:ilvl w:val="0"/>
-                <w:numId w:val="6"/>
-              </w:numPr>
-              <w:spacing w:after="0" w:line="252" w:lineRule="auto"/>
+              <w:spacing w:after="0" w:line="252" w:lineRule="auto"/>
+              <w:ind w:left="720" w:hanging="360"/>
               <w:contextualSpacing/>
               <w:jc w:val="both"/>
               <w:rPr>
@@ -10797,6 +11671,22 @@
                 <w:sz w:val="24"/>
               </w:rPr>
             </w:pPr>
+            <w:r>
+              <w:rPr>
+                <w:rFonts w:ascii="Times New Roman" w:hAnsi="Times New Roman"/>
+                <w:b/>
+                <w:sz w:val="24"/>
+              </w:rPr>
+              <w:t>27.</w:t>
+            </w:r>
+            <w:r>
+              <w:rPr>
+                <w:rFonts w:ascii="Times New Roman" w:hAnsi="Times New Roman"/>
+                <w:b/>
+                <w:sz w:val="24"/>
+              </w:rPr>
+              <w:tab/>
+            </w:r>
           </w:p>
         </w:tc>
         <w:tc>
@@ -10874,11 +11764,8 @@
           </w:tcPr>
           <w:p>
             <w:pPr>
-              <w:numPr>
-                <w:ilvl w:val="0"/>
-                <w:numId w:val="6"/>
-              </w:numPr>
-              <w:spacing w:after="0" w:line="252" w:lineRule="auto"/>
+              <w:spacing w:after="0" w:line="252" w:lineRule="auto"/>
+              <w:ind w:left="720" w:hanging="360"/>
               <w:contextualSpacing/>
               <w:jc w:val="both"/>
               <w:rPr>
@@ -10887,6 +11774,22 @@
                 <w:sz w:val="24"/>
               </w:rPr>
             </w:pPr>
+            <w:r>
+              <w:rPr>
+                <w:rFonts w:ascii="Times New Roman" w:hAnsi="Times New Roman"/>
+                <w:b/>
+                <w:sz w:val="24"/>
+              </w:rPr>
+              <w:t>28.</w:t>
+            </w:r>
+            <w:r>
+              <w:rPr>
+                <w:rFonts w:ascii="Times New Roman" w:hAnsi="Times New Roman"/>
+                <w:b/>
+                <w:sz w:val="24"/>
+              </w:rPr>
+              <w:tab/>
+            </w:r>
           </w:p>
         </w:tc>
         <w:tc>
@@ -10964,11 +11867,8 @@
           </w:tcPr>
           <w:p>
             <w:pPr>
-              <w:numPr>
-                <w:ilvl w:val="0"/>
-                <w:numId w:val="6"/>
-              </w:numPr>
-              <w:spacing w:after="0" w:line="252" w:lineRule="auto"/>
+              <w:spacing w:after="0" w:line="252" w:lineRule="auto"/>
+              <w:ind w:left="720" w:hanging="360"/>
               <w:contextualSpacing/>
               <w:jc w:val="both"/>
               <w:rPr>
@@ -10977,6 +11877,22 @@
                 <w:sz w:val="24"/>
               </w:rPr>
             </w:pPr>
+            <w:r>
+              <w:rPr>
+                <w:rFonts w:ascii="Times New Roman" w:hAnsi="Times New Roman"/>
+                <w:b/>
+                <w:sz w:val="24"/>
+              </w:rPr>
+              <w:t>29.</w:t>
+            </w:r>
+            <w:r>
+              <w:rPr>
+                <w:rFonts w:ascii="Times New Roman" w:hAnsi="Times New Roman"/>
+                <w:b/>
+                <w:sz w:val="24"/>
+              </w:rPr>
+              <w:tab/>
+            </w:r>
           </w:p>
         </w:tc>
         <w:tc>
@@ -11054,11 +11970,8 @@
           </w:tcPr>
           <w:p>
             <w:pPr>
-              <w:numPr>
-                <w:ilvl w:val="0"/>
-                <w:numId w:val="6"/>
-              </w:numPr>
-              <w:spacing w:after="0" w:line="252" w:lineRule="auto"/>
+              <w:spacing w:after="0" w:line="252" w:lineRule="auto"/>
+              <w:ind w:left="720" w:hanging="360"/>
               <w:contextualSpacing/>
               <w:jc w:val="both"/>
               <w:rPr>
@@ -11067,6 +11980,22 @@
                 <w:sz w:val="24"/>
               </w:rPr>
             </w:pPr>
+            <w:r>
+              <w:rPr>
+                <w:rFonts w:ascii="Times New Roman" w:hAnsi="Times New Roman"/>
+                <w:b/>
+                <w:sz w:val="24"/>
+              </w:rPr>
+              <w:t>30.</w:t>
+            </w:r>
+            <w:r>
+              <w:rPr>
+                <w:rFonts w:ascii="Times New Roman" w:hAnsi="Times New Roman"/>
+                <w:b/>
+                <w:sz w:val="24"/>
+              </w:rPr>
+              <w:tab/>
+            </w:r>
           </w:p>
         </w:tc>
         <w:tc>
@@ -11144,11 +12073,8 @@
           </w:tcPr>
           <w:p>
             <w:pPr>
-              <w:numPr>
-                <w:ilvl w:val="0"/>
-                <w:numId w:val="6"/>
-              </w:numPr>
-              <w:spacing w:after="0" w:line="252" w:lineRule="auto"/>
+              <w:spacing w:after="0" w:line="252" w:lineRule="auto"/>
+              <w:ind w:left="720" w:hanging="360"/>
               <w:contextualSpacing/>
               <w:jc w:val="both"/>
               <w:rPr>
@@ -11157,6 +12083,22 @@
                 <w:sz w:val="24"/>
               </w:rPr>
             </w:pPr>
+            <w:r>
+              <w:rPr>
+                <w:rFonts w:ascii="Times New Roman" w:hAnsi="Times New Roman"/>
+                <w:b/>
+                <w:sz w:val="24"/>
+              </w:rPr>
+              <w:t>31.</w:t>
+            </w:r>
+            <w:r>
+              <w:rPr>
+                <w:rFonts w:ascii="Times New Roman" w:hAnsi="Times New Roman"/>
+                <w:b/>
+                <w:sz w:val="24"/>
+              </w:rPr>
+              <w:tab/>
+            </w:r>
           </w:p>
         </w:tc>
         <w:tc>
@@ -11234,11 +12176,8 @@
           </w:tcPr>
           <w:p>
             <w:pPr>
-              <w:numPr>
-                <w:ilvl w:val="0"/>
-                <w:numId w:val="6"/>
-              </w:numPr>
-              <w:spacing w:after="0" w:line="252" w:lineRule="auto"/>
+              <w:spacing w:after="0" w:line="252" w:lineRule="auto"/>
+              <w:ind w:left="720" w:hanging="360"/>
               <w:contextualSpacing/>
               <w:jc w:val="both"/>
               <w:rPr>
@@ -11247,6 +12186,22 @@
                 <w:sz w:val="24"/>
               </w:rPr>
             </w:pPr>
+            <w:r>
+              <w:rPr>
+                <w:rFonts w:ascii="Times New Roman" w:hAnsi="Times New Roman"/>
+                <w:b/>
+                <w:sz w:val="24"/>
+              </w:rPr>
+              <w:t>32.</w:t>
+            </w:r>
+            <w:r>
+              <w:rPr>
+                <w:rFonts w:ascii="Times New Roman" w:hAnsi="Times New Roman"/>
+                <w:b/>
+                <w:sz w:val="24"/>
+              </w:rPr>
+              <w:tab/>
+            </w:r>
           </w:p>
         </w:tc>
         <w:tc>
@@ -11324,11 +12279,8 @@
           </w:tcPr>
           <w:p>
             <w:pPr>
-              <w:numPr>
-                <w:ilvl w:val="0"/>
-                <w:numId w:val="6"/>
-              </w:numPr>
-              <w:spacing w:after="0" w:line="252" w:lineRule="auto"/>
+              <w:spacing w:after="0" w:line="252" w:lineRule="auto"/>
+              <w:ind w:left="720" w:hanging="360"/>
               <w:contextualSpacing/>
               <w:jc w:val="both"/>
               <w:rPr>
@@ -11337,6 +12289,22 @@
                 <w:sz w:val="24"/>
               </w:rPr>
             </w:pPr>
+            <w:r>
+              <w:rPr>
+                <w:rFonts w:ascii="Times New Roman" w:hAnsi="Times New Roman"/>
+                <w:b/>
+                <w:sz w:val="24"/>
+              </w:rPr>
+              <w:t>33.</w:t>
+            </w:r>
+            <w:r>
+              <w:rPr>
+                <w:rFonts w:ascii="Times New Roman" w:hAnsi="Times New Roman"/>
+                <w:b/>
+                <w:sz w:val="24"/>
+              </w:rPr>
+              <w:tab/>
+            </w:r>
           </w:p>
         </w:tc>
         <w:tc>
@@ -11414,11 +12382,8 @@
           </w:tcPr>
           <w:p>
             <w:pPr>
-              <w:numPr>
-                <w:ilvl w:val="0"/>
-                <w:numId w:val="6"/>
-              </w:numPr>
-              <w:spacing w:after="0" w:line="252" w:lineRule="auto"/>
+              <w:spacing w:after="0" w:line="252" w:lineRule="auto"/>
+              <w:ind w:left="720" w:hanging="360"/>
               <w:contextualSpacing/>
               <w:jc w:val="both"/>
               <w:rPr>
@@ -11427,6 +12392,22 @@
                 <w:sz w:val="24"/>
               </w:rPr>
             </w:pPr>
+            <w:r>
+              <w:rPr>
+                <w:rFonts w:ascii="Times New Roman" w:hAnsi="Times New Roman"/>
+                <w:b/>
+                <w:sz w:val="24"/>
+              </w:rPr>
+              <w:t>34.</w:t>
+            </w:r>
+            <w:r>
+              <w:rPr>
+                <w:rFonts w:ascii="Times New Roman" w:hAnsi="Times New Roman"/>
+                <w:b/>
+                <w:sz w:val="24"/>
+              </w:rPr>
+              <w:tab/>
+            </w:r>
           </w:p>
         </w:tc>
         <w:tc>
@@ -11504,11 +12485,8 @@
           </w:tcPr>
           <w:p>
             <w:pPr>
-              <w:numPr>
-                <w:ilvl w:val="0"/>
-                <w:numId w:val="6"/>
-              </w:numPr>
-              <w:spacing w:after="0" w:line="252" w:lineRule="auto"/>
+              <w:spacing w:after="0" w:line="252" w:lineRule="auto"/>
+              <w:ind w:left="720" w:hanging="360"/>
               <w:contextualSpacing/>
               <w:jc w:val="both"/>
               <w:rPr>
@@ -11517,6 +12495,22 @@
                 <w:sz w:val="24"/>
               </w:rPr>
             </w:pPr>
+            <w:r>
+              <w:rPr>
+                <w:rFonts w:ascii="Times New Roman" w:hAnsi="Times New Roman"/>
+                <w:b/>
+                <w:sz w:val="24"/>
+              </w:rPr>
+              <w:t>35.</w:t>
+            </w:r>
+            <w:r>
+              <w:rPr>
+                <w:rFonts w:ascii="Times New Roman" w:hAnsi="Times New Roman"/>
+                <w:b/>
+                <w:sz w:val="24"/>
+              </w:rPr>
+              <w:tab/>
+            </w:r>
           </w:p>
         </w:tc>
         <w:tc>
@@ -11594,11 +12588,8 @@
           </w:tcPr>
           <w:p>
             <w:pPr>
-              <w:numPr>
-                <w:ilvl w:val="0"/>
-                <w:numId w:val="6"/>
-              </w:numPr>
-              <w:spacing w:after="0" w:line="252" w:lineRule="auto"/>
+              <w:spacing w:after="0" w:line="252" w:lineRule="auto"/>
+              <w:ind w:left="720" w:hanging="360"/>
               <w:contextualSpacing/>
               <w:jc w:val="both"/>
               <w:rPr>
@@ -11607,6 +12598,22 @@
                 <w:sz w:val="24"/>
               </w:rPr>
             </w:pPr>
+            <w:r>
+              <w:rPr>
+                <w:rFonts w:ascii="Times New Roman" w:hAnsi="Times New Roman"/>
+                <w:b/>
+                <w:sz w:val="24"/>
+              </w:rPr>
+              <w:t>36.</w:t>
+            </w:r>
+            <w:r>
+              <w:rPr>
+                <w:rFonts w:ascii="Times New Roman" w:hAnsi="Times New Roman"/>
+                <w:b/>
+                <w:sz w:val="24"/>
+              </w:rPr>
+              <w:tab/>
+            </w:r>
           </w:p>
         </w:tc>
         <w:tc>
@@ -11684,11 +12691,8 @@
           </w:tcPr>
           <w:p>
             <w:pPr>
-              <w:numPr>
-                <w:ilvl w:val="0"/>
-                <w:numId w:val="6"/>
-              </w:numPr>
-              <w:spacing w:after="0" w:line="252" w:lineRule="auto"/>
+              <w:spacing w:after="0" w:line="252" w:lineRule="auto"/>
+              <w:ind w:left="720" w:hanging="360"/>
               <w:contextualSpacing/>
               <w:jc w:val="both"/>
               <w:rPr>
@@ -11697,6 +12701,22 @@
                 <w:sz w:val="24"/>
               </w:rPr>
             </w:pPr>
+            <w:r>
+              <w:rPr>
+                <w:rFonts w:ascii="Times New Roman" w:hAnsi="Times New Roman"/>
+                <w:b/>
+                <w:sz w:val="24"/>
+              </w:rPr>
+              <w:t>37.</w:t>
+            </w:r>
+            <w:r>
+              <w:rPr>
+                <w:rFonts w:ascii="Times New Roman" w:hAnsi="Times New Roman"/>
+                <w:b/>
+                <w:sz w:val="24"/>
+              </w:rPr>
+              <w:tab/>
+            </w:r>
           </w:p>
         </w:tc>
         <w:tc>
@@ -11774,11 +12794,8 @@
           </w:tcPr>
           <w:p>
             <w:pPr>
-              <w:numPr>
-                <w:ilvl w:val="0"/>
-                <w:numId w:val="6"/>
-              </w:numPr>
-              <w:spacing w:after="0" w:line="252" w:lineRule="auto"/>
+              <w:spacing w:after="0" w:line="252" w:lineRule="auto"/>
+              <w:ind w:left="720" w:hanging="360"/>
               <w:contextualSpacing/>
               <w:jc w:val="both"/>
               <w:rPr>
@@ -11787,6 +12804,22 @@
                 <w:sz w:val="24"/>
               </w:rPr>
             </w:pPr>
+            <w:r>
+              <w:rPr>
+                <w:rFonts w:ascii="Times New Roman" w:hAnsi="Times New Roman"/>
+                <w:b/>
+                <w:sz w:val="24"/>
+              </w:rPr>
+              <w:t>38.</w:t>
+            </w:r>
+            <w:r>
+              <w:rPr>
+                <w:rFonts w:ascii="Times New Roman" w:hAnsi="Times New Roman"/>
+                <w:b/>
+                <w:sz w:val="24"/>
+              </w:rPr>
+              <w:tab/>
+            </w:r>
           </w:p>
         </w:tc>
         <w:tc>
@@ -11864,11 +12897,8 @@
           </w:tcPr>
           <w:p>
             <w:pPr>
-              <w:numPr>
-                <w:ilvl w:val="0"/>
-                <w:numId w:val="6"/>
-              </w:numPr>
-              <w:spacing w:after="0" w:line="252" w:lineRule="auto"/>
+              <w:spacing w:after="0" w:line="252" w:lineRule="auto"/>
+              <w:ind w:left="720" w:hanging="360"/>
               <w:contextualSpacing/>
               <w:jc w:val="both"/>
               <w:rPr>
@@ -11877,6 +12907,22 @@
                 <w:sz w:val="24"/>
               </w:rPr>
             </w:pPr>
+            <w:r>
+              <w:rPr>
+                <w:rFonts w:ascii="Times New Roman" w:hAnsi="Times New Roman"/>
+                <w:b/>
+                <w:sz w:val="24"/>
+              </w:rPr>
+              <w:t>39.</w:t>
+            </w:r>
+            <w:r>
+              <w:rPr>
+                <w:rFonts w:ascii="Times New Roman" w:hAnsi="Times New Roman"/>
+                <w:b/>
+                <w:sz w:val="24"/>
+              </w:rPr>
+              <w:tab/>
+            </w:r>
           </w:p>
         </w:tc>
         <w:tc>
@@ -11954,11 +13000,8 @@
           </w:tcPr>
           <w:p>
             <w:pPr>
-              <w:numPr>
-                <w:ilvl w:val="0"/>
-                <w:numId w:val="6"/>
-              </w:numPr>
-              <w:spacing w:after="0" w:line="252" w:lineRule="auto"/>
+              <w:spacing w:after="0" w:line="252" w:lineRule="auto"/>
+              <w:ind w:left="720" w:hanging="360"/>
               <w:contextualSpacing/>
               <w:jc w:val="both"/>
               <w:rPr>
@@ -11967,6 +13010,22 @@
                 <w:sz w:val="24"/>
               </w:rPr>
             </w:pPr>
+            <w:r>
+              <w:rPr>
+                <w:rFonts w:ascii="Times New Roman" w:hAnsi="Times New Roman"/>
+                <w:b/>
+                <w:sz w:val="24"/>
+              </w:rPr>
+              <w:t>40.</w:t>
+            </w:r>
+            <w:r>
+              <w:rPr>
+                <w:rFonts w:ascii="Times New Roman" w:hAnsi="Times New Roman"/>
+                <w:b/>
+                <w:sz w:val="24"/>
+              </w:rPr>
+              <w:tab/>
+            </w:r>
           </w:p>
         </w:tc>
         <w:tc>
@@ -12044,11 +13103,8 @@
           </w:tcPr>
           <w:p>
             <w:pPr>
-              <w:numPr>
-                <w:ilvl w:val="0"/>
-                <w:numId w:val="6"/>
-              </w:numPr>
-              <w:spacing w:after="0" w:line="252" w:lineRule="auto"/>
+              <w:spacing w:after="0" w:line="252" w:lineRule="auto"/>
+              <w:ind w:left="720" w:hanging="360"/>
               <w:contextualSpacing/>
               <w:jc w:val="both"/>
               <w:rPr>
@@ -12057,6 +13113,22 @@
                 <w:sz w:val="24"/>
               </w:rPr>
             </w:pPr>
+            <w:r>
+              <w:rPr>
+                <w:rFonts w:ascii="Times New Roman" w:hAnsi="Times New Roman"/>
+                <w:b/>
+                <w:sz w:val="24"/>
+              </w:rPr>
+              <w:t>41.</w:t>
+            </w:r>
+            <w:r>
+              <w:rPr>
+                <w:rFonts w:ascii="Times New Roman" w:hAnsi="Times New Roman"/>
+                <w:b/>
+                <w:sz w:val="24"/>
+              </w:rPr>
+              <w:tab/>
+            </w:r>
           </w:p>
         </w:tc>
         <w:tc>
@@ -12134,11 +13206,8 @@
           </w:tcPr>
           <w:p>
             <w:pPr>
-              <w:numPr>
-                <w:ilvl w:val="0"/>
-                <w:numId w:val="6"/>
-              </w:numPr>
-              <w:spacing w:after="0" w:line="252" w:lineRule="auto"/>
+              <w:spacing w:after="0" w:line="252" w:lineRule="auto"/>
+              <w:ind w:left="720" w:hanging="360"/>
               <w:contextualSpacing/>
               <w:jc w:val="both"/>
               <w:rPr>
@@ -12147,6 +13216,22 @@
                 <w:sz w:val="24"/>
               </w:rPr>
             </w:pPr>
+            <w:r>
+              <w:rPr>
+                <w:rFonts w:ascii="Times New Roman" w:hAnsi="Times New Roman"/>
+                <w:b/>
+                <w:sz w:val="24"/>
+              </w:rPr>
+              <w:t>42.</w:t>
+            </w:r>
+            <w:r>
+              <w:rPr>
+                <w:rFonts w:ascii="Times New Roman" w:hAnsi="Times New Roman"/>
+                <w:b/>
+                <w:sz w:val="24"/>
+              </w:rPr>
+              <w:tab/>
+            </w:r>
           </w:p>
         </w:tc>
         <w:tc>
@@ -12224,11 +13309,8 @@
           </w:tcPr>
           <w:p>
             <w:pPr>
-              <w:numPr>
-                <w:ilvl w:val="0"/>
-                <w:numId w:val="6"/>
-              </w:numPr>
-              <w:spacing w:after="0" w:line="252" w:lineRule="auto"/>
+              <w:spacing w:after="0" w:line="252" w:lineRule="auto"/>
+              <w:ind w:left="720" w:hanging="360"/>
               <w:contextualSpacing/>
               <w:jc w:val="both"/>
               <w:rPr>
@@ -12237,6 +13319,22 @@
                 <w:sz w:val="24"/>
               </w:rPr>
             </w:pPr>
+            <w:r>
+              <w:rPr>
+                <w:rFonts w:ascii="Times New Roman" w:hAnsi="Times New Roman"/>
+                <w:b/>
+                <w:sz w:val="24"/>
+              </w:rPr>
+              <w:t>43.</w:t>
+            </w:r>
+            <w:r>
+              <w:rPr>
+                <w:rFonts w:ascii="Times New Roman" w:hAnsi="Times New Roman"/>
+                <w:b/>
+                <w:sz w:val="24"/>
+              </w:rPr>
+              <w:tab/>
+            </w:r>
           </w:p>
         </w:tc>
         <w:tc>
@@ -12314,11 +13412,8 @@
           </w:tcPr>
           <w:p>
             <w:pPr>
-              <w:numPr>
-                <w:ilvl w:val="0"/>
-                <w:numId w:val="6"/>
-              </w:numPr>
-              <w:spacing w:after="0" w:line="252" w:lineRule="auto"/>
+              <w:spacing w:after="0" w:line="252" w:lineRule="auto"/>
+              <w:ind w:left="720" w:hanging="360"/>
               <w:contextualSpacing/>
               <w:jc w:val="both"/>
               <w:rPr>
@@ -12327,6 +13422,22 @@
                 <w:sz w:val="24"/>
               </w:rPr>
             </w:pPr>
+            <w:r>
+              <w:rPr>
+                <w:rFonts w:ascii="Times New Roman" w:hAnsi="Times New Roman"/>
+                <w:b/>
+                <w:sz w:val="24"/>
+              </w:rPr>
+              <w:t>44.</w:t>
+            </w:r>
+            <w:r>
+              <w:rPr>
+                <w:rFonts w:ascii="Times New Roman" w:hAnsi="Times New Roman"/>
+                <w:b/>
+                <w:sz w:val="24"/>
+              </w:rPr>
+              <w:tab/>
+            </w:r>
           </w:p>
         </w:tc>
         <w:tc>
@@ -12404,11 +13515,8 @@
           </w:tcPr>
           <w:p>
             <w:pPr>
-              <w:numPr>
-                <w:ilvl w:val="0"/>
-                <w:numId w:val="6"/>
-              </w:numPr>
-              <w:spacing w:after="0" w:line="252" w:lineRule="auto"/>
+              <w:spacing w:after="0" w:line="252" w:lineRule="auto"/>
+              <w:ind w:left="720" w:hanging="360"/>
               <w:contextualSpacing/>
               <w:jc w:val="both"/>
               <w:rPr>
@@ -12417,6 +13525,22 @@
                 <w:sz w:val="24"/>
               </w:rPr>
             </w:pPr>
+            <w:r>
+              <w:rPr>
+                <w:rFonts w:ascii="Times New Roman" w:hAnsi="Times New Roman"/>
+                <w:b/>
+                <w:sz w:val="24"/>
+              </w:rPr>
+              <w:t>45.</w:t>
+            </w:r>
+            <w:r>
+              <w:rPr>
+                <w:rFonts w:ascii="Times New Roman" w:hAnsi="Times New Roman"/>
+                <w:b/>
+                <w:sz w:val="24"/>
+              </w:rPr>
+              <w:tab/>
+            </w:r>
           </w:p>
         </w:tc>
         <w:tc>
@@ -12494,11 +13618,8 @@
           </w:tcPr>
           <w:p>
             <w:pPr>
-              <w:numPr>
-                <w:ilvl w:val="0"/>
-                <w:numId w:val="6"/>
-              </w:numPr>
-              <w:spacing w:after="0" w:line="252" w:lineRule="auto"/>
+              <w:spacing w:after="0" w:line="252" w:lineRule="auto"/>
+              <w:ind w:left="720" w:hanging="360"/>
               <w:contextualSpacing/>
               <w:jc w:val="both"/>
               <w:rPr>
@@ -12507,6 +13628,22 @@
                 <w:sz w:val="24"/>
               </w:rPr>
             </w:pPr>
+            <w:r>
+              <w:rPr>
+                <w:rFonts w:ascii="Times New Roman" w:hAnsi="Times New Roman"/>
+                <w:b/>
+                <w:sz w:val="24"/>
+              </w:rPr>
+              <w:t>46.</w:t>
+            </w:r>
+            <w:r>
+              <w:rPr>
+                <w:rFonts w:ascii="Times New Roman" w:hAnsi="Times New Roman"/>
+                <w:b/>
+                <w:sz w:val="24"/>
+              </w:rPr>
+              <w:tab/>
+            </w:r>
           </w:p>
         </w:tc>
         <w:tc>
@@ -12584,11 +13721,8 @@
           </w:tcPr>
           <w:p>
             <w:pPr>
-              <w:numPr>
-                <w:ilvl w:val="0"/>
-                <w:numId w:val="6"/>
-              </w:numPr>
-              <w:spacing w:after="0" w:line="252" w:lineRule="auto"/>
+              <w:spacing w:after="0" w:line="252" w:lineRule="auto"/>
+              <w:ind w:left="720" w:hanging="360"/>
               <w:contextualSpacing/>
               <w:jc w:val="both"/>
               <w:rPr>
@@ -12597,6 +13731,22 @@
                 <w:sz w:val="24"/>
               </w:rPr>
             </w:pPr>
+            <w:r>
+              <w:rPr>
+                <w:rFonts w:ascii="Times New Roman" w:hAnsi="Times New Roman"/>
+                <w:b/>
+                <w:sz w:val="24"/>
+              </w:rPr>
+              <w:t>47.</w:t>
+            </w:r>
+            <w:r>
+              <w:rPr>
+                <w:rFonts w:ascii="Times New Roman" w:hAnsi="Times New Roman"/>
+                <w:b/>
+                <w:sz w:val="24"/>
+              </w:rPr>
+              <w:tab/>
+            </w:r>
           </w:p>
         </w:tc>
         <w:tc>
@@ -12674,11 +13824,8 @@
           </w:tcPr>
           <w:p>
             <w:pPr>
-              <w:numPr>
-                <w:ilvl w:val="0"/>
-                <w:numId w:val="6"/>
-              </w:numPr>
-              <w:spacing w:after="0" w:line="252" w:lineRule="auto"/>
+              <w:spacing w:after="0" w:line="252" w:lineRule="auto"/>
+              <w:ind w:left="720" w:hanging="360"/>
               <w:contextualSpacing/>
               <w:jc w:val="both"/>
               <w:rPr>
@@ -12687,6 +13834,22 @@
                 <w:sz w:val="24"/>
               </w:rPr>
             </w:pPr>
+            <w:r>
+              <w:rPr>
+                <w:rFonts w:ascii="Times New Roman" w:hAnsi="Times New Roman"/>
+                <w:b/>
+                <w:sz w:val="24"/>
+              </w:rPr>
+              <w:t>48.</w:t>
+            </w:r>
+            <w:r>
+              <w:rPr>
+                <w:rFonts w:ascii="Times New Roman" w:hAnsi="Times New Roman"/>
+                <w:b/>
+                <w:sz w:val="24"/>
+              </w:rPr>
+              <w:tab/>
+            </w:r>
           </w:p>
         </w:tc>
         <w:tc>
@@ -12764,11 +13927,8 @@
           </w:tcPr>
           <w:p>
             <w:pPr>
-              <w:numPr>
-                <w:ilvl w:val="0"/>
-                <w:numId w:val="6"/>
-              </w:numPr>
-              <w:spacing w:after="0" w:line="252" w:lineRule="auto"/>
+              <w:spacing w:after="0" w:line="252" w:lineRule="auto"/>
+              <w:ind w:left="720" w:hanging="360"/>
               <w:contextualSpacing/>
               <w:jc w:val="both"/>
               <w:rPr>
@@ -12777,6 +13937,22 @@
                 <w:sz w:val="24"/>
               </w:rPr>
             </w:pPr>
+            <w:r>
+              <w:rPr>
+                <w:rFonts w:ascii="Times New Roman" w:hAnsi="Times New Roman"/>
+                <w:b/>
+                <w:sz w:val="24"/>
+              </w:rPr>
+              <w:t>49.</w:t>
+            </w:r>
+            <w:r>
+              <w:rPr>
+                <w:rFonts w:ascii="Times New Roman" w:hAnsi="Times New Roman"/>
+                <w:b/>
+                <w:sz w:val="24"/>
+              </w:rPr>
+              <w:tab/>
+            </w:r>
           </w:p>
         </w:tc>
         <w:tc>
@@ -12854,11 +14030,8 @@
           </w:tcPr>
           <w:p>
             <w:pPr>
-              <w:numPr>
-                <w:ilvl w:val="0"/>
-                <w:numId w:val="6"/>
-              </w:numPr>
-              <w:spacing w:after="0" w:line="252" w:lineRule="auto"/>
+              <w:spacing w:after="0" w:line="252" w:lineRule="auto"/>
+              <w:ind w:left="720" w:hanging="360"/>
               <w:contextualSpacing/>
               <w:jc w:val="both"/>
               <w:rPr>
@@ -12867,6 +14040,22 @@
                 <w:sz w:val="24"/>
               </w:rPr>
             </w:pPr>
+            <w:r>
+              <w:rPr>
+                <w:rFonts w:ascii="Times New Roman" w:hAnsi="Times New Roman"/>
+                <w:b/>
+                <w:sz w:val="24"/>
+              </w:rPr>
+              <w:t>50.</w:t>
+            </w:r>
+            <w:r>
+              <w:rPr>
+                <w:rFonts w:ascii="Times New Roman" w:hAnsi="Times New Roman"/>
+                <w:b/>
+                <w:sz w:val="24"/>
+              </w:rPr>
+              <w:tab/>
+            </w:r>
           </w:p>
         </w:tc>
         <w:tc>
@@ -12944,11 +14133,8 @@
           </w:tcPr>
           <w:p>
             <w:pPr>
-              <w:numPr>
-                <w:ilvl w:val="0"/>
-                <w:numId w:val="6"/>
-              </w:numPr>
-              <w:spacing w:after="0" w:line="252" w:lineRule="auto"/>
+              <w:spacing w:after="0" w:line="252" w:lineRule="auto"/>
+              <w:ind w:left="720" w:hanging="360"/>
               <w:contextualSpacing/>
               <w:jc w:val="both"/>
               <w:rPr>
@@ -12957,6 +14143,22 @@
                 <w:sz w:val="24"/>
               </w:rPr>
             </w:pPr>
+            <w:r>
+              <w:rPr>
+                <w:rFonts w:ascii="Times New Roman" w:hAnsi="Times New Roman"/>
+                <w:b/>
+                <w:sz w:val="24"/>
+              </w:rPr>
+              <w:t>51.</w:t>
+            </w:r>
+            <w:r>
+              <w:rPr>
+                <w:rFonts w:ascii="Times New Roman" w:hAnsi="Times New Roman"/>
+                <w:b/>
+                <w:sz w:val="24"/>
+              </w:rPr>
+              <w:tab/>
+            </w:r>
           </w:p>
         </w:tc>
         <w:tc>
@@ -13034,11 +14236,8 @@
           </w:tcPr>
           <w:p>
             <w:pPr>
-              <w:numPr>
-                <w:ilvl w:val="0"/>
-                <w:numId w:val="6"/>
-              </w:numPr>
-              <w:spacing w:after="0" w:line="252" w:lineRule="auto"/>
+              <w:spacing w:after="0" w:line="252" w:lineRule="auto"/>
+              <w:ind w:left="720" w:hanging="360"/>
               <w:contextualSpacing/>
               <w:jc w:val="both"/>
               <w:rPr>
@@ -13047,6 +14246,22 @@
                 <w:sz w:val="24"/>
               </w:rPr>
             </w:pPr>
+            <w:r>
+              <w:rPr>
+                <w:rFonts w:ascii="Times New Roman" w:hAnsi="Times New Roman"/>
+                <w:b/>
+                <w:sz w:val="24"/>
+              </w:rPr>
+              <w:t>52.</w:t>
+            </w:r>
+            <w:r>
+              <w:rPr>
+                <w:rFonts w:ascii="Times New Roman" w:hAnsi="Times New Roman"/>
+                <w:b/>
+                <w:sz w:val="24"/>
+              </w:rPr>
+              <w:tab/>
+            </w:r>
           </w:p>
         </w:tc>
         <w:tc>
@@ -13124,11 +14339,8 @@
           </w:tcPr>
           <w:p>
             <w:pPr>
-              <w:numPr>
-                <w:ilvl w:val="0"/>
-                <w:numId w:val="6"/>
-              </w:numPr>
-              <w:spacing w:after="0" w:line="252" w:lineRule="auto"/>
+              <w:spacing w:after="0" w:line="252" w:lineRule="auto"/>
+              <w:ind w:left="720" w:hanging="360"/>
               <w:contextualSpacing/>
               <w:jc w:val="both"/>
               <w:rPr>
@@ -13137,6 +14349,22 @@
                 <w:sz w:val="24"/>
               </w:rPr>
             </w:pPr>
+            <w:r>
+              <w:rPr>
+                <w:rFonts w:ascii="Times New Roman" w:hAnsi="Times New Roman"/>
+                <w:b/>
+                <w:sz w:val="24"/>
+              </w:rPr>
+              <w:t>53.</w:t>
+            </w:r>
+            <w:r>
+              <w:rPr>
+                <w:rFonts w:ascii="Times New Roman" w:hAnsi="Times New Roman"/>
+                <w:b/>
+                <w:sz w:val="24"/>
+              </w:rPr>
+              <w:tab/>
+            </w:r>
           </w:p>
         </w:tc>
         <w:tc>
@@ -13214,11 +14442,8 @@
           </w:tcPr>
           <w:p>
             <w:pPr>
-              <w:numPr>
-                <w:ilvl w:val="0"/>
-                <w:numId w:val="6"/>
-              </w:numPr>
-              <w:spacing w:after="0" w:line="252" w:lineRule="auto"/>
+              <w:spacing w:after="0" w:line="252" w:lineRule="auto"/>
+              <w:ind w:left="720" w:hanging="360"/>
               <w:contextualSpacing/>
               <w:jc w:val="both"/>
               <w:rPr>
@@ -13227,6 +14452,22 @@
                 <w:sz w:val="24"/>
               </w:rPr>
             </w:pPr>
+            <w:r>
+              <w:rPr>
+                <w:rFonts w:ascii="Times New Roman" w:hAnsi="Times New Roman"/>
+                <w:b/>
+                <w:sz w:val="24"/>
+              </w:rPr>
+              <w:t>54.</w:t>
+            </w:r>
+            <w:r>
+              <w:rPr>
+                <w:rFonts w:ascii="Times New Roman" w:hAnsi="Times New Roman"/>
+                <w:b/>
+                <w:sz w:val="24"/>
+              </w:rPr>
+              <w:tab/>
+            </w:r>
           </w:p>
         </w:tc>
         <w:tc>
@@ -13304,11 +14545,8 @@
           </w:tcPr>
           <w:p>
             <w:pPr>
-              <w:numPr>
-                <w:ilvl w:val="0"/>
-                <w:numId w:val="6"/>
-              </w:numPr>
-              <w:spacing w:after="0" w:line="252" w:lineRule="auto"/>
+              <w:spacing w:after="0" w:line="252" w:lineRule="auto"/>
+              <w:ind w:left="720" w:hanging="360"/>
               <w:contextualSpacing/>
               <w:jc w:val="both"/>
               <w:rPr>
@@ -13317,6 +14555,22 @@
                 <w:sz w:val="24"/>
               </w:rPr>
             </w:pPr>
+            <w:r>
+              <w:rPr>
+                <w:rFonts w:ascii="Times New Roman" w:hAnsi="Times New Roman"/>
+                <w:b/>
+                <w:sz w:val="24"/>
+              </w:rPr>
+              <w:t>55.</w:t>
+            </w:r>
+            <w:r>
+              <w:rPr>
+                <w:rFonts w:ascii="Times New Roman" w:hAnsi="Times New Roman"/>
+                <w:b/>
+                <w:sz w:val="24"/>
+              </w:rPr>
+              <w:tab/>
+            </w:r>
           </w:p>
         </w:tc>
         <w:tc>
@@ -13394,11 +14648,8 @@
           </w:tcPr>
           <w:p>
             <w:pPr>
-              <w:numPr>
-                <w:ilvl w:val="0"/>
-                <w:numId w:val="6"/>
-              </w:numPr>
-              <w:spacing w:after="0" w:line="252" w:lineRule="auto"/>
+              <w:spacing w:after="0" w:line="252" w:lineRule="auto"/>
+              <w:ind w:left="720" w:hanging="360"/>
               <w:contextualSpacing/>
               <w:jc w:val="both"/>
               <w:rPr>
@@ -13407,6 +14658,22 @@
                 <w:sz w:val="24"/>
               </w:rPr>
             </w:pPr>
+            <w:r>
+              <w:rPr>
+                <w:rFonts w:ascii="Times New Roman" w:hAnsi="Times New Roman"/>
+                <w:b/>
+                <w:sz w:val="24"/>
+              </w:rPr>
+              <w:t>56.</w:t>
+            </w:r>
+            <w:r>
+              <w:rPr>
+                <w:rFonts w:ascii="Times New Roman" w:hAnsi="Times New Roman"/>
+                <w:b/>
+                <w:sz w:val="24"/>
+              </w:rPr>
+              <w:tab/>
+            </w:r>
           </w:p>
         </w:tc>
         <w:tc>
@@ -13504,7 +14771,7 @@
                 <w:sz w:val="24"/>
               </w:rPr>
             </w:pPr>
-            <w:bookmarkStart w:id="3" w:name="_Hlk94793296"/>
+            <w:bookmarkStart w:id="2" w:name="_Hlk94793296"/>
           </w:p>
           <w:p>
             <w:pPr>
@@ -13571,25 +14838,7 @@
                 <w:b/>
                 <w:sz w:val="24"/>
               </w:rPr>
-              <w:t xml:space="preserve">От </w:t>
-            </w:r>
-            <w:proofErr w:type="spellStart"/>
-            <w:r>
-              <w:rPr>
-                <w:rFonts w:ascii="Times New Roman" w:hAnsi="Times New Roman"/>
-                <w:b/>
-                <w:sz w:val="24"/>
-              </w:rPr>
-              <w:t>Концедента</w:t>
-            </w:r>
-            <w:proofErr w:type="spellEnd"/>
-            <w:r>
-              <w:rPr>
-                <w:rFonts w:ascii="Times New Roman" w:hAnsi="Times New Roman"/>
-                <w:b/>
-                <w:sz w:val="24"/>
-              </w:rPr>
-              <w:t>:</w:t>
+              <w:t>От Концедента:</w:t>
             </w:r>
           </w:p>
           <w:p>
@@ -13872,7 +15121,7 @@
               </w:rPr>
               <w:t>Хазов Д.В./</w:t>
             </w:r>
-            <w:bookmarkEnd w:id="3"/>
+            <w:bookmarkEnd w:id="2"/>
           </w:p>
         </w:tc>
       </w:tr>
@@ -13889,7 +15138,7 @@
 </file>
 
 <file path=word/numbering.xml><?xml version="1.0" encoding="utf-8"?>
-<w:numbering xmlns:wpc="http://schemas.microsoft.com/office/word/2010/wordprocessingCanvas" xmlns:cx="http://schemas.microsoft.com/office/drawing/2014/chartex" xmlns:cx1="http://schemas.microsoft.com/office/drawing/2015/9/8/chartex" xmlns:cx2="http://schemas.microsoft.com/office/drawing/2015/10/21/chartex" xmlns:cx3="http://schemas.microsoft.com/office/drawing/2016/5/9/chartex" xmlns:cx4="http://schemas.microsoft.com/office/drawing/2016/5/10/chartex" xmlns:cx5="http://schemas.microsoft.com/office/drawing/2016/5/11/chartex" xmlns:cx6="http://schemas.microsoft.com/office/drawing/2016/5/12/chartex" xmlns:cx7="http://schemas.microsoft.com/office/drawing/2016/5/13/chartex" xmlns:cx8="http://schemas.microsoft.com/office/drawing/2016/5/14/chartex" xmlns:mc="http://schemas.openxmlformats.org/markup-compatibility/2006" xmlns:aink="http://schemas.microsoft.com/office/drawing/2016/ink" xmlns:am3d="http://schemas.microsoft.com/office/drawing/2017/model3d" xmlns:o="urn:schemas-microsoft-com:office:office" xmlns:r="http://schemas.openxmlformats.org/officeDocument/2006/relationships" xmlns:m="http://schemas.openxmlformats.org/officeDocument/2006/math" xmlns:v="urn:schemas-microsoft-com:vml" xmlns:wp14="http://schemas.microsoft.com/office/word/2010/wordprocessingDrawing" xmlns:wp="http://schemas.openxmlformats.org/drawingml/2006/wordprocessingDrawing" xmlns:w10="urn:schemas-microsoft-com:office:word" xmlns:w="http://schemas.openxmlformats.org/wordprocessingml/2006/main" xmlns:w14="http://schemas.microsoft.com/office/word/2010/wordml" xmlns:w15="http://schemas.microsoft.com/office/word/2012/wordml" xmlns:w16cid="http://schemas.microsoft.com/office/word/2016/wordml/cid" xmlns:w16se="http://schemas.microsoft.com/office/word/2015/wordml/symex" xmlns:wpg="http://schemas.microsoft.com/office/word/2010/wordprocessingGroup" xmlns:wpi="http://schemas.microsoft.com/office/word/2010/wordprocessingInk" xmlns:wne="http://schemas.microsoft.com/office/word/2006/wordml" xmlns:wps="http://schemas.microsoft.com/office/word/2010/wordprocessingShape" mc:Ignorable="w14 w15 w16se w16cid wp14">
+<w:numbering xmlns:wpc="http://schemas.microsoft.com/office/word/2010/wordprocessingCanvas" xmlns:cx="http://schemas.microsoft.com/office/drawing/2014/chartex" xmlns:cx1="http://schemas.microsoft.com/office/drawing/2015/9/8/chartex" xmlns:cx2="http://schemas.microsoft.com/office/drawing/2015/10/21/chartex" xmlns:cx3="http://schemas.microsoft.com/office/drawing/2016/5/9/chartex" xmlns:cx4="http://schemas.microsoft.com/office/drawing/2016/5/10/chartex" xmlns:cx5="http://schemas.microsoft.com/office/drawing/2016/5/11/chartex" xmlns:cx6="http://schemas.microsoft.com/office/drawing/2016/5/12/chartex" xmlns:cx7="http://schemas.microsoft.com/office/drawing/2016/5/13/chartex" xmlns:cx8="http://schemas.microsoft.com/office/drawing/2016/5/14/chartex" xmlns:mc="http://schemas.openxmlformats.org/markup-compatibility/2006" xmlns:aink="http://schemas.microsoft.com/office/drawing/2016/ink" xmlns:am3d="http://schemas.microsoft.com/office/drawing/2017/model3d" xmlns:o="urn:schemas-microsoft-com:office:office" xmlns:oel="http://schemas.microsoft.com/office/2019/extlst" xmlns:r="http://schemas.openxmlformats.org/officeDocument/2006/relationships" xmlns:m="http://schemas.openxmlformats.org/officeDocument/2006/math" xmlns:v="urn:schemas-microsoft-com:vml" xmlns:wp14="http://schemas.microsoft.com/office/word/2010/wordprocessingDrawing" xmlns:wp="http://schemas.openxmlformats.org/drawingml/2006/wordprocessingDrawing" xmlns:w10="urn:schemas-microsoft-com:office:word" xmlns:w="http://schemas.openxmlformats.org/wordprocessingml/2006/main" xmlns:w14="http://schemas.microsoft.com/office/word/2010/wordml" xmlns:w15="http://schemas.microsoft.com/office/word/2012/wordml" xmlns:w16cex="http://schemas.microsoft.com/office/word/2018/wordml/cex" xmlns:w16cid="http://schemas.microsoft.com/office/word/2016/wordml/cid" xmlns:w16="http://schemas.microsoft.com/office/word/2018/wordml" xmlns:w16du="http://schemas.microsoft.com/office/word/2023/wordml/word16du" xmlns:w16sdtdh="http://schemas.microsoft.com/office/word/2020/wordml/sdtdatahash" xmlns:w16sdtfl="http://schemas.microsoft.com/office/word/2024/wordml/sdtformatlock" xmlns:w16se="http://schemas.microsoft.com/office/word/2015/wordml/symex" xmlns:wpg="http://schemas.microsoft.com/office/word/2010/wordprocessingGroup" xmlns:wpi="http://schemas.microsoft.com/office/word/2010/wordprocessingInk" xmlns:wne="http://schemas.microsoft.com/office/word/2006/wordml" xmlns:wps="http://schemas.microsoft.com/office/word/2010/wordprocessingShape" mc:Ignorable="w14 w15 w16se w16cid w16 w16cex w16sdtdh w16sdtfl w16du wp14">
   <w:abstractNum w:abstractNumId="0" w15:restartNumberingAfterBreak="0">
     <w:nsid w:val="10651BFE"/>
     <w:multiLevelType w:val="multilevel"/>
@@ -14493,32 +15742,32 @@
       </w:pPr>
     </w:lvl>
   </w:abstractNum>
-  <w:num w:numId="1">
+  <w:num w:numId="1" w16cid:durableId="2137093659">
     <w:abstractNumId w:val="4"/>
   </w:num>
-  <w:num w:numId="2">
+  <w:num w:numId="2" w16cid:durableId="153299787">
     <w:abstractNumId w:val="0"/>
   </w:num>
-  <w:num w:numId="3">
+  <w:num w:numId="3" w16cid:durableId="740910842">
     <w:abstractNumId w:val="1"/>
   </w:num>
-  <w:num w:numId="4">
+  <w:num w:numId="4" w16cid:durableId="1921980966">
     <w:abstractNumId w:val="6"/>
   </w:num>
-  <w:num w:numId="5">
+  <w:num w:numId="5" w16cid:durableId="1183469029">
     <w:abstractNumId w:val="2"/>
   </w:num>
-  <w:num w:numId="6">
+  <w:num w:numId="6" w16cid:durableId="1141727097">
     <w:abstractNumId w:val="5"/>
   </w:num>
-  <w:num w:numId="7">
+  <w:num w:numId="7" w16cid:durableId="675575143">
     <w:abstractNumId w:val="3"/>
   </w:num>
 </w:numbering>
 </file>
 
 <file path=word/styles.xml><?xml version="1.0" encoding="utf-8"?>
-<w:styles xmlns:mc="http://schemas.openxmlformats.org/markup-compatibility/2006" xmlns:r="http://schemas.openxmlformats.org/officeDocument/2006/relationships" xmlns:w="http://schemas.openxmlformats.org/wordprocessingml/2006/main" xmlns:w14="http://schemas.microsoft.com/office/word/2010/wordml" xmlns:w15="http://schemas.microsoft.com/office/word/2012/wordml" xmlns:w16cid="http://schemas.microsoft.com/office/word/2016/wordml/cid" xmlns:w16se="http://schemas.microsoft.com/office/word/2015/wordml/symex" mc:Ignorable="w14 w15 w16se w16cid">
+<w:styles xmlns:mc="http://schemas.openxmlformats.org/markup-compatibility/2006" xmlns:r="http://schemas.openxmlformats.org/officeDocument/2006/relationships" xmlns:w="http://schemas.openxmlformats.org/wordprocessingml/2006/main" xmlns:w14="http://schemas.microsoft.com/office/word/2010/wordml" xmlns:w15="http://schemas.microsoft.com/office/word/2012/wordml" xmlns:w16cex="http://schemas.microsoft.com/office/word/2018/wordml/cex" xmlns:w16cid="http://schemas.microsoft.com/office/word/2016/wordml/cid" xmlns:w16="http://schemas.microsoft.com/office/word/2018/wordml" xmlns:w16du="http://schemas.microsoft.com/office/word/2023/wordml/word16du" xmlns:w16sdtdh="http://schemas.microsoft.com/office/word/2020/wordml/sdtdatahash" xmlns:w16sdtfl="http://schemas.microsoft.com/office/word/2024/wordml/sdtformatlock" xmlns:w16se="http://schemas.microsoft.com/office/word/2015/wordml/symex" mc:Ignorable="w14 w15 w16se w16cid w16 w16cex w16sdtdh w16sdtfl w16du">
   <w:docDefaults>
     <w:rPrDefault>
       <w:rPr>
@@ -14534,7 +15783,7 @@
       </w:pPr>
     </w:pPrDefault>
   </w:docDefaults>
-  <w:latentStyles w:defLockedState="0" w:defUIPriority="99" w:defSemiHidden="0" w:defUnhideWhenUsed="0" w:defQFormat="0" w:count="375">
+  <w:latentStyles w:defLockedState="0" w:defUIPriority="99" w:defSemiHidden="0" w:defUnhideWhenUsed="0" w:defQFormat="0" w:count="376">
     <w:lsdException w:name="Normal" w:uiPriority="0" w:qFormat="1"/>
     <w:lsdException w:name="heading 1" w:uiPriority="9" w:qFormat="1"/>
     <w:lsdException w:name="heading 2" w:uiPriority="9" w:qFormat="1"/>
@@ -14909,6 +16158,7 @@
     <w:lsdException w:name="Smart Hyperlink" w:semiHidden="1" w:unhideWhenUsed="1"/>
     <w:lsdException w:name="Hashtag" w:semiHidden="1" w:unhideWhenUsed="1"/>
     <w:lsdException w:name="Unresolved Mention" w:semiHidden="1" w:unhideWhenUsed="1"/>
+    <w:lsdException w:name="Smart Link" w:semiHidden="1" w:unhideWhenUsed="1"/>
   </w:latentStyles>
   <w:style w:type="paragraph" w:default="1" w:styleId="a">
     <w:name w:val="Normal"/>
